--- a/Files/2-nd course/4-th semester/Probability theory/Laboratory work/Lab #2/Vlad/ЛР2_Вариант6_ГордовВТ.docx
+++ b/Files/2-nd course/4-th semester/Probability theory/Laboratory work/Lab #2/Vlad/ЛР2_Вариант6_ГордовВТ.docx
@@ -294,7 +294,7 @@
     </w:p>
     <w:tbl>
       <w:tblPr>
-        <w:tblStyle w:val="TableGrid"/>
+        <w:tblStyle w:val="af"/>
         <w:tblW w:w="0" w:type="auto"/>
         <w:tblBorders>
           <w:top w:val="none" w:sz="0" w:space="0" w:color="auto"/>
@@ -397,7 +397,6 @@
         <w:jc w:val="both"/>
         <w:rPr>
           <w:szCs w:val="28"/>
-          <w:lang w:val="en-US"/>
         </w:rPr>
       </w:pPr>
     </w:p>
@@ -408,7 +407,6 @@
         <w:jc w:val="both"/>
         <w:rPr>
           <w:szCs w:val="28"/>
-          <w:lang w:val="en-US"/>
         </w:rPr>
       </w:pPr>
     </w:p>
@@ -419,7 +417,6 @@
         <w:jc w:val="both"/>
         <w:rPr>
           <w:szCs w:val="28"/>
-          <w:lang w:val="en-US"/>
         </w:rPr>
       </w:pPr>
     </w:p>
@@ -719,7 +716,6 @@
         <w:jc w:val="both"/>
         <w:rPr>
           <w:szCs w:val="28"/>
-          <w:lang w:val="en-US"/>
         </w:rPr>
       </w:pPr>
     </w:p>
@@ -811,7 +807,7 @@
     </w:p>
     <w:p>
       <w:pPr>
-        <w:pStyle w:val="ListParagraph"/>
+        <w:pStyle w:val="a4"/>
         <w:numPr>
           <w:ilvl w:val="0"/>
           <w:numId w:val="2"/>
@@ -828,10 +824,7 @@
         <w:t xml:space="preserve"> </w:t>
       </w:r>
       <w:r>
-        <w:t>ц</w:t>
-      </w:r>
-      <w:r>
-        <w:t>ентрированны</w:t>
+        <w:t>центрированны</w:t>
       </w:r>
       <w:r>
         <w:t>е</w:t>
@@ -843,21 +836,12 @@
         <w:t xml:space="preserve">е </w:t>
       </w:r>
       <w:r>
-        <w:t>ряды распределения частот</w:t>
-      </w:r>
-      <w:r>
-        <w:t xml:space="preserve"> </w:t>
-      </w:r>
-      <w:r>
-        <w:t>или относительных частот наблюдаемых значени</w:t>
-      </w:r>
-      <w:r>
-        <w:t>й. Количество интервалов подсчитать 2 способами:</w:t>
+        <w:t>ряды распределения частот или относительных частот наблюдаемых значений. Количество интервалов подсчитать 2 способами:</w:t>
       </w:r>
     </w:p>
     <w:p>
       <w:pPr>
-        <w:pStyle w:val="ListParagraph"/>
+        <w:pStyle w:val="a4"/>
         <w:numPr>
           <w:ilvl w:val="1"/>
           <w:numId w:val="2"/>
@@ -870,7 +854,7 @@
     </w:p>
     <w:p>
       <w:pPr>
-        <w:pStyle w:val="ListParagraph"/>
+        <w:pStyle w:val="a4"/>
         <w:numPr>
           <w:ilvl w:val="1"/>
           <w:numId w:val="2"/>
@@ -883,7 +867,7 @@
     </w:p>
     <w:p>
       <w:pPr>
-        <w:pStyle w:val="ListParagraph"/>
+        <w:pStyle w:val="a4"/>
         <w:numPr>
           <w:ilvl w:val="0"/>
           <w:numId w:val="2"/>
@@ -905,7 +889,7 @@
     </w:p>
     <w:p>
       <w:pPr>
-        <w:pStyle w:val="ListParagraph"/>
+        <w:pStyle w:val="a4"/>
         <w:numPr>
           <w:ilvl w:val="0"/>
           <w:numId w:val="2"/>
@@ -921,7 +905,7 @@
     </w:p>
     <w:p>
       <w:pPr>
-        <w:pStyle w:val="ListParagraph"/>
+        <w:pStyle w:val="a4"/>
         <w:numPr>
           <w:ilvl w:val="1"/>
           <w:numId w:val="2"/>
@@ -946,7 +930,7 @@
     </w:p>
     <w:p>
       <w:pPr>
-        <w:pStyle w:val="ListParagraph"/>
+        <w:pStyle w:val="a4"/>
         <w:numPr>
           <w:ilvl w:val="1"/>
           <w:numId w:val="2"/>
@@ -957,10 +941,7 @@
         <w:t xml:space="preserve">Выборочные дисперсии </w:t>
       </w:r>
       <w:r>
-        <w:t>S²</w:t>
-      </w:r>
-      <w:r>
-        <w:t>(</w:t>
+        <w:t>S²(</w:t>
       </w:r>
       <w:r>
         <w:rPr>
@@ -975,10 +956,7 @@
         <w:t xml:space="preserve"> и </w:t>
       </w:r>
       <w:r>
-        <w:t>S²</w:t>
-      </w:r>
-      <w:r>
-        <w:t>(</w:t>
+        <w:t>S²(</w:t>
       </w:r>
       <w:r>
         <w:rPr>
@@ -995,7 +973,7 @@
     </w:p>
     <w:p>
       <w:pPr>
-        <w:pStyle w:val="ListParagraph"/>
+        <w:pStyle w:val="a4"/>
         <w:numPr>
           <w:ilvl w:val="1"/>
           <w:numId w:val="2"/>
@@ -1005,7 +983,6 @@
       <w:r>
         <w:t xml:space="preserve">Выборочные средние квадратичные отклонения </w:t>
       </w:r>
-      <w:proofErr w:type="spellStart"/>
       <w:r>
         <w:rPr>
           <w:lang w:val="en-US"/>
@@ -1019,7 +996,6 @@
         </w:rPr>
         <w:t>x</w:t>
       </w:r>
-      <w:proofErr w:type="spellEnd"/>
       <w:r>
         <w:t xml:space="preserve"> </w:t>
       </w:r>
@@ -1122,7 +1098,7 @@
               <w:bottom w:val="single" w:sz="4" w:space="0" w:color="999999"/>
               <w:right w:val="single" w:sz="4" w:space="0" w:color="999999"/>
             </w:tcBorders>
-            <w:shd w:val="clear" w:color="auto" w:fill="D0E4F7"/>
+            <w:shd w:val="clear" w:color="auto" w:fill="9CC2E5" w:themeFill="accent5" w:themeFillTint="99"/>
             <w:tcMar>
               <w:top w:w="60" w:type="dxa"/>
               <w:left w:w="80" w:type="dxa"/>
@@ -1159,7 +1135,7 @@
               <w:bottom w:val="single" w:sz="4" w:space="0" w:color="999999"/>
               <w:right w:val="single" w:sz="12" w:space="0" w:color="auto"/>
             </w:tcBorders>
-            <w:shd w:val="clear" w:color="auto" w:fill="D0E4F7"/>
+            <w:shd w:val="clear" w:color="auto" w:fill="9CC2E5" w:themeFill="accent5" w:themeFillTint="99"/>
             <w:tcMar>
               <w:top w:w="60" w:type="dxa"/>
               <w:left w:w="80" w:type="dxa"/>
@@ -1196,7 +1172,7 @@
               <w:bottom w:val="single" w:sz="4" w:space="0" w:color="999999"/>
               <w:right w:val="single" w:sz="4" w:space="0" w:color="999999"/>
             </w:tcBorders>
-            <w:shd w:val="clear" w:color="auto" w:fill="D0E4F7"/>
+            <w:shd w:val="clear" w:color="auto" w:fill="9CC2E5" w:themeFill="accent5" w:themeFillTint="99"/>
             <w:tcMar>
               <w:top w:w="60" w:type="dxa"/>
               <w:left w:w="80" w:type="dxa"/>
@@ -1233,7 +1209,7 @@
               <w:bottom w:val="single" w:sz="4" w:space="0" w:color="999999"/>
               <w:right w:val="single" w:sz="12" w:space="0" w:color="auto"/>
             </w:tcBorders>
-            <w:shd w:val="clear" w:color="auto" w:fill="D0E4F7"/>
+            <w:shd w:val="clear" w:color="auto" w:fill="9CC2E5" w:themeFill="accent5" w:themeFillTint="99"/>
             <w:tcMar>
               <w:top w:w="60" w:type="dxa"/>
               <w:left w:w="80" w:type="dxa"/>
@@ -1270,7 +1246,7 @@
               <w:bottom w:val="single" w:sz="4" w:space="0" w:color="999999"/>
               <w:right w:val="single" w:sz="4" w:space="0" w:color="999999"/>
             </w:tcBorders>
-            <w:shd w:val="clear" w:color="auto" w:fill="D0E4F7"/>
+            <w:shd w:val="clear" w:color="auto" w:fill="9CC2E5" w:themeFill="accent5" w:themeFillTint="99"/>
             <w:tcMar>
               <w:top w:w="60" w:type="dxa"/>
               <w:left w:w="80" w:type="dxa"/>
@@ -1307,7 +1283,7 @@
               <w:bottom w:val="single" w:sz="4" w:space="0" w:color="999999"/>
               <w:right w:val="single" w:sz="12" w:space="0" w:color="auto"/>
             </w:tcBorders>
-            <w:shd w:val="clear" w:color="auto" w:fill="D0E4F7"/>
+            <w:shd w:val="clear" w:color="auto" w:fill="9CC2E5" w:themeFill="accent5" w:themeFillTint="99"/>
             <w:tcMar>
               <w:top w:w="60" w:type="dxa"/>
               <w:left w:w="80" w:type="dxa"/>
@@ -1344,7 +1320,7 @@
               <w:bottom w:val="single" w:sz="4" w:space="0" w:color="999999"/>
               <w:right w:val="single" w:sz="4" w:space="0" w:color="999999"/>
             </w:tcBorders>
-            <w:shd w:val="clear" w:color="auto" w:fill="D0E4F7"/>
+            <w:shd w:val="clear" w:color="auto" w:fill="9CC2E5" w:themeFill="accent5" w:themeFillTint="99"/>
             <w:tcMar>
               <w:top w:w="60" w:type="dxa"/>
               <w:left w:w="80" w:type="dxa"/>
@@ -1381,7 +1357,7 @@
               <w:bottom w:val="single" w:sz="4" w:space="0" w:color="999999"/>
               <w:right w:val="single" w:sz="12" w:space="0" w:color="auto"/>
             </w:tcBorders>
-            <w:shd w:val="clear" w:color="auto" w:fill="D0E4F7"/>
+            <w:shd w:val="clear" w:color="auto" w:fill="9CC2E5" w:themeFill="accent5" w:themeFillTint="99"/>
             <w:tcMar>
               <w:top w:w="60" w:type="dxa"/>
               <w:left w:w="80" w:type="dxa"/>
@@ -1418,7 +1394,7 @@
               <w:bottom w:val="single" w:sz="4" w:space="0" w:color="999999"/>
               <w:right w:val="single" w:sz="4" w:space="0" w:color="999999"/>
             </w:tcBorders>
-            <w:shd w:val="clear" w:color="auto" w:fill="D0E4F7"/>
+            <w:shd w:val="clear" w:color="auto" w:fill="9CC2E5" w:themeFill="accent5" w:themeFillTint="99"/>
             <w:tcMar>
               <w:top w:w="60" w:type="dxa"/>
               <w:left w:w="80" w:type="dxa"/>
@@ -1455,7 +1431,7 @@
               <w:bottom w:val="single" w:sz="4" w:space="0" w:color="999999"/>
               <w:right w:val="single" w:sz="12" w:space="0" w:color="auto"/>
             </w:tcBorders>
-            <w:shd w:val="clear" w:color="auto" w:fill="D0E4F7"/>
+            <w:shd w:val="clear" w:color="auto" w:fill="9CC2E5" w:themeFill="accent5" w:themeFillTint="99"/>
             <w:tcMar>
               <w:top w:w="60" w:type="dxa"/>
               <w:left w:w="80" w:type="dxa"/>
@@ -1492,7 +1468,7 @@
               <w:bottom w:val="single" w:sz="4" w:space="0" w:color="999999"/>
               <w:right w:val="single" w:sz="4" w:space="0" w:color="999999"/>
             </w:tcBorders>
-            <w:shd w:val="clear" w:color="auto" w:fill="D0E4F7"/>
+            <w:shd w:val="clear" w:color="auto" w:fill="9CC2E5" w:themeFill="accent5" w:themeFillTint="99"/>
             <w:tcMar>
               <w:top w:w="60" w:type="dxa"/>
               <w:left w:w="80" w:type="dxa"/>
@@ -1529,7 +1505,7 @@
               <w:bottom w:val="single" w:sz="4" w:space="0" w:color="999999"/>
               <w:right w:val="single" w:sz="4" w:space="0" w:color="999999"/>
             </w:tcBorders>
-            <w:shd w:val="clear" w:color="auto" w:fill="D0E4F7"/>
+            <w:shd w:val="clear" w:color="auto" w:fill="9CC2E5" w:themeFill="accent5" w:themeFillTint="99"/>
             <w:tcMar>
               <w:top w:w="60" w:type="dxa"/>
               <w:left w:w="80" w:type="dxa"/>
@@ -5273,26 +5249,6 @@
       <w:pPr>
         <w:spacing w:after="240"/>
       </w:pPr>
-    </w:p>
-    <w:p>
-      <w:pPr>
-        <w:spacing w:after="240"/>
-      </w:pPr>
-      <w:r>
-        <w:t xml:space="preserve">Коэффициент корреляции </w:t>
-      </w:r>
-      <w:r>
-        <w:rPr>
-          <w:lang w:val="en-US"/>
-        </w:rPr>
-        <w:t>R</w:t>
-      </w:r>
-      <w:r>
-        <w:t xml:space="preserve">6 </w:t>
-      </w:r>
-      <w:r>
-        <w:t>а) 0,678 б) 0,445 в) 0,485 г) 0,497</w:t>
-      </w:r>
     </w:p>
     <w:p>
       <w:r>
@@ -5330,7 +5286,7 @@
     </w:p>
     <w:p>
       <w:pPr>
-        <w:pStyle w:val="a"/>
+        <w:pStyle w:val="af0"/>
       </w:pPr>
       <w:r>
         <w:t>Центрированные интервальные ряды</w:t>
@@ -5338,7 +5294,7 @@
     </w:p>
     <w:p>
       <w:pPr>
-        <w:pStyle w:val="a"/>
+        <w:pStyle w:val="af0"/>
       </w:pPr>
     </w:p>
     <w:p>
@@ -5397,7 +5353,6 @@
       <w:r>
         <w:t xml:space="preserve">= </w:t>
       </w:r>
-      <w:proofErr w:type="spellStart"/>
       <w:r>
         <w:rPr>
           <w:lang w:val="en-US"/>
@@ -5411,11 +5366,9 @@
         </w:rPr>
         <w:t>max</w:t>
       </w:r>
-      <w:proofErr w:type="spellEnd"/>
       <w:r>
         <w:t xml:space="preserve"> – </w:t>
       </w:r>
-      <w:proofErr w:type="spellStart"/>
       <w:r>
         <w:rPr>
           <w:lang w:val="en-US"/>
@@ -5429,7 +5382,6 @@
         </w:rPr>
         <w:t>min</w:t>
       </w:r>
-      <w:proofErr w:type="spellEnd"/>
       <w:r>
         <w:t xml:space="preserve"> </w:t>
       </w:r>
@@ -5479,22 +5431,7 @@
         <w:t xml:space="preserve"> </w:t>
       </w:r>
       <w:r>
-        <w:t xml:space="preserve">= </w:t>
-      </w:r>
-      <w:r>
-        <w:t>82</w:t>
-      </w:r>
-      <w:r>
-        <w:t xml:space="preserve"> – </w:t>
-      </w:r>
-      <w:r>
-        <w:t>16</w:t>
-      </w:r>
-      <w:r>
-        <w:t xml:space="preserve"> = </w:t>
-      </w:r>
-      <w:r>
-        <w:t>66</w:t>
+        <w:t>= 82 – 16 = 66</w:t>
       </w:r>
     </w:p>
     <w:p>
@@ -5512,7 +5449,7 @@
     </w:p>
     <w:p>
       <w:pPr>
-        <w:pStyle w:val="ListParagraph"/>
+        <w:pStyle w:val="a4"/>
         <w:numPr>
           <w:ilvl w:val="0"/>
           <w:numId w:val="7"/>
@@ -5550,7 +5487,6 @@
       <w:r>
         <w:t xml:space="preserve">Длина интервала </w:t>
       </w:r>
-      <w:proofErr w:type="spellStart"/>
       <w:r>
         <w:rPr>
           <w:lang w:val="en-US"/>
@@ -5564,7 +5500,6 @@
         </w:rPr>
         <w:t>n</w:t>
       </w:r>
-      <w:proofErr w:type="spellEnd"/>
       <w:r>
         <w:t xml:space="preserve"> = </w:t>
       </w:r>
@@ -5592,7 +5527,6 @@
       </w:r>
     </w:p>
     <w:p>
-      <w:proofErr w:type="spellStart"/>
       <w:r>
         <w:rPr>
           <w:lang w:val="en-US"/>
@@ -5606,7 +5540,6 @@
         </w:rPr>
         <w:t>x</w:t>
       </w:r>
-      <w:proofErr w:type="spellEnd"/>
       <w:r>
         <w:rPr>
           <w:lang w:val="en-US"/>
@@ -5654,9 +5587,9 @@
     <w:p/>
     <w:tbl>
       <w:tblPr>
-        <w:tblStyle w:val="TableGrid"/>
-        <w:tblW w:w="0" w:type="auto"/>
-        <w:tblInd w:w="1069" w:type="dxa"/>
+        <w:tblStyle w:val="af"/>
+        <w:tblW w:w="7947" w:type="dxa"/>
+        <w:tblInd w:w="595" w:type="dxa"/>
         <w:tblLook w:val="04A0" w:firstRow="1" w:lastRow="0" w:firstColumn="1" w:lastColumn="0" w:noHBand="0" w:noVBand="1"/>
       </w:tblPr>
       <w:tblGrid>
@@ -5669,7 +5602,7 @@
       <w:tr>
         <w:tc>
           <w:tcPr>
-            <w:tcW w:w="2262" w:type="dxa"/>
+            <w:tcW w:w="2166" w:type="dxa"/>
             <w:shd w:val="clear" w:color="auto" w:fill="9CC2E5" w:themeFill="accent5" w:themeFillTint="99"/>
             <w:vAlign w:val="center"/>
           </w:tcPr>
@@ -5694,7 +5627,7 @@
         </w:tc>
         <w:tc>
           <w:tcPr>
-            <w:tcW w:w="1301" w:type="dxa"/>
+            <w:tcW w:w="1246" w:type="dxa"/>
             <w:shd w:val="clear" w:color="auto" w:fill="9CC2E5" w:themeFill="accent5" w:themeFillTint="99"/>
           </w:tcPr>
           <w:p>
@@ -5744,7 +5677,7 @@
         </w:tc>
         <w:tc>
           <w:tcPr>
-            <w:tcW w:w="1413" w:type="dxa"/>
+            <w:tcW w:w="1564" w:type="dxa"/>
             <w:shd w:val="clear" w:color="auto" w:fill="9CC2E5" w:themeFill="accent5" w:themeFillTint="99"/>
           </w:tcPr>
           <w:p>
@@ -5794,7 +5727,7 @@
       <w:tr>
         <w:tc>
           <w:tcPr>
-            <w:tcW w:w="2262" w:type="dxa"/>
+            <w:tcW w:w="2166" w:type="dxa"/>
             <w:vAlign w:val="center"/>
           </w:tcPr>
           <w:p>
@@ -5824,7 +5757,7 @@
         </w:tc>
         <w:tc>
           <w:tcPr>
-            <w:tcW w:w="1301" w:type="dxa"/>
+            <w:tcW w:w="1246" w:type="dxa"/>
           </w:tcPr>
           <w:p>
             <w:pPr>
@@ -5852,7 +5785,7 @@
         </w:tc>
         <w:tc>
           <w:tcPr>
-            <w:tcW w:w="1413" w:type="dxa"/>
+            <w:tcW w:w="1564" w:type="dxa"/>
             <w:vAlign w:val="center"/>
           </w:tcPr>
           <w:p>
@@ -5888,7 +5821,7 @@
       <w:tr>
         <w:tc>
           <w:tcPr>
-            <w:tcW w:w="2262" w:type="dxa"/>
+            <w:tcW w:w="2166" w:type="dxa"/>
             <w:vAlign w:val="center"/>
           </w:tcPr>
           <w:p>
@@ -5915,7 +5848,7 @@
         </w:tc>
         <w:tc>
           <w:tcPr>
-            <w:tcW w:w="1301" w:type="dxa"/>
+            <w:tcW w:w="1246" w:type="dxa"/>
           </w:tcPr>
           <w:p>
             <w:pPr>
@@ -5949,7 +5882,7 @@
         </w:tc>
         <w:tc>
           <w:tcPr>
-            <w:tcW w:w="1413" w:type="dxa"/>
+            <w:tcW w:w="1564" w:type="dxa"/>
             <w:vAlign w:val="center"/>
           </w:tcPr>
           <w:p>
@@ -5985,7 +5918,7 @@
       <w:tr>
         <w:tc>
           <w:tcPr>
-            <w:tcW w:w="2262" w:type="dxa"/>
+            <w:tcW w:w="2166" w:type="dxa"/>
             <w:vAlign w:val="center"/>
           </w:tcPr>
           <w:p>
@@ -6012,7 +5945,7 @@
         </w:tc>
         <w:tc>
           <w:tcPr>
-            <w:tcW w:w="1301" w:type="dxa"/>
+            <w:tcW w:w="1246" w:type="dxa"/>
           </w:tcPr>
           <w:p>
             <w:pPr>
@@ -6046,7 +5979,7 @@
         </w:tc>
         <w:tc>
           <w:tcPr>
-            <w:tcW w:w="1413" w:type="dxa"/>
+            <w:tcW w:w="1564" w:type="dxa"/>
             <w:vAlign w:val="center"/>
           </w:tcPr>
           <w:p>
@@ -6082,7 +6015,7 @@
       <w:tr>
         <w:tc>
           <w:tcPr>
-            <w:tcW w:w="2262" w:type="dxa"/>
+            <w:tcW w:w="2166" w:type="dxa"/>
             <w:vAlign w:val="center"/>
           </w:tcPr>
           <w:p>
@@ -6109,7 +6042,7 @@
         </w:tc>
         <w:tc>
           <w:tcPr>
-            <w:tcW w:w="1301" w:type="dxa"/>
+            <w:tcW w:w="1246" w:type="dxa"/>
           </w:tcPr>
           <w:p>
             <w:pPr>
@@ -6143,7 +6076,7 @@
         </w:tc>
         <w:tc>
           <w:tcPr>
-            <w:tcW w:w="1413" w:type="dxa"/>
+            <w:tcW w:w="1564" w:type="dxa"/>
             <w:vAlign w:val="center"/>
           </w:tcPr>
           <w:p>
@@ -6179,7 +6112,7 @@
       <w:tr>
         <w:tc>
           <w:tcPr>
-            <w:tcW w:w="2262" w:type="dxa"/>
+            <w:tcW w:w="2166" w:type="dxa"/>
             <w:vAlign w:val="center"/>
           </w:tcPr>
           <w:p>
@@ -6206,7 +6139,7 @@
         </w:tc>
         <w:tc>
           <w:tcPr>
-            <w:tcW w:w="1301" w:type="dxa"/>
+            <w:tcW w:w="1246" w:type="dxa"/>
           </w:tcPr>
           <w:p>
             <w:pPr>
@@ -6240,7 +6173,7 @@
         </w:tc>
         <w:tc>
           <w:tcPr>
-            <w:tcW w:w="1413" w:type="dxa"/>
+            <w:tcW w:w="1564" w:type="dxa"/>
             <w:vAlign w:val="center"/>
           </w:tcPr>
           <w:p>
@@ -6276,7 +6209,7 @@
     </w:tbl>
     <w:p>
       <w:pPr>
-        <w:ind w:left="1069" w:firstLine="0"/>
+        <w:ind w:left="1898" w:firstLine="0"/>
       </w:pPr>
       <w:r>
         <w:t xml:space="preserve"> </w:t>
@@ -6284,9 +6217,9 @@
     </w:p>
     <w:tbl>
       <w:tblPr>
-        <w:tblStyle w:val="TableGrid"/>
-        <w:tblW w:w="0" w:type="auto"/>
-        <w:tblInd w:w="1069" w:type="dxa"/>
+        <w:tblStyle w:val="af"/>
+        <w:tblW w:w="7947" w:type="dxa"/>
+        <w:tblInd w:w="595" w:type="dxa"/>
         <w:tblLook w:val="04A0" w:firstRow="1" w:lastRow="0" w:firstColumn="1" w:lastColumn="0" w:noHBand="0" w:noVBand="1"/>
       </w:tblPr>
       <w:tblGrid>
@@ -6443,13 +6376,7 @@
               <w:t>[</w:t>
             </w:r>
             <w:r>
-              <w:t>16;</w:t>
-            </w:r>
-            <w:r>
-              <w:t xml:space="preserve"> </w:t>
-            </w:r>
-            <w:r>
-              <w:t>29,2</w:t>
+              <w:t>16; 29,2</w:t>
             </w:r>
             <w:r>
               <w:rPr>
@@ -7013,7 +6940,7 @@
     </w:p>
     <w:p>
       <w:pPr>
-        <w:pStyle w:val="a"/>
+        <w:pStyle w:val="af0"/>
         <w:numPr>
           <w:ilvl w:val="0"/>
           <w:numId w:val="7"/>
@@ -7031,7 +6958,6 @@
       <w:r>
         <w:t xml:space="preserve"> </w:t>
       </w:r>
-      <w:proofErr w:type="spellStart"/>
       <w:r>
         <w:rPr>
           <w:lang w:val="en-US"/>
@@ -7045,7 +6971,6 @@
         </w:rPr>
         <w:t>n</w:t>
       </w:r>
-      <w:proofErr w:type="spellEnd"/>
       <w:r>
         <w:rPr>
           <w:vertAlign w:val="subscript"/>
@@ -7069,16 +6994,7 @@
         <w:t>n</w:t>
       </w:r>
       <w:r>
-        <w:t xml:space="preserve"> </w:t>
-      </w:r>
-      <w:r>
-        <w:t>/ (1 + 3</w:t>
-      </w:r>
-      <w:r>
-        <w:t>,</w:t>
-      </w:r>
-      <w:r>
-        <w:t xml:space="preserve">322 * </w:t>
+        <w:t xml:space="preserve"> / (1 + 3,322 * </w:t>
       </w:r>
       <w:r>
         <w:rPr>
@@ -7100,12 +7016,6 @@
       </w:r>
     </w:p>
     <w:p>
-      <w:pPr>
-        <w:rPr>
-          <w:lang w:val="en-US"/>
-        </w:rPr>
-      </w:pPr>
-      <w:proofErr w:type="spellStart"/>
       <w:r>
         <w:rPr>
           <w:lang w:val="en-US"/>
@@ -7119,56 +7029,20 @@
         </w:rPr>
         <w:t>x</w:t>
       </w:r>
-      <w:proofErr w:type="spellEnd"/>
-      <w:r>
-        <w:rPr>
-          <w:lang w:val="en-US"/>
-        </w:rPr>
+      <w:r>
+        <w:t xml:space="preserve"> =  4,4 / </w:t>
+      </w:r>
+      <w:r>
+        <w:t>6,907</w:t>
+      </w:r>
+      <w:r>
         <w:t xml:space="preserve"> = </w:t>
       </w:r>
       <w:r>
-        <w:rPr>
-          <w:lang w:val="en-US"/>
-        </w:rPr>
-        <w:t xml:space="preserve"> </w:t>
-      </w:r>
-      <w:r>
-        <w:rPr>
-          <w:lang w:val="en-US"/>
-        </w:rPr>
-        <w:t>4</w:t>
-      </w:r>
-      <w:r>
-        <w:rPr>
-          <w:lang w:val="en-US"/>
-        </w:rPr>
-        <w:t xml:space="preserve">,4 / </w:t>
-      </w:r>
-      <w:r>
-        <w:rPr>
-          <w:lang w:val="en-US"/>
-        </w:rPr>
-        <w:t>6,907</w:t>
-      </w:r>
-      <w:r>
-        <w:rPr>
-          <w:lang w:val="en-US"/>
-        </w:rPr>
-        <w:t xml:space="preserve"> = </w:t>
-      </w:r>
-      <w:r>
-        <w:rPr>
-          <w:lang w:val="en-US"/>
-        </w:rPr>
         <w:t>0,637</w:t>
       </w:r>
     </w:p>
     <w:p>
-      <w:pPr>
-        <w:rPr>
-          <w:lang w:val="en-US"/>
-        </w:rPr>
-      </w:pPr>
       <w:r>
         <w:rPr>
           <w:lang w:val="en-US"/>
@@ -7183,51 +7057,15 @@
         <w:t>y</w:t>
       </w:r>
       <w:r>
-        <w:rPr>
-          <w:lang w:val="en-US"/>
-        </w:rPr>
-        <w:t xml:space="preserve"> = </w:t>
-      </w:r>
-      <w:r>
-        <w:rPr>
-          <w:lang w:val="en-US"/>
-        </w:rPr>
-        <w:t xml:space="preserve"> </w:t>
-      </w:r>
-      <w:r>
-        <w:rPr>
-          <w:lang w:val="en-US"/>
-        </w:rPr>
-        <w:t>66</w:t>
-      </w:r>
-      <w:r>
-        <w:rPr>
-          <w:lang w:val="en-US"/>
-        </w:rPr>
-        <w:t xml:space="preserve"> / </w:t>
-      </w:r>
-      <w:r>
-        <w:rPr>
-          <w:lang w:val="en-US"/>
-        </w:rPr>
+        <w:t xml:space="preserve"> =  66 / </w:t>
+      </w:r>
+      <w:r>
         <w:t>6,907</w:t>
       </w:r>
       <w:r>
-        <w:rPr>
-          <w:lang w:val="en-US"/>
-        </w:rPr>
-        <w:t xml:space="preserve"> = </w:t>
-      </w:r>
-      <w:r>
-        <w:rPr>
-          <w:lang w:val="en-US"/>
-        </w:rPr>
-        <w:t>9,</w:t>
-      </w:r>
-      <w:r>
-        <w:rPr>
-          <w:lang w:val="en-US"/>
-        </w:rPr>
+        <w:t xml:space="preserve"> = 9,</w:t>
+      </w:r>
+      <w:r>
         <w:t>56</w:t>
       </w:r>
     </w:p>
@@ -7240,7 +7078,6 @@
       <w:r>
         <w:t xml:space="preserve">Левый конец 1-го интервала = </w:t>
       </w:r>
-      <w:proofErr w:type="spellStart"/>
       <w:r>
         <w:rPr>
           <w:lang w:val="en-US"/>
@@ -7254,11 +7091,9 @@
         </w:rPr>
         <w:t>min</w:t>
       </w:r>
-      <w:proofErr w:type="spellEnd"/>
       <w:r>
         <w:t xml:space="preserve"> – </w:t>
       </w:r>
-      <w:proofErr w:type="spellStart"/>
       <w:r>
         <w:rPr>
           <w:lang w:val="en-US"/>
@@ -7272,7 +7107,6 @@
         </w:rPr>
         <w:t>n</w:t>
       </w:r>
-      <w:proofErr w:type="spellEnd"/>
       <w:r>
         <w:t>/2</w:t>
       </w:r>
@@ -7288,16 +7122,7 @@
         <w:t xml:space="preserve">x: </w:t>
       </w:r>
       <w:r>
-        <w:t>5,5 – 0,</w:t>
-      </w:r>
-      <w:r>
-        <w:t>6286</w:t>
-      </w:r>
-      <w:r>
-        <w:t xml:space="preserve">/2 = </w:t>
-      </w:r>
-      <w:r>
-        <w:t>5,1857</w:t>
+        <w:t>5,5 – 0,6286/2 = 5,1857</w:t>
       </w:r>
     </w:p>
     <w:p>
@@ -7311,24 +7136,15 @@
         <w:t>y</w:t>
       </w:r>
       <w:r>
-        <w:t xml:space="preserve">: 16 – </w:t>
-      </w:r>
-      <w:r>
-        <w:t>9,4286</w:t>
-      </w:r>
-      <w:r>
-        <w:t xml:space="preserve">/2 = </w:t>
-      </w:r>
-      <w:r>
-        <w:t>11,2857</w:t>
+        <w:t>: 16 – 9,4286/2 = 11,2857</w:t>
       </w:r>
     </w:p>
     <w:p/>
     <w:tbl>
       <w:tblPr>
-        <w:tblStyle w:val="TableGrid"/>
+        <w:tblStyle w:val="af"/>
         <w:tblW w:w="0" w:type="auto"/>
-        <w:tblInd w:w="1069" w:type="dxa"/>
+        <w:jc w:val="center"/>
         <w:tblLook w:val="04A0" w:firstRow="1" w:lastRow="0" w:firstColumn="1" w:lastColumn="0" w:noHBand="0" w:noVBand="1"/>
       </w:tblPr>
       <w:tblGrid>
@@ -7339,6 +7155,9 @@
         <w:gridCol w:w="1407"/>
       </w:tblGrid>
       <w:tr>
+        <w:trPr>
+          <w:jc w:val="center"/>
+        </w:trPr>
         <w:tc>
           <w:tcPr>
             <w:tcW w:w="0" w:type="auto"/>
@@ -7464,6 +7283,9 @@
         </w:tc>
       </w:tr>
       <w:tr>
+        <w:trPr>
+          <w:jc w:val="center"/>
+        </w:trPr>
         <w:tc>
           <w:tcPr>
             <w:tcW w:w="0" w:type="auto"/>
@@ -7576,6 +7398,9 @@
         </w:tc>
       </w:tr>
       <w:tr>
+        <w:trPr>
+          <w:jc w:val="center"/>
+        </w:trPr>
         <w:tc>
           <w:tcPr>
             <w:tcW w:w="0" w:type="auto"/>
@@ -7679,6 +7504,9 @@
         </w:tc>
       </w:tr>
       <w:tr>
+        <w:trPr>
+          <w:jc w:val="center"/>
+        </w:trPr>
         <w:tc>
           <w:tcPr>
             <w:tcW w:w="0" w:type="auto"/>
@@ -7782,6 +7610,9 @@
         </w:tc>
       </w:tr>
       <w:tr>
+        <w:trPr>
+          <w:jc w:val="center"/>
+        </w:trPr>
         <w:tc>
           <w:tcPr>
             <w:tcW w:w="0" w:type="auto"/>
@@ -7885,6 +7716,9 @@
         </w:tc>
       </w:tr>
       <w:tr>
+        <w:trPr>
+          <w:jc w:val="center"/>
+        </w:trPr>
         <w:tc>
           <w:tcPr>
             <w:tcW w:w="0" w:type="auto"/>
@@ -7988,6 +7822,9 @@
         </w:tc>
       </w:tr>
       <w:tr>
+        <w:trPr>
+          <w:jc w:val="center"/>
+        </w:trPr>
         <w:tc>
           <w:tcPr>
             <w:tcW w:w="0" w:type="auto"/>
@@ -8101,6 +7938,9 @@
         </w:tc>
       </w:tr>
       <w:tr>
+        <w:trPr>
+          <w:jc w:val="center"/>
+        </w:trPr>
         <w:tc>
           <w:tcPr>
             <w:tcW w:w="0" w:type="auto"/>
@@ -8214,6 +8054,9 @@
         </w:tc>
       </w:tr>
       <w:tr>
+        <w:trPr>
+          <w:jc w:val="center"/>
+        </w:trPr>
         <w:tc>
           <w:tcPr>
             <w:tcW w:w="0" w:type="auto"/>
@@ -8327,7 +8170,7 @@
     <w:p/>
     <w:tbl>
       <w:tblPr>
-        <w:tblStyle w:val="TableGrid"/>
+        <w:tblStyle w:val="af"/>
         <w:tblW w:w="0" w:type="auto"/>
         <w:tblInd w:w="1069" w:type="dxa"/>
         <w:tblLook w:val="04A0" w:firstRow="1" w:lastRow="0" w:firstColumn="1" w:lastColumn="0" w:noHBand="0" w:noVBand="1"/>
@@ -9383,7 +9226,7 @@
     </w:tbl>
     <w:p>
       <w:pPr>
-        <w:pStyle w:val="a"/>
+        <w:pStyle w:val="af0"/>
         <w:ind w:firstLine="0"/>
       </w:pPr>
     </w:p>
@@ -9402,7 +9245,7 @@
     </w:p>
     <w:p>
       <w:pPr>
-        <w:pStyle w:val="a"/>
+        <w:pStyle w:val="af0"/>
       </w:pPr>
       <w:r>
         <w:lastRenderedPageBreak/>
@@ -9411,7 +9254,7 @@
     </w:p>
     <w:p>
       <w:pPr>
-        <w:pStyle w:val="a"/>
+        <w:pStyle w:val="af0"/>
       </w:pPr>
     </w:p>
     <w:p>
@@ -9440,7 +9283,7 @@
     </w:p>
     <w:p>
       <w:pPr>
-        <w:pStyle w:val="a1"/>
+        <w:pStyle w:val="af3"/>
         <w:keepNext/>
       </w:pPr>
       <w:r>
@@ -9467,30 +9310,20 @@
     </w:p>
     <w:p>
       <w:pPr>
-        <w:pStyle w:val="Caption"/>
+        <w:pStyle w:val="af2"/>
         <w:jc w:val="center"/>
       </w:pPr>
       <w:r>
         <w:t xml:space="preserve">Рисунок </w:t>
       </w:r>
-      <w:r>
-        <w:fldChar w:fldCharType="begin"/>
-      </w:r>
-      <w:r>
-        <w:instrText xml:space="preserve"> SEQ Рисунок \* ARABIC </w:instrText>
-      </w:r>
-      <w:r>
-        <w:fldChar w:fldCharType="separate"/>
-      </w:r>
-      <w:r>
-        <w:rPr>
-          <w:noProof/>
-        </w:rPr>
-        <w:t>1</w:t>
-      </w:r>
-      <w:r>
-        <w:fldChar w:fldCharType="end"/>
-      </w:r>
+      <w:fldSimple w:instr=" SEQ Рисунок \* ARABIC ">
+        <w:r>
+          <w:rPr>
+            <w:noProof/>
+          </w:rPr>
+          <w:t>1</w:t>
+        </w:r>
+      </w:fldSimple>
       <w:r>
         <w:t xml:space="preserve"> — Гистограмма СВ</w:t>
       </w:r>
@@ -9512,7 +9345,7 @@
     </w:p>
     <w:p>
       <w:pPr>
-        <w:pStyle w:val="a1"/>
+        <w:pStyle w:val="af3"/>
         <w:keepNext/>
       </w:pPr>
       <w:r>
@@ -9539,17 +9372,11 @@
     </w:p>
     <w:p>
       <w:pPr>
-        <w:pStyle w:val="Caption"/>
+        <w:pStyle w:val="af2"/>
         <w:jc w:val="center"/>
       </w:pPr>
       <w:r>
-        <w:t xml:space="preserve">Рисунок </w:t>
-      </w:r>
-      <w:r>
-        <w:t>2</w:t>
-      </w:r>
-      <w:r>
-        <w:t xml:space="preserve"> — Гистограмма СВ</w:t>
+        <w:t>Рисунок 2 — Гистограмма СВ</w:t>
       </w:r>
       <w:r>
         <w:t xml:space="preserve"> </w:t>
@@ -9569,18 +9396,18 @@
     </w:p>
     <w:p>
       <w:pPr>
-        <w:pStyle w:val="Caption"/>
+        <w:pStyle w:val="af2"/>
         <w:jc w:val="center"/>
       </w:pPr>
     </w:p>
     <w:p>
       <w:pPr>
-        <w:pStyle w:val="a1"/>
+        <w:pStyle w:val="af3"/>
       </w:pPr>
     </w:p>
     <w:p>
       <w:pPr>
-        <w:pStyle w:val="a1"/>
+        <w:pStyle w:val="af3"/>
         <w:keepNext/>
       </w:pPr>
       <w:r>
@@ -9608,7 +9435,7 @@
     </w:p>
     <w:p>
       <w:pPr>
-        <w:pStyle w:val="Caption"/>
+        <w:pStyle w:val="af2"/>
         <w:jc w:val="center"/>
       </w:pPr>
       <w:r>
@@ -9633,23 +9460,17 @@
         <w:t xml:space="preserve"> </w:t>
       </w:r>
       <w:r>
-        <w:t>(</w:t>
-      </w:r>
-      <w:r>
-        <w:t>формула Стерджеса</w:t>
-      </w:r>
-      <w:r>
-        <w:t>)</w:t>
+        <w:t>(формула Стерджеса)</w:t>
       </w:r>
     </w:p>
     <w:p>
       <w:pPr>
-        <w:pStyle w:val="a1"/>
+        <w:pStyle w:val="af3"/>
         <w:keepNext/>
       </w:pPr>
       <w:r>
         <w:drawing>
-          <wp:inline distT="0" distB="0" distL="0" distR="0" wp14:anchorId="2615177F" wp14:editId="1233265A">
+          <wp:inline distT="0" distB="0" distL="0" distR="0" wp14:anchorId="2615177F" wp14:editId="6126BBCB">
             <wp:extent cx="4564380" cy="2731770"/>
             <wp:effectExtent l="0" t="0" r="7620" b="11430"/>
             <wp:docPr id="1873165493" name="Chart 1">
@@ -9671,14 +9492,11 @@
     </w:p>
     <w:p>
       <w:pPr>
-        <w:pStyle w:val="Caption"/>
+        <w:pStyle w:val="af2"/>
         <w:jc w:val="center"/>
       </w:pPr>
       <w:r>
-        <w:t xml:space="preserve">Рисунок 4 </w:t>
-      </w:r>
-      <w:r>
-        <w:t>— Гистограмма СВ</w:t>
+        <w:t>Рисунок 4 — Гистограмма СВ</w:t>
       </w:r>
       <w:r>
         <w:t xml:space="preserve"> </w:t>
@@ -9701,7 +9519,7 @@
     </w:p>
     <w:p>
       <w:pPr>
-        <w:pStyle w:val="a"/>
+        <w:pStyle w:val="af0"/>
       </w:pPr>
       <w:r>
         <w:lastRenderedPageBreak/>
@@ -9710,7 +9528,7 @@
     </w:p>
     <w:p>
       <w:pPr>
-        <w:pStyle w:val="a"/>
+        <w:pStyle w:val="af0"/>
       </w:pPr>
     </w:p>
     <w:p>
@@ -9719,220 +9537,4244 @@
         <w:jc w:val="both"/>
       </w:pPr>
       <w:r>
-        <w:t>Указанные числовые характеристики</w:t>
-      </w:r>
-      <w:r>
-        <w:t xml:space="preserve"> </w:t>
-      </w:r>
-      <w:r>
-        <w:t>д</w:t>
-      </w:r>
-      <w:r>
-        <w:t>ля двух способов определения количества интервалов</w:t>
-      </w:r>
-      <w:r>
-        <w:t xml:space="preserve"> </w:t>
-      </w:r>
-      <w:r>
-        <w:t>вычисляются с</w:t>
-      </w:r>
-      <w:r>
-        <w:t>ледующим образом</w:t>
-      </w:r>
-      <w:r>
-        <w:t>:</w:t>
+        <w:t>Для каждой случайной величины вычисляются основные числовые характеристики с помощью следующих формул:</w:t>
       </w:r>
     </w:p>
     <w:p>
       <w:pPr>
-        <w:pStyle w:val="ListParagraph"/>
-        <w:numPr>
-          <w:ilvl w:val="0"/>
-          <w:numId w:val="3"/>
-        </w:numPr>
         <w:spacing w:before="60" w:after="200"/>
+        <w:ind w:left="708" w:firstLine="0"/>
+        <w:rPr>
+          <w:b/>
+          <w:bCs/>
+        </w:rPr>
       </w:pPr>
       <w:r>
-        <w:t>Выборочное среднее значение</w:t>
-      </w:r>
-      <w:r>
-        <w:t>:</w:t>
-      </w:r>
-      <w:r>
-        <w:t xml:space="preserve"> </w:t>
+        <w:rPr>
+          <w:b/>
+          <w:bCs/>
+        </w:rPr>
+        <w:t xml:space="preserve">Выборочное среднее  </w:t>
+      </w:r>
+      <m:oMath>
+        <m:acc>
+          <m:accPr>
+            <m:chr m:val="̅"/>
+            <m:ctrlPr>
+              <w:rPr>
+                <w:rFonts w:ascii="Cambria Math" w:hAnsi="Cambria Math"/>
+                <w:b/>
+                <w:bCs/>
+              </w:rPr>
+            </m:ctrlPr>
+          </m:accPr>
+          <m:e>
+            <m:r>
+              <m:rPr>
+                <m:sty m:val="bi"/>
+              </m:rPr>
+              <w:rPr>
+                <w:rFonts w:ascii="Cambria Math" w:hAnsi="Cambria Math"/>
+              </w:rPr>
+              <m:t>x</m:t>
+            </m:r>
+          </m:e>
+        </m:acc>
+        <m:r>
+          <m:rPr>
+            <m:sty m:val="bi"/>
+          </m:rPr>
+          <w:rPr>
+            <w:rFonts w:ascii="Cambria Math" w:hAnsi="Cambria Math"/>
+          </w:rPr>
+          <m:t>=</m:t>
+        </m:r>
+        <m:f>
+          <m:fPr>
+            <m:ctrlPr>
+              <w:rPr>
+                <w:rFonts w:ascii="Cambria Math" w:hAnsi="Cambria Math"/>
+                <w:b/>
+                <w:bCs/>
+              </w:rPr>
+            </m:ctrlPr>
+          </m:fPr>
+          <m:num>
+            <m:r>
+              <m:rPr>
+                <m:sty m:val="bi"/>
+              </m:rPr>
+              <w:rPr>
+                <w:rFonts w:ascii="Cambria Math" w:hAnsi="Cambria Math"/>
+              </w:rPr>
+              <m:t>1</m:t>
+            </m:r>
+            <m:ctrlPr>
+              <w:rPr>
+                <w:rFonts w:ascii="Cambria Math" w:hAnsi="Cambria Math"/>
+                <w:b/>
+                <w:bCs/>
+                <w:i/>
+              </w:rPr>
+            </m:ctrlPr>
+          </m:num>
+          <m:den>
+            <m:r>
+              <m:rPr>
+                <m:sty m:val="bi"/>
+              </m:rPr>
+              <w:rPr>
+                <w:rFonts w:ascii="Cambria Math" w:hAnsi="Cambria Math"/>
+              </w:rPr>
+              <m:t>n</m:t>
+            </m:r>
+            <m:ctrlPr>
+              <w:rPr>
+                <w:rFonts w:ascii="Cambria Math" w:hAnsi="Cambria Math"/>
+                <w:b/>
+                <w:bCs/>
+                <w:i/>
+              </w:rPr>
+            </m:ctrlPr>
+          </m:den>
+        </m:f>
+        <m:nary>
+          <m:naryPr>
+            <m:chr m:val="∑"/>
+            <m:ctrlPr>
+              <w:rPr>
+                <w:rFonts w:ascii="Cambria Math" w:hAnsi="Cambria Math"/>
+                <w:b/>
+                <w:bCs/>
+              </w:rPr>
+            </m:ctrlPr>
+          </m:naryPr>
+          <m:sub>
+            <m:r>
+              <m:rPr>
+                <m:sty m:val="bi"/>
+              </m:rPr>
+              <w:rPr>
+                <w:rFonts w:ascii="Cambria Math" w:hAnsi="Cambria Math"/>
+              </w:rPr>
+              <m:t>i=1</m:t>
+            </m:r>
+            <m:ctrlPr>
+              <w:rPr>
+                <w:rFonts w:ascii="Cambria Math" w:hAnsi="Cambria Math"/>
+                <w:b/>
+                <w:bCs/>
+                <w:i/>
+              </w:rPr>
+            </m:ctrlPr>
+          </m:sub>
+          <m:sup>
+            <m:r>
+              <m:rPr>
+                <m:sty m:val="bi"/>
+              </m:rPr>
+              <w:rPr>
+                <w:rFonts w:ascii="Cambria Math" w:hAnsi="Cambria Math"/>
+              </w:rPr>
+              <m:t>K</m:t>
+            </m:r>
+            <m:ctrlPr>
+              <w:rPr>
+                <w:rFonts w:ascii="Cambria Math" w:hAnsi="Cambria Math"/>
+                <w:b/>
+                <w:bCs/>
+                <w:i/>
+              </w:rPr>
+            </m:ctrlPr>
+          </m:sup>
+          <m:e>
+            <m:sSub>
+              <m:sSubPr>
+                <m:ctrlPr>
+                  <w:rPr>
+                    <w:rFonts w:ascii="Cambria Math" w:hAnsi="Cambria Math"/>
+                    <w:b/>
+                    <w:bCs/>
+                    <w:i/>
+                  </w:rPr>
+                </m:ctrlPr>
+              </m:sSubPr>
+              <m:e>
+                <m:r>
+                  <m:rPr>
+                    <m:sty m:val="bi"/>
+                  </m:rPr>
+                  <w:rPr>
+                    <w:rFonts w:ascii="Cambria Math" w:hAnsi="Cambria Math"/>
+                  </w:rPr>
+                  <m:t>m</m:t>
+                </m:r>
+              </m:e>
+              <m:sub>
+                <m:r>
+                  <m:rPr>
+                    <m:sty m:val="bi"/>
+                  </m:rPr>
+                  <w:rPr>
+                    <w:rFonts w:ascii="Cambria Math" w:hAnsi="Cambria Math"/>
+                  </w:rPr>
+                  <m:t>i</m:t>
+                </m:r>
+              </m:sub>
+            </m:sSub>
+            <m:sSub>
+              <m:sSubPr>
+                <m:ctrlPr>
+                  <w:rPr>
+                    <w:rFonts w:ascii="Cambria Math" w:hAnsi="Cambria Math"/>
+                    <w:b/>
+                    <w:bCs/>
+                    <w:i/>
+                  </w:rPr>
+                </m:ctrlPr>
+              </m:sSubPr>
+              <m:e>
+                <m:r>
+                  <m:rPr>
+                    <m:sty m:val="bi"/>
+                  </m:rPr>
+                  <w:rPr>
+                    <w:rFonts w:ascii="Cambria Math" w:hAnsi="Cambria Math"/>
+                  </w:rPr>
+                  <m:t>u</m:t>
+                </m:r>
+              </m:e>
+              <m:sub>
+                <m:r>
+                  <m:rPr>
+                    <m:sty m:val="bi"/>
+                  </m:rPr>
+                  <w:rPr>
+                    <w:rFonts w:ascii="Cambria Math" w:hAnsi="Cambria Math"/>
+                  </w:rPr>
+                  <m:t>i</m:t>
+                </m:r>
+              </m:sub>
+            </m:sSub>
+            <m:ctrlPr>
+              <w:rPr>
+                <w:rFonts w:ascii="Cambria Math" w:hAnsi="Cambria Math"/>
+                <w:b/>
+                <w:bCs/>
+                <w:i/>
+              </w:rPr>
+            </m:ctrlPr>
+          </m:e>
+        </m:nary>
+      </m:oMath>
+      <w:r>
+        <w:rPr>
+          <w:b/>
+          <w:bCs/>
+        </w:rPr>
+        <w:t>;</w:t>
       </w:r>
     </w:p>
     <w:p>
       <w:pPr>
-        <w:pStyle w:val="ListParagraph"/>
+        <w:spacing w:before="60" w:after="200"/>
+        <w:ind w:left="708" w:firstLine="0"/>
+        <w:rPr>
+          <w:b/>
+          <w:bCs/>
+        </w:rPr>
+      </w:pPr>
+      <w:r>
+        <w:rPr>
+          <w:b/>
+          <w:bCs/>
+        </w:rPr>
+        <w:t xml:space="preserve">Выборочная дисперсия </w:t>
+      </w:r>
+      <m:oMath>
+        <m:sSup>
+          <m:sSupPr>
+            <m:ctrlPr>
+              <w:rPr>
+                <w:rFonts w:ascii="Cambria Math" w:hAnsi="Cambria Math"/>
+                <w:b/>
+                <w:bCs/>
+                <w:i/>
+              </w:rPr>
+            </m:ctrlPr>
+          </m:sSupPr>
+          <m:e>
+            <m:r>
+              <m:rPr>
+                <m:sty m:val="bi"/>
+              </m:rPr>
+              <w:rPr>
+                <w:rFonts w:ascii="Cambria Math" w:hAnsi="Cambria Math"/>
+              </w:rPr>
+              <m:t>S</m:t>
+            </m:r>
+          </m:e>
+          <m:sup>
+            <m:r>
+              <m:rPr>
+                <m:sty m:val="bi"/>
+              </m:rPr>
+              <w:rPr>
+                <w:rFonts w:ascii="Cambria Math" w:hAnsi="Cambria Math"/>
+              </w:rPr>
+              <m:t>2</m:t>
+            </m:r>
+          </m:sup>
+        </m:sSup>
+        <m:r>
+          <m:rPr>
+            <m:sty m:val="bi"/>
+          </m:rPr>
+          <w:rPr>
+            <w:rFonts w:ascii="Cambria Math" w:hAnsi="Cambria Math"/>
+          </w:rPr>
+          <m:t>=</m:t>
+        </m:r>
+        <m:f>
+          <m:fPr>
+            <m:ctrlPr>
+              <w:rPr>
+                <w:rFonts w:ascii="Cambria Math" w:hAnsi="Cambria Math"/>
+                <w:b/>
+                <w:bCs/>
+              </w:rPr>
+            </m:ctrlPr>
+          </m:fPr>
+          <m:num>
+            <m:r>
+              <m:rPr>
+                <m:sty m:val="bi"/>
+              </m:rPr>
+              <w:rPr>
+                <w:rFonts w:ascii="Cambria Math" w:hAnsi="Cambria Math"/>
+              </w:rPr>
+              <m:t>1</m:t>
+            </m:r>
+            <m:ctrlPr>
+              <w:rPr>
+                <w:rFonts w:ascii="Cambria Math" w:hAnsi="Cambria Math"/>
+                <w:b/>
+                <w:bCs/>
+                <w:i/>
+              </w:rPr>
+            </m:ctrlPr>
+          </m:num>
+          <m:den>
+            <m:r>
+              <m:rPr>
+                <m:sty m:val="bi"/>
+              </m:rPr>
+              <w:rPr>
+                <w:rFonts w:ascii="Cambria Math" w:hAnsi="Cambria Math"/>
+              </w:rPr>
+              <m:t>n-1</m:t>
+            </m:r>
+            <m:ctrlPr>
+              <w:rPr>
+                <w:rFonts w:ascii="Cambria Math" w:hAnsi="Cambria Math"/>
+                <w:b/>
+                <w:bCs/>
+                <w:i/>
+              </w:rPr>
+            </m:ctrlPr>
+          </m:den>
+        </m:f>
+        <m:nary>
+          <m:naryPr>
+            <m:chr m:val="∑"/>
+            <m:ctrlPr>
+              <w:rPr>
+                <w:rFonts w:ascii="Cambria Math" w:hAnsi="Cambria Math"/>
+                <w:b/>
+                <w:bCs/>
+              </w:rPr>
+            </m:ctrlPr>
+          </m:naryPr>
+          <m:sub>
+            <m:r>
+              <m:rPr>
+                <m:sty m:val="bi"/>
+              </m:rPr>
+              <w:rPr>
+                <w:rFonts w:ascii="Cambria Math" w:hAnsi="Cambria Math"/>
+              </w:rPr>
+              <m:t>i=1</m:t>
+            </m:r>
+            <m:ctrlPr>
+              <w:rPr>
+                <w:rFonts w:ascii="Cambria Math" w:hAnsi="Cambria Math"/>
+                <w:b/>
+                <w:bCs/>
+                <w:i/>
+              </w:rPr>
+            </m:ctrlPr>
+          </m:sub>
+          <m:sup>
+            <m:r>
+              <m:rPr>
+                <m:sty m:val="bi"/>
+              </m:rPr>
+              <w:rPr>
+                <w:rFonts w:ascii="Cambria Math" w:hAnsi="Cambria Math"/>
+              </w:rPr>
+              <m:t>K</m:t>
+            </m:r>
+            <m:ctrlPr>
+              <w:rPr>
+                <w:rFonts w:ascii="Cambria Math" w:hAnsi="Cambria Math"/>
+                <w:b/>
+                <w:bCs/>
+                <w:i/>
+              </w:rPr>
+            </m:ctrlPr>
+          </m:sup>
+          <m:e>
+            <m:sSup>
+              <m:sSupPr>
+                <m:ctrlPr>
+                  <w:rPr>
+                    <w:rFonts w:ascii="Cambria Math" w:hAnsi="Cambria Math"/>
+                    <w:b/>
+                    <w:bCs/>
+                    <w:i/>
+                  </w:rPr>
+                </m:ctrlPr>
+              </m:sSupPr>
+              <m:e>
+                <m:sSub>
+                  <m:sSubPr>
+                    <m:ctrlPr>
+                      <w:rPr>
+                        <w:rFonts w:ascii="Cambria Math" w:hAnsi="Cambria Math"/>
+                        <w:b/>
+                        <w:bCs/>
+                        <w:i/>
+                      </w:rPr>
+                    </m:ctrlPr>
+                  </m:sSubPr>
+                  <m:e>
+                    <m:r>
+                      <m:rPr>
+                        <m:sty m:val="bi"/>
+                      </m:rPr>
+                      <w:rPr>
+                        <w:rFonts w:ascii="Cambria Math" w:hAnsi="Cambria Math"/>
+                      </w:rPr>
+                      <m:t>m</m:t>
+                    </m:r>
+                  </m:e>
+                  <m:sub>
+                    <m:r>
+                      <m:rPr>
+                        <m:sty m:val="bi"/>
+                      </m:rPr>
+                      <w:rPr>
+                        <w:rFonts w:ascii="Cambria Math" w:hAnsi="Cambria Math"/>
+                      </w:rPr>
+                      <m:t>i</m:t>
+                    </m:r>
+                  </m:sub>
+                </m:sSub>
+                <m:d>
+                  <m:dPr>
+                    <m:ctrlPr>
+                      <w:rPr>
+                        <w:rFonts w:ascii="Cambria Math" w:hAnsi="Cambria Math"/>
+                        <w:b/>
+                        <w:bCs/>
+                        <w:i/>
+                      </w:rPr>
+                    </m:ctrlPr>
+                  </m:dPr>
+                  <m:e>
+                    <m:sSub>
+                      <m:sSubPr>
+                        <m:ctrlPr>
+                          <w:rPr>
+                            <w:rFonts w:ascii="Cambria Math" w:hAnsi="Cambria Math"/>
+                            <w:b/>
+                            <w:bCs/>
+                            <w:i/>
+                          </w:rPr>
+                        </m:ctrlPr>
+                      </m:sSubPr>
+                      <m:e>
+                        <m:r>
+                          <m:rPr>
+                            <m:sty m:val="bi"/>
+                          </m:rPr>
+                          <w:rPr>
+                            <w:rFonts w:ascii="Cambria Math" w:hAnsi="Cambria Math"/>
+                          </w:rPr>
+                          <m:t>u</m:t>
+                        </m:r>
+                      </m:e>
+                      <m:sub>
+                        <m:r>
+                          <m:rPr>
+                            <m:sty m:val="bi"/>
+                          </m:rPr>
+                          <w:rPr>
+                            <w:rFonts w:ascii="Cambria Math" w:hAnsi="Cambria Math"/>
+                          </w:rPr>
+                          <m:t>i</m:t>
+                        </m:r>
+                      </m:sub>
+                    </m:sSub>
+                    <m:r>
+                      <m:rPr>
+                        <m:sty m:val="bi"/>
+                      </m:rPr>
+                      <w:rPr>
+                        <w:rFonts w:ascii="Cambria Math" w:hAnsi="Cambria Math"/>
+                      </w:rPr>
+                      <m:t>-</m:t>
+                    </m:r>
+                    <m:acc>
+                      <m:accPr>
+                        <m:chr m:val="̅"/>
+                        <m:ctrlPr>
+                          <w:rPr>
+                            <w:rFonts w:ascii="Cambria Math" w:hAnsi="Cambria Math"/>
+                            <w:b/>
+                            <w:bCs/>
+                          </w:rPr>
+                        </m:ctrlPr>
+                      </m:accPr>
+                      <m:e>
+                        <m:r>
+                          <m:rPr>
+                            <m:sty m:val="bi"/>
+                          </m:rPr>
+                          <w:rPr>
+                            <w:rFonts w:ascii="Cambria Math" w:hAnsi="Cambria Math"/>
+                          </w:rPr>
+                          <m:t>x</m:t>
+                        </m:r>
+                      </m:e>
+                    </m:acc>
+                  </m:e>
+                </m:d>
+              </m:e>
+              <m:sup>
+                <m:r>
+                  <m:rPr>
+                    <m:sty m:val="bi"/>
+                  </m:rPr>
+                  <w:rPr>
+                    <w:rFonts w:ascii="Cambria Math" w:hAnsi="Cambria Math"/>
+                  </w:rPr>
+                  <m:t>2</m:t>
+                </m:r>
+              </m:sup>
+            </m:sSup>
+            <m:ctrlPr>
+              <w:rPr>
+                <w:rFonts w:ascii="Cambria Math" w:hAnsi="Cambria Math"/>
+                <w:b/>
+                <w:bCs/>
+                <w:i/>
+              </w:rPr>
+            </m:ctrlPr>
+          </m:e>
+        </m:nary>
+      </m:oMath>
+      <w:r>
+        <w:rPr>
+          <w:b/>
+          <w:bCs/>
+        </w:rPr>
+        <w:t>;</w:t>
+      </w:r>
+    </w:p>
+    <w:p>
+      <w:pPr>
+        <w:spacing w:before="60" w:after="200"/>
+        <w:ind w:left="708" w:firstLine="0"/>
+        <w:rPr>
+          <w:b/>
+          <w:bCs/>
+        </w:rPr>
+      </w:pPr>
+      <w:r>
+        <w:rPr>
+          <w:b/>
+          <w:bCs/>
+        </w:rPr>
+        <w:t xml:space="preserve">Выборочное стандартное отклонение </w:t>
+      </w:r>
+      <m:oMath>
+        <m:r>
+          <m:rPr>
+            <m:sty m:val="bi"/>
+          </m:rPr>
+          <w:rPr>
+            <w:rFonts w:ascii="Cambria Math" w:hAnsi="Cambria Math"/>
+          </w:rPr>
+          <m:t>S=</m:t>
+        </m:r>
+        <m:rad>
+          <m:radPr>
+            <m:degHide m:val="1"/>
+            <m:ctrlPr>
+              <w:rPr>
+                <w:rFonts w:ascii="Cambria Math" w:hAnsi="Cambria Math"/>
+                <w:b/>
+                <w:bCs/>
+              </w:rPr>
+            </m:ctrlPr>
+          </m:radPr>
+          <m:deg>
+            <m:ctrlPr>
+              <w:rPr>
+                <w:rFonts w:ascii="Cambria Math" w:hAnsi="Cambria Math"/>
+                <w:b/>
+                <w:bCs/>
+                <w:i/>
+              </w:rPr>
+            </m:ctrlPr>
+          </m:deg>
+          <m:e>
+            <m:sSup>
+              <m:sSupPr>
+                <m:ctrlPr>
+                  <w:rPr>
+                    <w:rFonts w:ascii="Cambria Math" w:hAnsi="Cambria Math"/>
+                    <w:b/>
+                    <w:bCs/>
+                    <w:i/>
+                  </w:rPr>
+                </m:ctrlPr>
+              </m:sSupPr>
+              <m:e>
+                <m:r>
+                  <m:rPr>
+                    <m:sty m:val="bi"/>
+                  </m:rPr>
+                  <w:rPr>
+                    <w:rFonts w:ascii="Cambria Math" w:hAnsi="Cambria Math"/>
+                  </w:rPr>
+                  <m:t>S</m:t>
+                </m:r>
+              </m:e>
+              <m:sup>
+                <m:r>
+                  <m:rPr>
+                    <m:sty m:val="bi"/>
+                  </m:rPr>
+                  <w:rPr>
+                    <w:rFonts w:ascii="Cambria Math" w:hAnsi="Cambria Math"/>
+                  </w:rPr>
+                  <m:t>2</m:t>
+                </m:r>
+              </m:sup>
+            </m:sSup>
+          </m:e>
+        </m:rad>
+        <m:r>
+          <m:rPr>
+            <m:sty m:val="bi"/>
+          </m:rPr>
+          <w:rPr>
+            <w:rFonts w:ascii="Cambria Math" w:hAnsi="Cambria Math"/>
+          </w:rPr>
+          <m:t>=</m:t>
+        </m:r>
+        <m:rad>
+          <m:radPr>
+            <m:degHide m:val="1"/>
+            <m:ctrlPr>
+              <w:rPr>
+                <w:rFonts w:ascii="Cambria Math" w:hAnsi="Cambria Math"/>
+                <w:b/>
+                <w:bCs/>
+              </w:rPr>
+            </m:ctrlPr>
+          </m:radPr>
+          <m:deg>
+            <m:ctrlPr>
+              <w:rPr>
+                <w:rFonts w:ascii="Cambria Math" w:hAnsi="Cambria Math"/>
+                <w:b/>
+                <w:bCs/>
+                <w:i/>
+              </w:rPr>
+            </m:ctrlPr>
+          </m:deg>
+          <m:e>
+            <m:f>
+              <m:fPr>
+                <m:ctrlPr>
+                  <w:rPr>
+                    <w:rFonts w:ascii="Cambria Math" w:hAnsi="Cambria Math"/>
+                    <w:b/>
+                    <w:bCs/>
+                  </w:rPr>
+                </m:ctrlPr>
+              </m:fPr>
+              <m:num>
+                <m:r>
+                  <m:rPr>
+                    <m:sty m:val="bi"/>
+                  </m:rPr>
+                  <w:rPr>
+                    <w:rFonts w:ascii="Cambria Math" w:hAnsi="Cambria Math"/>
+                  </w:rPr>
+                  <m:t>1</m:t>
+                </m:r>
+                <m:ctrlPr>
+                  <w:rPr>
+                    <w:rFonts w:ascii="Cambria Math" w:hAnsi="Cambria Math"/>
+                    <w:b/>
+                    <w:bCs/>
+                    <w:i/>
+                  </w:rPr>
+                </m:ctrlPr>
+              </m:num>
+              <m:den>
+                <m:r>
+                  <m:rPr>
+                    <m:sty m:val="bi"/>
+                  </m:rPr>
+                  <w:rPr>
+                    <w:rFonts w:ascii="Cambria Math" w:hAnsi="Cambria Math"/>
+                  </w:rPr>
+                  <m:t>n-1</m:t>
+                </m:r>
+                <m:ctrlPr>
+                  <w:rPr>
+                    <w:rFonts w:ascii="Cambria Math" w:hAnsi="Cambria Math"/>
+                    <w:b/>
+                    <w:bCs/>
+                    <w:i/>
+                  </w:rPr>
+                </m:ctrlPr>
+              </m:den>
+            </m:f>
+            <m:nary>
+              <m:naryPr>
+                <m:chr m:val="∑"/>
+                <m:ctrlPr>
+                  <w:rPr>
+                    <w:rFonts w:ascii="Cambria Math" w:hAnsi="Cambria Math"/>
+                    <w:b/>
+                    <w:bCs/>
+                  </w:rPr>
+                </m:ctrlPr>
+              </m:naryPr>
+              <m:sub>
+                <m:r>
+                  <m:rPr>
+                    <m:sty m:val="bi"/>
+                  </m:rPr>
+                  <w:rPr>
+                    <w:rFonts w:ascii="Cambria Math" w:hAnsi="Cambria Math"/>
+                  </w:rPr>
+                  <m:t>i=1</m:t>
+                </m:r>
+                <m:ctrlPr>
+                  <w:rPr>
+                    <w:rFonts w:ascii="Cambria Math" w:hAnsi="Cambria Math"/>
+                    <w:b/>
+                    <w:bCs/>
+                    <w:i/>
+                  </w:rPr>
+                </m:ctrlPr>
+              </m:sub>
+              <m:sup>
+                <m:r>
+                  <m:rPr>
+                    <m:sty m:val="bi"/>
+                  </m:rPr>
+                  <w:rPr>
+                    <w:rFonts w:ascii="Cambria Math" w:hAnsi="Cambria Math"/>
+                  </w:rPr>
+                  <m:t>K</m:t>
+                </m:r>
+                <m:ctrlPr>
+                  <w:rPr>
+                    <w:rFonts w:ascii="Cambria Math" w:hAnsi="Cambria Math"/>
+                    <w:b/>
+                    <w:bCs/>
+                    <w:i/>
+                  </w:rPr>
+                </m:ctrlPr>
+              </m:sup>
+              <m:e>
+                <m:sSup>
+                  <m:sSupPr>
+                    <m:ctrlPr>
+                      <w:rPr>
+                        <w:rFonts w:ascii="Cambria Math" w:hAnsi="Cambria Math"/>
+                        <w:b/>
+                        <w:bCs/>
+                        <w:i/>
+                      </w:rPr>
+                    </m:ctrlPr>
+                  </m:sSupPr>
+                  <m:e>
+                    <m:sSub>
+                      <m:sSubPr>
+                        <m:ctrlPr>
+                          <w:rPr>
+                            <w:rFonts w:ascii="Cambria Math" w:hAnsi="Cambria Math"/>
+                            <w:b/>
+                            <w:bCs/>
+                            <w:i/>
+                          </w:rPr>
+                        </m:ctrlPr>
+                      </m:sSubPr>
+                      <m:e>
+                        <m:r>
+                          <m:rPr>
+                            <m:sty m:val="bi"/>
+                          </m:rPr>
+                          <w:rPr>
+                            <w:rFonts w:ascii="Cambria Math" w:hAnsi="Cambria Math"/>
+                          </w:rPr>
+                          <m:t>m</m:t>
+                        </m:r>
+                      </m:e>
+                      <m:sub>
+                        <m:r>
+                          <m:rPr>
+                            <m:sty m:val="bi"/>
+                          </m:rPr>
+                          <w:rPr>
+                            <w:rFonts w:ascii="Cambria Math" w:hAnsi="Cambria Math"/>
+                          </w:rPr>
+                          <m:t>i</m:t>
+                        </m:r>
+                      </m:sub>
+                    </m:sSub>
+                    <m:d>
+                      <m:dPr>
+                        <m:ctrlPr>
+                          <w:rPr>
+                            <w:rFonts w:ascii="Cambria Math" w:hAnsi="Cambria Math"/>
+                            <w:b/>
+                            <w:bCs/>
+                            <w:i/>
+                          </w:rPr>
+                        </m:ctrlPr>
+                      </m:dPr>
+                      <m:e>
+                        <m:sSub>
+                          <m:sSubPr>
+                            <m:ctrlPr>
+                              <w:rPr>
+                                <w:rFonts w:ascii="Cambria Math" w:hAnsi="Cambria Math"/>
+                                <w:b/>
+                                <w:bCs/>
+                                <w:i/>
+                              </w:rPr>
+                            </m:ctrlPr>
+                          </m:sSubPr>
+                          <m:e>
+                            <m:r>
+                              <m:rPr>
+                                <m:sty m:val="bi"/>
+                              </m:rPr>
+                              <w:rPr>
+                                <w:rFonts w:ascii="Cambria Math" w:hAnsi="Cambria Math"/>
+                              </w:rPr>
+                              <m:t>u</m:t>
+                            </m:r>
+                          </m:e>
+                          <m:sub>
+                            <m:r>
+                              <m:rPr>
+                                <m:sty m:val="bi"/>
+                              </m:rPr>
+                              <w:rPr>
+                                <w:rFonts w:ascii="Cambria Math" w:hAnsi="Cambria Math"/>
+                              </w:rPr>
+                              <m:t>i</m:t>
+                            </m:r>
+                          </m:sub>
+                        </m:sSub>
+                        <m:r>
+                          <m:rPr>
+                            <m:sty m:val="bi"/>
+                          </m:rPr>
+                          <w:rPr>
+                            <w:rFonts w:ascii="Cambria Math" w:hAnsi="Cambria Math"/>
+                          </w:rPr>
+                          <m:t>-</m:t>
+                        </m:r>
+                        <m:acc>
+                          <m:accPr>
+                            <m:chr m:val="̅"/>
+                            <m:ctrlPr>
+                              <w:rPr>
+                                <w:rFonts w:ascii="Cambria Math" w:hAnsi="Cambria Math"/>
+                                <w:b/>
+                                <w:bCs/>
+                              </w:rPr>
+                            </m:ctrlPr>
+                          </m:accPr>
+                          <m:e>
+                            <m:r>
+                              <m:rPr>
+                                <m:sty m:val="bi"/>
+                              </m:rPr>
+                              <w:rPr>
+                                <w:rFonts w:ascii="Cambria Math" w:hAnsi="Cambria Math"/>
+                              </w:rPr>
+                              <m:t>x</m:t>
+                            </m:r>
+                          </m:e>
+                        </m:acc>
+                      </m:e>
+                    </m:d>
+                  </m:e>
+                  <m:sup>
+                    <m:r>
+                      <m:rPr>
+                        <m:sty m:val="bi"/>
+                      </m:rPr>
+                      <w:rPr>
+                        <w:rFonts w:ascii="Cambria Math" w:hAnsi="Cambria Math"/>
+                      </w:rPr>
+                      <m:t>2</m:t>
+                    </m:r>
+                  </m:sup>
+                </m:sSup>
+                <m:ctrlPr>
+                  <w:rPr>
+                    <w:rFonts w:ascii="Cambria Math" w:hAnsi="Cambria Math"/>
+                    <w:b/>
+                    <w:bCs/>
+                    <w:i/>
+                  </w:rPr>
+                </m:ctrlPr>
+              </m:e>
+            </m:nary>
+          </m:e>
+        </m:rad>
+      </m:oMath>
+      <w:r>
+        <w:rPr>
+          <w:b/>
+          <w:bCs/>
+        </w:rPr>
+        <w:t>;</w:t>
+      </w:r>
+    </w:p>
+    <w:p>
+      <w:pPr>
+        <w:spacing w:before="60" w:after="200"/>
+        <w:ind w:firstLine="0"/>
+      </w:pPr>
+    </w:p>
+    <w:p>
+      <w:pPr>
+        <w:pStyle w:val="a4"/>
         <w:spacing w:before="60" w:after="200"/>
         <w:ind w:left="720"/>
       </w:pPr>
       <w:r>
-        <w:drawing>
-          <wp:inline distT="0" distB="0" distL="0" distR="0" wp14:anchorId="3939AFCA" wp14:editId="75199CDD">
-            <wp:extent cx="2991267" cy="1009791"/>
-            <wp:effectExtent l="0" t="0" r="0" b="0"/>
-            <wp:docPr id="1335642943" name="Picture 1"/>
-            <wp:cNvGraphicFramePr>
-              <a:graphicFrameLocks xmlns:a="http://schemas.openxmlformats.org/drawingml/2006/main" noChangeAspect="1"/>
-            </wp:cNvGraphicFramePr>
-            <a:graphic xmlns:a="http://schemas.openxmlformats.org/drawingml/2006/main">
-              <a:graphicData uri="http://schemas.openxmlformats.org/drawingml/2006/picture">
-                <pic:pic xmlns:pic="http://schemas.openxmlformats.org/drawingml/2006/picture">
-                  <pic:nvPicPr>
-                    <pic:cNvPr id="1335642943" name=""/>
-                    <pic:cNvPicPr/>
-                  </pic:nvPicPr>
-                  <pic:blipFill>
-                    <a:blip r:embed="rId14"/>
-                    <a:stretch>
-                      <a:fillRect/>
-                    </a:stretch>
-                  </pic:blipFill>
-                  <pic:spPr>
-                    <a:xfrm>
-                      <a:off x="0" y="0"/>
-                      <a:ext cx="2991267" cy="1009791"/>
-                    </a:xfrm>
-                    <a:prstGeom prst="rect">
-                      <a:avLst/>
-                    </a:prstGeom>
-                  </pic:spPr>
-                </pic:pic>
-              </a:graphicData>
-            </a:graphic>
-          </wp:inline>
-        </w:drawing>
+        <w:t>Процесс вычисления числовых характеристик</w:t>
+      </w:r>
+      <w:r>
+        <w:t xml:space="preserve"> для способа деления на</w:t>
+      </w:r>
+      <w:r>
+        <w:t xml:space="preserve"> </w:t>
+      </w:r>
+      <w:r>
+        <w:t>5 интервалов:</w:t>
       </w:r>
     </w:p>
     <w:p>
       <w:pPr>
-        <w:pStyle w:val="ListParagraph"/>
-        <w:numPr>
-          <w:ilvl w:val="0"/>
-          <w:numId w:val="3"/>
-        </w:numPr>
+        <w:pStyle w:val="a4"/>
         <w:spacing w:before="60" w:after="200"/>
+        <w:ind w:left="720"/>
+        <w:rPr>
+          <w:b/>
+          <w:bCs/>
+          <w:i/>
+        </w:rPr>
       </w:pPr>
       <w:r>
-        <w:t>Выборочная дисперсия:</w:t>
-      </w:r>
-      <w:r>
         <w:rPr>
-          <w:noProof/>
+          <w:b/>
+          <w:bCs/>
         </w:rPr>
-        <w:t xml:space="preserve"> </w:t>
-      </w:r>
+        <w:t xml:space="preserve">Выборочное среднее </w:t>
+      </w:r>
+      <m:oMath>
+        <m:acc>
+          <m:accPr>
+            <m:chr m:val="̅"/>
+            <m:ctrlPr>
+              <w:rPr>
+                <w:rFonts w:ascii="Cambria Math" w:hAnsi="Cambria Math"/>
+                <w:b/>
+                <w:bCs/>
+              </w:rPr>
+            </m:ctrlPr>
+          </m:accPr>
+          <m:e>
+            <m:r>
+              <m:rPr>
+                <m:sty m:val="bi"/>
+              </m:rPr>
+              <w:rPr>
+                <w:rFonts w:ascii="Cambria Math" w:hAnsi="Cambria Math"/>
+                <w:lang w:val="en-US"/>
+              </w:rPr>
+              <m:t>x</m:t>
+            </m:r>
+          </m:e>
+        </m:acc>
+        <m:r>
+          <m:rPr>
+            <m:sty m:val="bi"/>
+          </m:rPr>
+          <w:rPr>
+            <w:rFonts w:ascii="Cambria Math" w:hAnsi="Cambria Math"/>
+          </w:rPr>
+          <m:t>=</m:t>
+        </m:r>
+        <m:f>
+          <m:fPr>
+            <m:ctrlPr>
+              <w:rPr>
+                <w:rFonts w:ascii="Cambria Math" w:hAnsi="Cambria Math"/>
+                <w:b/>
+                <w:bCs/>
+              </w:rPr>
+            </m:ctrlPr>
+          </m:fPr>
+          <m:num>
+            <m:r>
+              <m:rPr>
+                <m:sty m:val="bi"/>
+              </m:rPr>
+              <w:rPr>
+                <w:rFonts w:ascii="Cambria Math" w:hAnsi="Cambria Math"/>
+                <w:lang w:val="en-US"/>
+              </w:rPr>
+              <m:t>1</m:t>
+            </m:r>
+            <m:r>
+              <m:rPr>
+                <m:sty m:val="bi"/>
+              </m:rPr>
+              <w:rPr>
+                <w:rFonts w:ascii="Cambria Math" w:hAnsi="Cambria Math"/>
+              </w:rPr>
+              <m:t>2*5,94</m:t>
+            </m:r>
+            <m:r>
+              <m:rPr>
+                <m:sty m:val="bi"/>
+              </m:rPr>
+              <w:rPr>
+                <w:rFonts w:ascii="Cambria Math" w:hAnsi="Cambria Math"/>
+              </w:rPr>
+              <m:t>+</m:t>
+            </m:r>
+            <m:r>
+              <m:rPr>
+                <m:sty m:val="b"/>
+              </m:rPr>
+              <w:rPr>
+                <w:rFonts w:ascii="Cambria Math" w:hAnsi="Cambria Math"/>
+              </w:rPr>
+              <m:t>…</m:t>
+            </m:r>
+            <m:r>
+              <m:rPr>
+                <m:sty m:val="bi"/>
+              </m:rPr>
+              <w:rPr>
+                <w:rFonts w:ascii="Cambria Math" w:hAnsi="Cambria Math"/>
+              </w:rPr>
+              <m:t>+</m:t>
+            </m:r>
+            <m:r>
+              <m:rPr>
+                <m:sty m:val="bi"/>
+              </m:rPr>
+              <w:rPr>
+                <w:rFonts w:ascii="Cambria Math" w:hAnsi="Cambria Math"/>
+                <w:lang w:val="en-US"/>
+              </w:rPr>
+              <m:t>1</m:t>
+            </m:r>
+            <m:r>
+              <m:rPr>
+                <m:sty m:val="bi"/>
+              </m:rPr>
+              <w:rPr>
+                <w:rFonts w:ascii="Cambria Math" w:hAnsi="Cambria Math"/>
+              </w:rPr>
+              <m:t>4*9,46</m:t>
+            </m:r>
+            <m:ctrlPr>
+              <w:rPr>
+                <w:rFonts w:ascii="Cambria Math" w:hAnsi="Cambria Math"/>
+                <w:b/>
+                <w:bCs/>
+                <w:i/>
+              </w:rPr>
+            </m:ctrlPr>
+          </m:num>
+          <m:den>
+            <m:r>
+              <m:rPr>
+                <m:sty m:val="bi"/>
+              </m:rPr>
+              <w:rPr>
+                <w:rFonts w:ascii="Cambria Math" w:hAnsi="Cambria Math"/>
+                <w:lang w:val="en-US"/>
+              </w:rPr>
+              <m:t>60</m:t>
+            </m:r>
+            <m:ctrlPr>
+              <w:rPr>
+                <w:rFonts w:ascii="Cambria Math" w:hAnsi="Cambria Math"/>
+                <w:b/>
+                <w:bCs/>
+                <w:i/>
+              </w:rPr>
+            </m:ctrlPr>
+          </m:den>
+        </m:f>
+        <m:r>
+          <m:rPr>
+            <m:sty m:val="bi"/>
+          </m:rPr>
+          <w:rPr>
+            <w:rFonts w:ascii="Cambria Math" w:hAnsi="Cambria Math"/>
+          </w:rPr>
+          <m:t>=</m:t>
+        </m:r>
+        <m:f>
+          <m:fPr>
+            <m:ctrlPr>
+              <w:rPr>
+                <w:rFonts w:ascii="Cambria Math" w:hAnsi="Cambria Math"/>
+                <w:b/>
+                <w:bCs/>
+              </w:rPr>
+            </m:ctrlPr>
+          </m:fPr>
+          <m:num>
+            <m:r>
+              <m:rPr>
+                <m:sty m:val="bi"/>
+              </m:rPr>
+              <w:rPr>
+                <w:rFonts w:ascii="Cambria Math" w:hAnsi="Cambria Math"/>
+                <w:lang w:val="en-US"/>
+              </w:rPr>
+              <m:t>47</m:t>
+            </m:r>
+            <m:r>
+              <m:rPr>
+                <m:sty m:val="bi"/>
+              </m:rPr>
+              <w:rPr>
+                <w:rFonts w:ascii="Cambria Math" w:hAnsi="Cambria Math"/>
+              </w:rPr>
+              <m:t>4,9</m:t>
+            </m:r>
+            <m:ctrlPr>
+              <w:rPr>
+                <w:rFonts w:ascii="Cambria Math" w:hAnsi="Cambria Math"/>
+                <w:b/>
+                <w:bCs/>
+                <w:i/>
+              </w:rPr>
+            </m:ctrlPr>
+          </m:num>
+          <m:den>
+            <m:r>
+              <m:rPr>
+                <m:sty m:val="bi"/>
+              </m:rPr>
+              <w:rPr>
+                <w:rFonts w:ascii="Cambria Math" w:hAnsi="Cambria Math"/>
+                <w:lang w:val="en-US"/>
+              </w:rPr>
+              <m:t>60</m:t>
+            </m:r>
+            <m:ctrlPr>
+              <w:rPr>
+                <w:rFonts w:ascii="Cambria Math" w:hAnsi="Cambria Math"/>
+                <w:b/>
+                <w:bCs/>
+                <w:i/>
+              </w:rPr>
+            </m:ctrlPr>
+          </m:den>
+        </m:f>
+        <m:r>
+          <m:rPr>
+            <m:sty m:val="bi"/>
+          </m:rPr>
+          <w:rPr>
+            <w:rFonts w:ascii="Cambria Math" w:hAnsi="Cambria Math"/>
+          </w:rPr>
+          <m:t>=</m:t>
+        </m:r>
+        <m:r>
+          <m:rPr>
+            <m:sty m:val="bi"/>
+          </m:rPr>
+          <w:rPr>
+            <w:rFonts w:ascii="Cambria Math" w:hAnsi="Cambria Math"/>
+            <w:lang w:val="en-US"/>
+          </w:rPr>
+          <m:t>7</m:t>
+        </m:r>
+        <m:r>
+          <m:rPr>
+            <m:sty m:val="bi"/>
+          </m:rPr>
+          <w:rPr>
+            <w:rFonts w:ascii="Cambria Math" w:hAnsi="Cambria Math"/>
+          </w:rPr>
+          <m:t>,</m:t>
+        </m:r>
+        <m:r>
+          <m:rPr>
+            <m:sty m:val="bi"/>
+          </m:rPr>
+          <w:rPr>
+            <w:rFonts w:ascii="Cambria Math" w:hAnsi="Cambria Math"/>
+            <w:lang w:val="en-US"/>
+          </w:rPr>
+          <m:t>9</m:t>
+        </m:r>
+        <m:r>
+          <m:rPr>
+            <m:sty m:val="bi"/>
+          </m:rPr>
+          <w:rPr>
+            <w:rFonts w:ascii="Cambria Math" w:hAnsi="Cambria Math"/>
+          </w:rPr>
+          <m:t>2</m:t>
+        </m:r>
+      </m:oMath>
       <w:r>
         <w:rPr>
-          <w:noProof/>
+          <w:b/>
         </w:rPr>
-        <w:drawing>
-          <wp:inline distT="0" distB="0" distL="0" distR="0" wp14:anchorId="34782B97" wp14:editId="72249F48">
-            <wp:extent cx="5731510" cy="986790"/>
-            <wp:effectExtent l="0" t="0" r="2540" b="3810"/>
-            <wp:docPr id="2085790477" name="Picture 1"/>
-            <wp:cNvGraphicFramePr>
-              <a:graphicFrameLocks xmlns:a="http://schemas.openxmlformats.org/drawingml/2006/main" noChangeAspect="1"/>
-            </wp:cNvGraphicFramePr>
-            <a:graphic xmlns:a="http://schemas.openxmlformats.org/drawingml/2006/main">
-              <a:graphicData uri="http://schemas.openxmlformats.org/drawingml/2006/picture">
-                <pic:pic xmlns:pic="http://schemas.openxmlformats.org/drawingml/2006/picture">
-                  <pic:nvPicPr>
-                    <pic:cNvPr id="2085790477" name=""/>
-                    <pic:cNvPicPr/>
-                  </pic:nvPicPr>
-                  <pic:blipFill>
-                    <a:blip r:embed="rId15"/>
-                    <a:stretch>
-                      <a:fillRect/>
-                    </a:stretch>
-                  </pic:blipFill>
-                  <pic:spPr>
-                    <a:xfrm>
-                      <a:off x="0" y="0"/>
-                      <a:ext cx="5731510" cy="986790"/>
-                    </a:xfrm>
-                    <a:prstGeom prst="rect">
-                      <a:avLst/>
-                    </a:prstGeom>
-                  </pic:spPr>
-                </pic:pic>
-              </a:graphicData>
-            </a:graphic>
-          </wp:inline>
-        </w:drawing>
+        <w:t>;</w:t>
       </w:r>
     </w:p>
     <w:p>
       <w:pPr>
-        <w:pStyle w:val="ListParagraph"/>
-        <w:numPr>
-          <w:ilvl w:val="0"/>
-          <w:numId w:val="3"/>
-        </w:numPr>
+        <w:pStyle w:val="a4"/>
         <w:spacing w:before="60" w:after="200"/>
+        <w:ind w:left="720"/>
+        <w:rPr>
+          <w:b/>
+        </w:rPr>
       </w:pPr>
       <w:r>
         <w:rPr>
-          <w:noProof/>
+          <w:b/>
+          <w:bCs/>
         </w:rPr>
-        <w:t>Выборочное с</w:t>
-      </w:r>
+        <w:t xml:space="preserve">Выборочное среднее </w:t>
+      </w:r>
+      <m:oMath>
+        <m:acc>
+          <m:accPr>
+            <m:chr m:val="̅"/>
+            <m:ctrlPr>
+              <w:rPr>
+                <w:rFonts w:ascii="Cambria Math" w:hAnsi="Cambria Math"/>
+                <w:b/>
+                <w:bCs/>
+              </w:rPr>
+            </m:ctrlPr>
+          </m:accPr>
+          <m:e>
+            <m:r>
+              <m:rPr>
+                <m:sty m:val="bi"/>
+              </m:rPr>
+              <w:rPr>
+                <w:rFonts w:ascii="Cambria Math" w:hAnsi="Cambria Math"/>
+                <w:lang w:val="en-US"/>
+              </w:rPr>
+              <m:t>y</m:t>
+            </m:r>
+          </m:e>
+        </m:acc>
+        <m:r>
+          <m:rPr>
+            <m:sty m:val="bi"/>
+          </m:rPr>
+          <w:rPr>
+            <w:rFonts w:ascii="Cambria Math" w:hAnsi="Cambria Math"/>
+          </w:rPr>
+          <m:t>=</m:t>
+        </m:r>
+        <m:f>
+          <m:fPr>
+            <m:ctrlPr>
+              <w:rPr>
+                <w:rFonts w:ascii="Cambria Math" w:hAnsi="Cambria Math"/>
+                <w:b/>
+                <w:bCs/>
+              </w:rPr>
+            </m:ctrlPr>
+          </m:fPr>
+          <m:num>
+            <m:r>
+              <m:rPr>
+                <m:sty m:val="bi"/>
+              </m:rPr>
+              <w:rPr>
+                <w:rFonts w:ascii="Cambria Math" w:hAnsi="Cambria Math"/>
+              </w:rPr>
+              <m:t>13</m:t>
+            </m:r>
+            <m:r>
+              <m:rPr>
+                <m:sty m:val="bi"/>
+              </m:rPr>
+              <w:rPr>
+                <w:rFonts w:ascii="Cambria Math" w:hAnsi="Cambria Math"/>
+              </w:rPr>
+              <m:t>*</m:t>
+            </m:r>
+            <m:r>
+              <m:rPr>
+                <m:sty m:val="bi"/>
+              </m:rPr>
+              <w:rPr>
+                <w:rFonts w:ascii="Cambria Math" w:hAnsi="Cambria Math"/>
+              </w:rPr>
+              <m:t>22,6</m:t>
+            </m:r>
+            <m:r>
+              <m:rPr>
+                <m:sty m:val="b"/>
+              </m:rPr>
+              <w:rPr>
+                <w:rFonts w:ascii="Cambria Math" w:hAnsi="Cambria Math"/>
+              </w:rPr>
+              <m:t>…</m:t>
+            </m:r>
+            <m:r>
+              <m:rPr>
+                <m:sty m:val="bi"/>
+              </m:rPr>
+              <w:rPr>
+                <w:rFonts w:ascii="Cambria Math" w:hAnsi="Cambria Math"/>
+              </w:rPr>
+              <m:t>+1*</m:t>
+            </m:r>
+            <m:r>
+              <m:rPr>
+                <m:sty m:val="bi"/>
+              </m:rPr>
+              <w:rPr>
+                <w:rFonts w:ascii="Cambria Math" w:hAnsi="Cambria Math"/>
+              </w:rPr>
+              <m:t>75,4</m:t>
+            </m:r>
+            <m:ctrlPr>
+              <w:rPr>
+                <w:rFonts w:ascii="Cambria Math" w:hAnsi="Cambria Math"/>
+                <w:b/>
+                <w:bCs/>
+                <w:i/>
+              </w:rPr>
+            </m:ctrlPr>
+          </m:num>
+          <m:den>
+            <m:r>
+              <m:rPr>
+                <m:sty m:val="bi"/>
+              </m:rPr>
+              <w:rPr>
+                <w:rFonts w:ascii="Cambria Math" w:hAnsi="Cambria Math"/>
+                <w:lang w:val="en-US"/>
+              </w:rPr>
+              <m:t>60</m:t>
+            </m:r>
+            <m:ctrlPr>
+              <w:rPr>
+                <w:rFonts w:ascii="Cambria Math" w:hAnsi="Cambria Math"/>
+                <w:b/>
+                <w:bCs/>
+                <w:i/>
+              </w:rPr>
+            </m:ctrlPr>
+          </m:den>
+        </m:f>
+        <m:r>
+          <m:rPr>
+            <m:sty m:val="bi"/>
+          </m:rPr>
+          <w:rPr>
+            <w:rFonts w:ascii="Cambria Math" w:hAnsi="Cambria Math"/>
+          </w:rPr>
+          <m:t>=</m:t>
+        </m:r>
+        <m:f>
+          <m:fPr>
+            <m:ctrlPr>
+              <w:rPr>
+                <w:rFonts w:ascii="Cambria Math" w:hAnsi="Cambria Math"/>
+                <w:b/>
+                <w:bCs/>
+              </w:rPr>
+            </m:ctrlPr>
+          </m:fPr>
+          <m:num>
+            <m:r>
+              <m:rPr>
+                <m:sty m:val="bi"/>
+              </m:rPr>
+              <w:rPr>
+                <w:rFonts w:ascii="Cambria Math" w:hAnsi="Cambria Math"/>
+              </w:rPr>
+              <m:t>2461,6</m:t>
+            </m:r>
+            <m:ctrlPr>
+              <w:rPr>
+                <w:rFonts w:ascii="Cambria Math" w:hAnsi="Cambria Math"/>
+                <w:b/>
+                <w:bCs/>
+                <w:i/>
+              </w:rPr>
+            </m:ctrlPr>
+          </m:num>
+          <m:den>
+            <m:r>
+              <m:rPr>
+                <m:sty m:val="bi"/>
+              </m:rPr>
+              <w:rPr>
+                <w:rFonts w:ascii="Cambria Math" w:hAnsi="Cambria Math"/>
+                <w:lang w:val="en-US"/>
+              </w:rPr>
+              <m:t>60</m:t>
+            </m:r>
+            <m:ctrlPr>
+              <w:rPr>
+                <w:rFonts w:ascii="Cambria Math" w:hAnsi="Cambria Math"/>
+                <w:b/>
+                <w:bCs/>
+                <w:i/>
+              </w:rPr>
+            </m:ctrlPr>
+          </m:den>
+        </m:f>
+        <m:r>
+          <m:rPr>
+            <m:sty m:val="b"/>
+          </m:rPr>
+          <w:rPr>
+            <w:rFonts w:ascii="Cambria Math" w:hAnsi="Cambria Math"/>
+          </w:rPr>
+          <m:t>=40,86</m:t>
+        </m:r>
+      </m:oMath>
       <w:r>
         <w:rPr>
-          <w:noProof/>
+          <w:b/>
         </w:rPr>
-        <w:t>реднее квадратическое отклонение:</w:t>
-      </w:r>
-      <w:r>
+        <w:t>;</w:t>
+      </w:r>
+    </w:p>
+    <w:p>
+      <w:pPr>
+        <w:pStyle w:val="a4"/>
+        <w:spacing w:before="60" w:after="200"/>
+        <w:ind w:left="720"/>
         <w:rPr>
-          <w:noProof/>
+          <w:b/>
+          <w:bCs/>
         </w:rPr>
-        <w:t xml:space="preserve"> </w:t>
-      </w:r>
+      </w:pPr>
       <w:r>
         <w:rPr>
-          <w:noProof/>
+          <w:b/>
+          <w:bCs/>
         </w:rPr>
-        <w:drawing>
-          <wp:inline distT="0" distB="0" distL="0" distR="0" wp14:anchorId="4BA2FB36" wp14:editId="468C2F38">
-            <wp:extent cx="3886742" cy="1257475"/>
-            <wp:effectExtent l="0" t="0" r="0" b="0"/>
-            <wp:docPr id="1228316892" name="Picture 1"/>
-            <wp:cNvGraphicFramePr>
-              <a:graphicFrameLocks xmlns:a="http://schemas.openxmlformats.org/drawingml/2006/main" noChangeAspect="1"/>
-            </wp:cNvGraphicFramePr>
-            <a:graphic xmlns:a="http://schemas.openxmlformats.org/drawingml/2006/main">
-              <a:graphicData uri="http://schemas.openxmlformats.org/drawingml/2006/picture">
-                <pic:pic xmlns:pic="http://schemas.openxmlformats.org/drawingml/2006/picture">
-                  <pic:nvPicPr>
-                    <pic:cNvPr id="1228316892" name=""/>
-                    <pic:cNvPicPr/>
-                  </pic:nvPicPr>
-                  <pic:blipFill>
-                    <a:blip r:embed="rId16"/>
-                    <a:stretch>
-                      <a:fillRect/>
-                    </a:stretch>
-                  </pic:blipFill>
-                  <pic:spPr>
-                    <a:xfrm>
-                      <a:off x="0" y="0"/>
-                      <a:ext cx="3886742" cy="1257475"/>
-                    </a:xfrm>
-                    <a:prstGeom prst="rect">
-                      <a:avLst/>
-                    </a:prstGeom>
-                  </pic:spPr>
-                </pic:pic>
-              </a:graphicData>
-            </a:graphic>
-          </wp:inline>
-        </w:drawing>
+        <w:t xml:space="preserve">Выборочная дисперсия </w:t>
+      </w:r>
+      <m:oMath>
+        <m:sSubSup>
+          <m:sSubSupPr>
+            <m:ctrlPr>
+              <w:rPr>
+                <w:rFonts w:ascii="Cambria Math" w:hAnsi="Cambria Math"/>
+                <w:b/>
+                <w:bCs/>
+                <w:i/>
+              </w:rPr>
+            </m:ctrlPr>
+          </m:sSubSupPr>
+          <m:e>
+            <m:r>
+              <m:rPr>
+                <m:sty m:val="bi"/>
+              </m:rPr>
+              <w:rPr>
+                <w:rFonts w:ascii="Cambria Math" w:hAnsi="Cambria Math"/>
+              </w:rPr>
+              <m:t>S</m:t>
+            </m:r>
+          </m:e>
+          <m:sub>
+            <m:r>
+              <m:rPr>
+                <m:sty m:val="bi"/>
+              </m:rPr>
+              <w:rPr>
+                <w:rFonts w:ascii="Cambria Math" w:hAnsi="Cambria Math"/>
+              </w:rPr>
+              <m:t>x</m:t>
+            </m:r>
+          </m:sub>
+          <m:sup>
+            <m:r>
+              <m:rPr>
+                <m:sty m:val="bi"/>
+              </m:rPr>
+              <w:rPr>
+                <w:rFonts w:ascii="Cambria Math" w:hAnsi="Cambria Math"/>
+              </w:rPr>
+              <m:t>2</m:t>
+            </m:r>
+          </m:sup>
+        </m:sSubSup>
+        <m:r>
+          <m:rPr>
+            <m:sty m:val="bi"/>
+          </m:rPr>
+          <w:rPr>
+            <w:rFonts w:ascii="Cambria Math" w:hAnsi="Cambria Math"/>
+          </w:rPr>
+          <m:t>=</m:t>
+        </m:r>
+        <m:f>
+          <m:fPr>
+            <m:ctrlPr>
+              <w:rPr>
+                <w:rFonts w:ascii="Cambria Math" w:hAnsi="Cambria Math"/>
+                <w:b/>
+                <w:bCs/>
+              </w:rPr>
+            </m:ctrlPr>
+          </m:fPr>
+          <m:num>
+            <m:sSup>
+              <m:sSupPr>
+                <m:ctrlPr>
+                  <w:rPr>
+                    <w:rFonts w:ascii="Cambria Math" w:hAnsi="Cambria Math"/>
+                    <w:b/>
+                    <w:bCs/>
+                    <w:i/>
+                  </w:rPr>
+                </m:ctrlPr>
+              </m:sSupPr>
+              <m:e>
+                <m:r>
+                  <m:rPr>
+                    <m:sty m:val="bi"/>
+                  </m:rPr>
+                  <w:rPr>
+                    <w:rFonts w:ascii="Cambria Math" w:hAnsi="Cambria Math"/>
+                  </w:rPr>
+                  <m:t>12</m:t>
+                </m:r>
+                <m:r>
+                  <m:rPr>
+                    <m:sty m:val="bi"/>
+                  </m:rPr>
+                  <w:rPr>
+                    <w:rFonts w:ascii="Cambria Math" w:hAnsi="Cambria Math"/>
+                  </w:rPr>
+                  <m:t>*</m:t>
+                </m:r>
+                <m:d>
+                  <m:dPr>
+                    <m:ctrlPr>
+                      <w:rPr>
+                        <w:rFonts w:ascii="Cambria Math" w:hAnsi="Cambria Math"/>
+                        <w:b/>
+                        <w:bCs/>
+                        <w:i/>
+                      </w:rPr>
+                    </m:ctrlPr>
+                  </m:dPr>
+                  <m:e>
+                    <m:r>
+                      <m:rPr>
+                        <m:sty m:val="bi"/>
+                      </m:rPr>
+                      <w:rPr>
+                        <w:rFonts w:ascii="Cambria Math" w:hAnsi="Cambria Math"/>
+                      </w:rPr>
+                      <m:t>5,</m:t>
+                    </m:r>
+                    <m:r>
+                      <m:rPr>
+                        <m:sty m:val="bi"/>
+                      </m:rPr>
+                      <w:rPr>
+                        <w:rFonts w:ascii="Cambria Math" w:hAnsi="Cambria Math"/>
+                      </w:rPr>
+                      <m:t>94</m:t>
+                    </m:r>
+                    <m:r>
+                      <m:rPr>
+                        <m:sty m:val="bi"/>
+                      </m:rPr>
+                      <w:rPr>
+                        <w:rFonts w:ascii="Cambria Math" w:hAnsi="Cambria Math"/>
+                      </w:rPr>
+                      <m:t>-7,92</m:t>
+                    </m:r>
+                  </m:e>
+                </m:d>
+              </m:e>
+              <m:sup>
+                <m:r>
+                  <m:rPr>
+                    <m:sty m:val="bi"/>
+                  </m:rPr>
+                  <w:rPr>
+                    <w:rFonts w:ascii="Cambria Math" w:hAnsi="Cambria Math"/>
+                  </w:rPr>
+                  <m:t>2</m:t>
+                </m:r>
+              </m:sup>
+            </m:sSup>
+            <m:r>
+              <m:rPr>
+                <m:sty m:val="bi"/>
+              </m:rPr>
+              <w:rPr>
+                <w:rFonts w:ascii="Cambria Math" w:hAnsi="Cambria Math"/>
+              </w:rPr>
+              <m:t>+</m:t>
+            </m:r>
+            <m:r>
+              <m:rPr>
+                <m:sty m:val="b"/>
+              </m:rPr>
+              <w:rPr>
+                <w:rFonts w:ascii="Cambria Math" w:hAnsi="Cambria Math"/>
+              </w:rPr>
+              <m:t>…</m:t>
+            </m:r>
+            <m:r>
+              <m:rPr>
+                <m:sty m:val="bi"/>
+              </m:rPr>
+              <w:rPr>
+                <w:rFonts w:ascii="Cambria Math" w:hAnsi="Cambria Math"/>
+              </w:rPr>
+              <m:t>+</m:t>
+            </m:r>
+            <m:sSup>
+              <m:sSupPr>
+                <m:ctrlPr>
+                  <w:rPr>
+                    <w:rFonts w:ascii="Cambria Math" w:hAnsi="Cambria Math"/>
+                    <w:b/>
+                    <w:bCs/>
+                    <w:i/>
+                  </w:rPr>
+                </m:ctrlPr>
+              </m:sSupPr>
+              <m:e>
+                <m:r>
+                  <m:rPr>
+                    <m:sty m:val="bi"/>
+                  </m:rPr>
+                  <w:rPr>
+                    <w:rFonts w:ascii="Cambria Math" w:hAnsi="Cambria Math"/>
+                  </w:rPr>
+                  <m:t>14</m:t>
+                </m:r>
+                <m:r>
+                  <m:rPr>
+                    <m:sty m:val="bi"/>
+                  </m:rPr>
+                  <w:rPr>
+                    <w:rFonts w:ascii="Cambria Math" w:hAnsi="Cambria Math"/>
+                  </w:rPr>
+                  <m:t>*</m:t>
+                </m:r>
+                <m:d>
+                  <m:dPr>
+                    <m:ctrlPr>
+                      <w:rPr>
+                        <w:rFonts w:ascii="Cambria Math" w:hAnsi="Cambria Math"/>
+                        <w:b/>
+                        <w:bCs/>
+                        <w:i/>
+                      </w:rPr>
+                    </m:ctrlPr>
+                  </m:dPr>
+                  <m:e>
+                    <m:r>
+                      <m:rPr>
+                        <m:sty m:val="bi"/>
+                      </m:rPr>
+                      <w:rPr>
+                        <w:rFonts w:ascii="Cambria Math" w:hAnsi="Cambria Math"/>
+                      </w:rPr>
+                      <m:t>9,</m:t>
+                    </m:r>
+                    <m:r>
+                      <m:rPr>
+                        <m:sty m:val="bi"/>
+                      </m:rPr>
+                      <w:rPr>
+                        <w:rFonts w:ascii="Cambria Math" w:hAnsi="Cambria Math"/>
+                      </w:rPr>
+                      <m:t>46</m:t>
+                    </m:r>
+                    <m:r>
+                      <m:rPr>
+                        <m:sty m:val="bi"/>
+                      </m:rPr>
+                      <w:rPr>
+                        <w:rFonts w:ascii="Cambria Math" w:hAnsi="Cambria Math"/>
+                      </w:rPr>
+                      <m:t>-7,92</m:t>
+                    </m:r>
+                  </m:e>
+                </m:d>
+              </m:e>
+              <m:sup>
+                <m:r>
+                  <m:rPr>
+                    <m:sty m:val="bi"/>
+                  </m:rPr>
+                  <w:rPr>
+                    <w:rFonts w:ascii="Cambria Math" w:hAnsi="Cambria Math"/>
+                  </w:rPr>
+                  <m:t>2</m:t>
+                </m:r>
+              </m:sup>
+            </m:sSup>
+            <m:ctrlPr>
+              <w:rPr>
+                <w:rFonts w:ascii="Cambria Math" w:hAnsi="Cambria Math"/>
+                <w:b/>
+                <w:bCs/>
+                <w:i/>
+              </w:rPr>
+            </m:ctrlPr>
+          </m:num>
+          <m:den>
+            <m:r>
+              <m:rPr>
+                <m:sty m:val="bi"/>
+              </m:rPr>
+              <w:rPr>
+                <w:rFonts w:ascii="Cambria Math" w:hAnsi="Cambria Math"/>
+              </w:rPr>
+              <m:t>59</m:t>
+            </m:r>
+            <m:ctrlPr>
+              <w:rPr>
+                <w:rFonts w:ascii="Cambria Math" w:hAnsi="Cambria Math"/>
+                <w:b/>
+                <w:bCs/>
+                <w:i/>
+              </w:rPr>
+            </m:ctrlPr>
+          </m:den>
+        </m:f>
+        <m:r>
+          <m:rPr>
+            <m:sty m:val="bi"/>
+          </m:rPr>
+          <w:rPr>
+            <w:rFonts w:ascii="Cambria Math" w:hAnsi="Cambria Math"/>
+          </w:rPr>
+          <m:t>=</m:t>
+        </m:r>
+        <m:f>
+          <m:fPr>
+            <m:ctrlPr>
+              <w:rPr>
+                <w:rFonts w:ascii="Cambria Math" w:hAnsi="Cambria Math"/>
+                <w:b/>
+                <w:bCs/>
+              </w:rPr>
+            </m:ctrlPr>
+          </m:fPr>
+          <m:num>
+            <m:r>
+              <m:rPr>
+                <m:sty m:val="bi"/>
+              </m:rPr>
+              <w:rPr>
+                <w:rFonts w:ascii="Cambria Math" w:hAnsi="Cambria Math"/>
+              </w:rPr>
+              <m:t>96,76</m:t>
+            </m:r>
+            <m:ctrlPr>
+              <w:rPr>
+                <w:rFonts w:ascii="Cambria Math" w:hAnsi="Cambria Math"/>
+                <w:b/>
+                <w:bCs/>
+                <w:i/>
+              </w:rPr>
+            </m:ctrlPr>
+          </m:num>
+          <m:den>
+            <m:r>
+              <m:rPr>
+                <m:sty m:val="bi"/>
+              </m:rPr>
+              <w:rPr>
+                <w:rFonts w:ascii="Cambria Math" w:hAnsi="Cambria Math"/>
+              </w:rPr>
+              <m:t>59</m:t>
+            </m:r>
+            <m:ctrlPr>
+              <w:rPr>
+                <w:rFonts w:ascii="Cambria Math" w:hAnsi="Cambria Math"/>
+                <w:b/>
+                <w:bCs/>
+                <w:i/>
+              </w:rPr>
+            </m:ctrlPr>
+          </m:den>
+        </m:f>
+        <m:r>
+          <m:rPr>
+            <m:sty m:val="b"/>
+          </m:rPr>
+          <w:rPr>
+            <w:rFonts w:ascii="Cambria Math" w:hAnsi="Cambria Math"/>
+          </w:rPr>
+          <m:t>≈</m:t>
+        </m:r>
+        <m:r>
+          <m:rPr>
+            <m:sty m:val="bi"/>
+          </m:rPr>
+          <w:rPr>
+            <w:rFonts w:ascii="Cambria Math" w:hAnsi="Cambria Math"/>
+          </w:rPr>
+          <m:t>1,64</m:t>
+        </m:r>
+      </m:oMath>
+      <w:r>
+        <w:rPr>
+          <w:b/>
+        </w:rPr>
+        <w:t>;</w:t>
       </w:r>
     </w:p>
+    <w:p>
+      <w:pPr>
+        <w:pStyle w:val="a4"/>
+        <w:spacing w:before="60" w:after="200"/>
+        <w:ind w:left="720"/>
+        <w:rPr>
+          <w:b/>
+        </w:rPr>
+      </w:pPr>
+      <w:r>
+        <w:rPr>
+          <w:b/>
+          <w:bCs/>
+        </w:rPr>
+        <w:t xml:space="preserve">Выборочная дисперсия </w:t>
+      </w:r>
+      <m:oMath>
+        <m:sSubSup>
+          <m:sSubSupPr>
+            <m:ctrlPr>
+              <w:rPr>
+                <w:rFonts w:ascii="Cambria Math" w:hAnsi="Cambria Math"/>
+                <w:b/>
+                <w:bCs/>
+                <w:i/>
+              </w:rPr>
+            </m:ctrlPr>
+          </m:sSubSupPr>
+          <m:e>
+            <m:r>
+              <m:rPr>
+                <m:sty m:val="bi"/>
+              </m:rPr>
+              <w:rPr>
+                <w:rFonts w:ascii="Cambria Math" w:hAnsi="Cambria Math"/>
+              </w:rPr>
+              <m:t>S</m:t>
+            </m:r>
+          </m:e>
+          <m:sub>
+            <m:r>
+              <m:rPr>
+                <m:sty m:val="bi"/>
+              </m:rPr>
+              <w:rPr>
+                <w:rFonts w:ascii="Cambria Math" w:hAnsi="Cambria Math"/>
+              </w:rPr>
+              <m:t>y</m:t>
+            </m:r>
+          </m:sub>
+          <m:sup>
+            <m:r>
+              <m:rPr>
+                <m:sty m:val="bi"/>
+              </m:rPr>
+              <w:rPr>
+                <w:rFonts w:ascii="Cambria Math" w:hAnsi="Cambria Math"/>
+              </w:rPr>
+              <m:t>2</m:t>
+            </m:r>
+          </m:sup>
+        </m:sSubSup>
+        <m:r>
+          <m:rPr>
+            <m:sty m:val="bi"/>
+          </m:rPr>
+          <w:rPr>
+            <w:rFonts w:ascii="Cambria Math" w:hAnsi="Cambria Math"/>
+          </w:rPr>
+          <m:t>=</m:t>
+        </m:r>
+        <m:f>
+          <m:fPr>
+            <m:ctrlPr>
+              <w:rPr>
+                <w:rFonts w:ascii="Cambria Math" w:hAnsi="Cambria Math"/>
+                <w:b/>
+                <w:bCs/>
+              </w:rPr>
+            </m:ctrlPr>
+          </m:fPr>
+          <m:num>
+            <m:sSup>
+              <m:sSupPr>
+                <m:ctrlPr>
+                  <w:rPr>
+                    <w:rFonts w:ascii="Cambria Math" w:hAnsi="Cambria Math"/>
+                    <w:b/>
+                    <w:bCs/>
+                    <w:i/>
+                  </w:rPr>
+                </m:ctrlPr>
+              </m:sSupPr>
+              <m:e>
+                <m:r>
+                  <m:rPr>
+                    <m:sty m:val="bi"/>
+                  </m:rPr>
+                  <w:rPr>
+                    <w:rFonts w:ascii="Cambria Math" w:hAnsi="Cambria Math"/>
+                  </w:rPr>
+                  <m:t>13</m:t>
+                </m:r>
+                <m:r>
+                  <m:rPr>
+                    <m:sty m:val="bi"/>
+                  </m:rPr>
+                  <w:rPr>
+                    <w:rFonts w:ascii="Cambria Math" w:hAnsi="Cambria Math"/>
+                  </w:rPr>
+                  <m:t>*</m:t>
+                </m:r>
+                <m:d>
+                  <m:dPr>
+                    <m:ctrlPr>
+                      <w:rPr>
+                        <w:rFonts w:ascii="Cambria Math" w:hAnsi="Cambria Math"/>
+                        <w:b/>
+                        <w:bCs/>
+                        <w:i/>
+                      </w:rPr>
+                    </m:ctrlPr>
+                  </m:dPr>
+                  <m:e>
+                    <m:r>
+                      <m:rPr>
+                        <m:sty m:val="bi"/>
+                      </m:rPr>
+                      <w:rPr>
+                        <w:rFonts w:ascii="Cambria Math" w:hAnsi="Cambria Math"/>
+                      </w:rPr>
+                      <m:t>22,6</m:t>
+                    </m:r>
+                    <m:r>
+                      <m:rPr>
+                        <m:sty m:val="bi"/>
+                      </m:rPr>
+                      <w:rPr>
+                        <w:rFonts w:ascii="Cambria Math" w:hAnsi="Cambria Math"/>
+                      </w:rPr>
+                      <m:t>-40,86</m:t>
+                    </m:r>
+                  </m:e>
+                </m:d>
+              </m:e>
+              <m:sup>
+                <m:r>
+                  <m:rPr>
+                    <m:sty m:val="bi"/>
+                  </m:rPr>
+                  <w:rPr>
+                    <w:rFonts w:ascii="Cambria Math" w:hAnsi="Cambria Math"/>
+                  </w:rPr>
+                  <m:t>2</m:t>
+                </m:r>
+              </m:sup>
+            </m:sSup>
+            <m:r>
+              <m:rPr>
+                <m:sty m:val="bi"/>
+              </m:rPr>
+              <w:rPr>
+                <w:rFonts w:ascii="Cambria Math" w:hAnsi="Cambria Math"/>
+              </w:rPr>
+              <m:t>+</m:t>
+            </m:r>
+            <m:r>
+              <m:rPr>
+                <m:sty m:val="b"/>
+              </m:rPr>
+              <w:rPr>
+                <w:rFonts w:ascii="Cambria Math" w:hAnsi="Cambria Math"/>
+              </w:rPr>
+              <m:t>…</m:t>
+            </m:r>
+            <m:r>
+              <m:rPr>
+                <m:sty m:val="bi"/>
+              </m:rPr>
+              <w:rPr>
+                <w:rFonts w:ascii="Cambria Math" w:hAnsi="Cambria Math"/>
+              </w:rPr>
+              <m:t>+</m:t>
+            </m:r>
+            <m:sSup>
+              <m:sSupPr>
+                <m:ctrlPr>
+                  <w:rPr>
+                    <w:rFonts w:ascii="Cambria Math" w:hAnsi="Cambria Math"/>
+                    <w:b/>
+                    <w:bCs/>
+                    <w:i/>
+                  </w:rPr>
+                </m:ctrlPr>
+              </m:sSupPr>
+              <m:e>
+                <m:r>
+                  <m:rPr>
+                    <m:sty m:val="bi"/>
+                  </m:rPr>
+                  <w:rPr>
+                    <w:rFonts w:ascii="Cambria Math" w:hAnsi="Cambria Math"/>
+                  </w:rPr>
+                  <m:t>1</m:t>
+                </m:r>
+                <m:r>
+                  <m:rPr>
+                    <m:sty m:val="bi"/>
+                  </m:rPr>
+                  <w:rPr>
+                    <w:rFonts w:ascii="Cambria Math" w:hAnsi="Cambria Math"/>
+                  </w:rPr>
+                  <m:t>*</m:t>
+                </m:r>
+                <m:d>
+                  <m:dPr>
+                    <m:ctrlPr>
+                      <w:rPr>
+                        <w:rFonts w:ascii="Cambria Math" w:hAnsi="Cambria Math"/>
+                        <w:b/>
+                        <w:bCs/>
+                        <w:i/>
+                      </w:rPr>
+                    </m:ctrlPr>
+                  </m:dPr>
+                  <m:e>
+                    <m:r>
+                      <m:rPr>
+                        <m:sty m:val="bi"/>
+                      </m:rPr>
+                      <w:rPr>
+                        <w:rFonts w:ascii="Cambria Math" w:hAnsi="Cambria Math"/>
+                      </w:rPr>
+                      <m:t>75,4</m:t>
+                    </m:r>
+                    <m:r>
+                      <m:rPr>
+                        <m:sty m:val="bi"/>
+                      </m:rPr>
+                      <w:rPr>
+                        <w:rFonts w:ascii="Cambria Math" w:hAnsi="Cambria Math"/>
+                      </w:rPr>
+                      <m:t>-40,86</m:t>
+                    </m:r>
+                  </m:e>
+                </m:d>
+              </m:e>
+              <m:sup>
+                <m:r>
+                  <m:rPr>
+                    <m:sty m:val="bi"/>
+                  </m:rPr>
+                  <w:rPr>
+                    <w:rFonts w:ascii="Cambria Math" w:hAnsi="Cambria Math"/>
+                  </w:rPr>
+                  <m:t>2</m:t>
+                </m:r>
+              </m:sup>
+            </m:sSup>
+            <m:ctrlPr>
+              <w:rPr>
+                <w:rFonts w:ascii="Cambria Math" w:hAnsi="Cambria Math"/>
+                <w:b/>
+                <w:bCs/>
+                <w:i/>
+              </w:rPr>
+            </m:ctrlPr>
+          </m:num>
+          <m:den>
+            <m:r>
+              <m:rPr>
+                <m:sty m:val="bi"/>
+              </m:rPr>
+              <w:rPr>
+                <w:rFonts w:ascii="Cambria Math" w:hAnsi="Cambria Math"/>
+              </w:rPr>
+              <m:t>59</m:t>
+            </m:r>
+            <m:ctrlPr>
+              <w:rPr>
+                <w:rFonts w:ascii="Cambria Math" w:hAnsi="Cambria Math"/>
+                <w:b/>
+                <w:bCs/>
+                <w:i/>
+              </w:rPr>
+            </m:ctrlPr>
+          </m:den>
+        </m:f>
+        <m:r>
+          <m:rPr>
+            <m:sty m:val="bi"/>
+          </m:rPr>
+          <w:rPr>
+            <w:rFonts w:ascii="Cambria Math" w:hAnsi="Cambria Math"/>
+          </w:rPr>
+          <m:t>=</m:t>
+        </m:r>
+        <m:f>
+          <m:fPr>
+            <m:ctrlPr>
+              <w:rPr>
+                <w:rFonts w:ascii="Cambria Math" w:hAnsi="Cambria Math"/>
+                <w:b/>
+                <w:bCs/>
+              </w:rPr>
+            </m:ctrlPr>
+          </m:fPr>
+          <m:num>
+            <m:r>
+              <m:rPr>
+                <m:sty m:val="bi"/>
+              </m:rPr>
+              <w:rPr>
+                <w:rFonts w:ascii="Cambria Math" w:hAnsi="Cambria Math"/>
+              </w:rPr>
+              <m:t>9968,64</m:t>
+            </m:r>
+            <m:ctrlPr>
+              <w:rPr>
+                <w:rFonts w:ascii="Cambria Math" w:hAnsi="Cambria Math"/>
+                <w:b/>
+                <w:bCs/>
+                <w:i/>
+              </w:rPr>
+            </m:ctrlPr>
+          </m:num>
+          <m:den>
+            <m:r>
+              <m:rPr>
+                <m:sty m:val="bi"/>
+              </m:rPr>
+              <w:rPr>
+                <w:rFonts w:ascii="Cambria Math" w:hAnsi="Cambria Math"/>
+              </w:rPr>
+              <m:t>59</m:t>
+            </m:r>
+            <m:ctrlPr>
+              <w:rPr>
+                <w:rFonts w:ascii="Cambria Math" w:hAnsi="Cambria Math"/>
+                <w:b/>
+                <w:bCs/>
+                <w:i/>
+              </w:rPr>
+            </m:ctrlPr>
+          </m:den>
+        </m:f>
+        <m:r>
+          <m:rPr>
+            <m:sty m:val="b"/>
+          </m:rPr>
+          <w:rPr>
+            <w:rFonts w:ascii="Cambria Math" w:hAnsi="Cambria Math"/>
+          </w:rPr>
+          <m:t>≈</m:t>
+        </m:r>
+        <m:r>
+          <m:rPr>
+            <m:sty m:val="bi"/>
+          </m:rPr>
+          <w:rPr>
+            <w:rFonts w:ascii="Cambria Math" w:hAnsi="Cambria Math"/>
+          </w:rPr>
+          <m:t>168,96</m:t>
+        </m:r>
+      </m:oMath>
+      <w:r>
+        <w:rPr>
+          <w:b/>
+        </w:rPr>
+        <w:t>;</w:t>
+      </w:r>
+    </w:p>
+    <w:p>
+      <w:pPr>
+        <w:pStyle w:val="a4"/>
+        <w:spacing w:before="60" w:after="200"/>
+        <w:ind w:left="720"/>
+        <w:rPr>
+          <w:b/>
+          <w:bCs/>
+        </w:rPr>
+      </w:pPr>
+      <w:r>
+        <w:rPr>
+          <w:b/>
+          <w:bCs/>
+        </w:rPr>
+        <w:t xml:space="preserve">Выборочное стандартное отклонение </w:t>
+      </w:r>
+      <m:oMath>
+        <m:sSub>
+          <m:sSubPr>
+            <m:ctrlPr>
+              <w:rPr>
+                <w:rFonts w:ascii="Cambria Math" w:hAnsi="Cambria Math"/>
+                <w:b/>
+                <w:bCs/>
+                <w:i/>
+              </w:rPr>
+            </m:ctrlPr>
+          </m:sSubPr>
+          <m:e>
+            <m:r>
+              <m:rPr>
+                <m:sty m:val="bi"/>
+              </m:rPr>
+              <w:rPr>
+                <w:rFonts w:ascii="Cambria Math" w:hAnsi="Cambria Math"/>
+              </w:rPr>
+              <m:t>S</m:t>
+            </m:r>
+          </m:e>
+          <m:sub>
+            <m:r>
+              <m:rPr>
+                <m:sty m:val="bi"/>
+              </m:rPr>
+              <w:rPr>
+                <w:rFonts w:ascii="Cambria Math" w:hAnsi="Cambria Math"/>
+              </w:rPr>
+              <m:t>x</m:t>
+            </m:r>
+          </m:sub>
+        </m:sSub>
+        <m:r>
+          <m:rPr>
+            <m:sty m:val="bi"/>
+          </m:rPr>
+          <w:rPr>
+            <w:rFonts w:ascii="Cambria Math" w:hAnsi="Cambria Math"/>
+          </w:rPr>
+          <m:t>=</m:t>
+        </m:r>
+        <m:rad>
+          <m:radPr>
+            <m:degHide m:val="1"/>
+            <m:ctrlPr>
+              <w:rPr>
+                <w:rFonts w:ascii="Cambria Math" w:hAnsi="Cambria Math"/>
+                <w:b/>
+                <w:bCs/>
+              </w:rPr>
+            </m:ctrlPr>
+          </m:radPr>
+          <m:deg>
+            <m:ctrlPr>
+              <w:rPr>
+                <w:rFonts w:ascii="Cambria Math" w:hAnsi="Cambria Math"/>
+                <w:b/>
+                <w:bCs/>
+                <w:i/>
+              </w:rPr>
+            </m:ctrlPr>
+          </m:deg>
+          <m:e>
+            <m:sSubSup>
+              <m:sSubSupPr>
+                <m:ctrlPr>
+                  <w:rPr>
+                    <w:rFonts w:ascii="Cambria Math" w:hAnsi="Cambria Math"/>
+                    <w:b/>
+                    <w:bCs/>
+                    <w:i/>
+                  </w:rPr>
+                </m:ctrlPr>
+              </m:sSubSupPr>
+              <m:e>
+                <m:r>
+                  <m:rPr>
+                    <m:sty m:val="bi"/>
+                  </m:rPr>
+                  <w:rPr>
+                    <w:rFonts w:ascii="Cambria Math" w:hAnsi="Cambria Math"/>
+                  </w:rPr>
+                  <m:t>S</m:t>
+                </m:r>
+              </m:e>
+              <m:sub>
+                <m:r>
+                  <m:rPr>
+                    <m:sty m:val="bi"/>
+                  </m:rPr>
+                  <w:rPr>
+                    <w:rFonts w:ascii="Cambria Math" w:hAnsi="Cambria Math"/>
+                  </w:rPr>
+                  <m:t>x</m:t>
+                </m:r>
+              </m:sub>
+              <m:sup>
+                <m:r>
+                  <m:rPr>
+                    <m:sty m:val="bi"/>
+                  </m:rPr>
+                  <w:rPr>
+                    <w:rFonts w:ascii="Cambria Math" w:hAnsi="Cambria Math"/>
+                  </w:rPr>
+                  <m:t>2</m:t>
+                </m:r>
+              </m:sup>
+            </m:sSubSup>
+          </m:e>
+        </m:rad>
+        <m:r>
+          <m:rPr>
+            <m:sty m:val="bi"/>
+          </m:rPr>
+          <w:rPr>
+            <w:rFonts w:ascii="Cambria Math" w:hAnsi="Cambria Math"/>
+          </w:rPr>
+          <m:t>=</m:t>
+        </m:r>
+        <m:rad>
+          <m:radPr>
+            <m:degHide m:val="1"/>
+            <m:ctrlPr>
+              <w:rPr>
+                <w:rFonts w:ascii="Cambria Math" w:hAnsi="Cambria Math"/>
+                <w:b/>
+                <w:bCs/>
+              </w:rPr>
+            </m:ctrlPr>
+          </m:radPr>
+          <m:deg>
+            <m:ctrlPr>
+              <w:rPr>
+                <w:rFonts w:ascii="Cambria Math" w:hAnsi="Cambria Math"/>
+                <w:b/>
+                <w:bCs/>
+                <w:i/>
+              </w:rPr>
+            </m:ctrlPr>
+          </m:deg>
+          <m:e>
+            <m:r>
+              <m:rPr>
+                <m:sty m:val="bi"/>
+              </m:rPr>
+              <w:rPr>
+                <w:rFonts w:ascii="Cambria Math" w:hAnsi="Cambria Math"/>
+              </w:rPr>
+              <m:t>1,64</m:t>
+            </m:r>
+          </m:e>
+        </m:rad>
+        <m:r>
+          <m:rPr>
+            <m:sty m:val="b"/>
+          </m:rPr>
+          <w:rPr>
+            <w:rFonts w:ascii="Cambria Math" w:hAnsi="Cambria Math"/>
+          </w:rPr>
+          <m:t>≈</m:t>
+        </m:r>
+        <m:r>
+          <m:rPr>
+            <m:sty m:val="bi"/>
+          </m:rPr>
+          <w:rPr>
+            <w:rFonts w:ascii="Cambria Math" w:hAnsi="Cambria Math"/>
+          </w:rPr>
+          <m:t>1,2806</m:t>
+        </m:r>
+      </m:oMath>
+      <w:r>
+        <w:rPr>
+          <w:b/>
+        </w:rPr>
+        <w:t>;</w:t>
+      </w:r>
+    </w:p>
+    <w:p>
+      <w:pPr>
+        <w:pStyle w:val="a4"/>
+        <w:spacing w:before="60" w:after="200"/>
+        <w:ind w:left="720"/>
+        <w:rPr>
+          <w:b/>
+          <w:bCs/>
+        </w:rPr>
+      </w:pPr>
+      <w:r>
+        <w:rPr>
+          <w:b/>
+          <w:bCs/>
+        </w:rPr>
+        <w:t xml:space="preserve">Выборочное стандартное отклонение </w:t>
+      </w:r>
+      <m:oMath>
+        <m:sSub>
+          <m:sSubPr>
+            <m:ctrlPr>
+              <w:rPr>
+                <w:rFonts w:ascii="Cambria Math" w:hAnsi="Cambria Math"/>
+                <w:b/>
+                <w:bCs/>
+                <w:i/>
+              </w:rPr>
+            </m:ctrlPr>
+          </m:sSubPr>
+          <m:e>
+            <m:r>
+              <m:rPr>
+                <m:sty m:val="bi"/>
+              </m:rPr>
+              <w:rPr>
+                <w:rFonts w:ascii="Cambria Math" w:hAnsi="Cambria Math"/>
+              </w:rPr>
+              <m:t>S</m:t>
+            </m:r>
+          </m:e>
+          <m:sub>
+            <m:r>
+              <m:rPr>
+                <m:sty m:val="bi"/>
+              </m:rPr>
+              <w:rPr>
+                <w:rFonts w:ascii="Cambria Math" w:hAnsi="Cambria Math"/>
+              </w:rPr>
+              <m:t>y</m:t>
+            </m:r>
+          </m:sub>
+        </m:sSub>
+        <m:r>
+          <m:rPr>
+            <m:sty m:val="bi"/>
+          </m:rPr>
+          <w:rPr>
+            <w:rFonts w:ascii="Cambria Math" w:hAnsi="Cambria Math"/>
+          </w:rPr>
+          <m:t>=</m:t>
+        </m:r>
+        <m:rad>
+          <m:radPr>
+            <m:degHide m:val="1"/>
+            <m:ctrlPr>
+              <w:rPr>
+                <w:rFonts w:ascii="Cambria Math" w:hAnsi="Cambria Math"/>
+                <w:b/>
+                <w:bCs/>
+              </w:rPr>
+            </m:ctrlPr>
+          </m:radPr>
+          <m:deg>
+            <m:ctrlPr>
+              <w:rPr>
+                <w:rFonts w:ascii="Cambria Math" w:hAnsi="Cambria Math"/>
+                <w:b/>
+                <w:bCs/>
+                <w:i/>
+              </w:rPr>
+            </m:ctrlPr>
+          </m:deg>
+          <m:e>
+            <m:sSubSup>
+              <m:sSubSupPr>
+                <m:ctrlPr>
+                  <w:rPr>
+                    <w:rFonts w:ascii="Cambria Math" w:hAnsi="Cambria Math"/>
+                    <w:b/>
+                    <w:bCs/>
+                    <w:i/>
+                  </w:rPr>
+                </m:ctrlPr>
+              </m:sSubSupPr>
+              <m:e>
+                <m:r>
+                  <m:rPr>
+                    <m:sty m:val="bi"/>
+                  </m:rPr>
+                  <w:rPr>
+                    <w:rFonts w:ascii="Cambria Math" w:hAnsi="Cambria Math"/>
+                  </w:rPr>
+                  <m:t>S</m:t>
+                </m:r>
+              </m:e>
+              <m:sub>
+                <m:r>
+                  <m:rPr>
+                    <m:sty m:val="bi"/>
+                  </m:rPr>
+                  <w:rPr>
+                    <w:rFonts w:ascii="Cambria Math" w:hAnsi="Cambria Math"/>
+                  </w:rPr>
+                  <m:t>y</m:t>
+                </m:r>
+              </m:sub>
+              <m:sup>
+                <m:r>
+                  <m:rPr>
+                    <m:sty m:val="bi"/>
+                  </m:rPr>
+                  <w:rPr>
+                    <w:rFonts w:ascii="Cambria Math" w:hAnsi="Cambria Math"/>
+                  </w:rPr>
+                  <m:t>2</m:t>
+                </m:r>
+              </m:sup>
+            </m:sSubSup>
+          </m:e>
+        </m:rad>
+        <m:r>
+          <m:rPr>
+            <m:sty m:val="bi"/>
+          </m:rPr>
+          <w:rPr>
+            <w:rFonts w:ascii="Cambria Math" w:hAnsi="Cambria Math"/>
+          </w:rPr>
+          <m:t>=</m:t>
+        </m:r>
+        <m:rad>
+          <m:radPr>
+            <m:degHide m:val="1"/>
+            <m:ctrlPr>
+              <w:rPr>
+                <w:rFonts w:ascii="Cambria Math" w:hAnsi="Cambria Math"/>
+                <w:b/>
+                <w:bCs/>
+              </w:rPr>
+            </m:ctrlPr>
+          </m:radPr>
+          <m:deg>
+            <m:ctrlPr>
+              <w:rPr>
+                <w:rFonts w:ascii="Cambria Math" w:hAnsi="Cambria Math"/>
+                <w:b/>
+                <w:bCs/>
+                <w:i/>
+              </w:rPr>
+            </m:ctrlPr>
+          </m:deg>
+          <m:e>
+            <m:r>
+              <m:rPr>
+                <m:sty m:val="bi"/>
+              </m:rPr>
+              <w:rPr>
+                <w:rFonts w:ascii="Cambria Math" w:hAnsi="Cambria Math"/>
+              </w:rPr>
+              <m:t>168,96</m:t>
+            </m:r>
+          </m:e>
+        </m:rad>
+        <m:r>
+          <m:rPr>
+            <m:sty m:val="b"/>
+          </m:rPr>
+          <w:rPr>
+            <w:rFonts w:ascii="Cambria Math" w:hAnsi="Cambria Math"/>
+          </w:rPr>
+          <m:t>≈</m:t>
+        </m:r>
+        <m:r>
+          <m:rPr>
+            <m:sty m:val="bi"/>
+          </m:rPr>
+          <w:rPr>
+            <w:rFonts w:ascii="Cambria Math" w:hAnsi="Cambria Math"/>
+          </w:rPr>
+          <m:t>12,9985</m:t>
+        </m:r>
+      </m:oMath>
+      <w:r>
+        <w:rPr>
+          <w:b/>
+        </w:rPr>
+        <w:t>.</w:t>
+      </w:r>
+    </w:p>
+    <w:p/>
+    <w:p>
+      <w:r>
+        <w:t>Процесс вычисления числовых характеристик для</w:t>
+      </w:r>
+      <w:r>
+        <w:t xml:space="preserve"> способа расчёта длины интервалов по формуле Стерджеса</w:t>
+      </w:r>
+      <w:r>
+        <w:t>:</w:t>
+      </w:r>
+    </w:p>
+    <w:p>
+      <w:pPr>
+        <w:pStyle w:val="a4"/>
+        <w:spacing w:before="60" w:after="200"/>
+        <w:ind w:left="720"/>
+        <w:rPr>
+          <w:b/>
+          <w:bCs/>
+          <w:i/>
+        </w:rPr>
+      </w:pPr>
+      <w:r>
+        <w:rPr>
+          <w:b/>
+          <w:bCs/>
+        </w:rPr>
+        <w:t xml:space="preserve">Выборочное среднее </w:t>
+      </w:r>
+      <m:oMath>
+        <m:acc>
+          <m:accPr>
+            <m:chr m:val="̅"/>
+            <m:ctrlPr>
+              <w:rPr>
+                <w:rFonts w:ascii="Cambria Math" w:hAnsi="Cambria Math"/>
+                <w:b/>
+                <w:bCs/>
+              </w:rPr>
+            </m:ctrlPr>
+          </m:accPr>
+          <m:e>
+            <m:r>
+              <m:rPr>
+                <m:sty m:val="bi"/>
+              </m:rPr>
+              <w:rPr>
+                <w:rFonts w:ascii="Cambria Math" w:hAnsi="Cambria Math"/>
+                <w:lang w:val="en-US"/>
+              </w:rPr>
+              <m:t>x</m:t>
+            </m:r>
+          </m:e>
+        </m:acc>
+        <m:r>
+          <m:rPr>
+            <m:sty m:val="bi"/>
+          </m:rPr>
+          <w:rPr>
+            <w:rFonts w:ascii="Cambria Math" w:hAnsi="Cambria Math"/>
+          </w:rPr>
+          <m:t>=</m:t>
+        </m:r>
+        <m:f>
+          <m:fPr>
+            <m:ctrlPr>
+              <w:rPr>
+                <w:rFonts w:ascii="Cambria Math" w:hAnsi="Cambria Math"/>
+                <w:b/>
+                <w:bCs/>
+              </w:rPr>
+            </m:ctrlPr>
+          </m:fPr>
+          <m:num>
+            <m:r>
+              <m:rPr>
+                <m:sty m:val="bi"/>
+              </m:rPr>
+              <w:rPr>
+                <w:rFonts w:ascii="Cambria Math" w:hAnsi="Cambria Math"/>
+                <w:lang w:val="en-US"/>
+              </w:rPr>
+              <m:t>6</m:t>
+            </m:r>
+            <m:r>
+              <m:rPr>
+                <m:sty m:val="bi"/>
+              </m:rPr>
+              <w:rPr>
+                <w:rFonts w:ascii="Cambria Math" w:hAnsi="Cambria Math"/>
+              </w:rPr>
+              <m:t>*5,5042+</m:t>
+            </m:r>
+            <m:r>
+              <m:rPr>
+                <m:sty m:val="b"/>
+              </m:rPr>
+              <w:rPr>
+                <w:rFonts w:ascii="Cambria Math" w:hAnsi="Cambria Math"/>
+              </w:rPr>
+              <m:t>…</m:t>
+            </m:r>
+            <m:r>
+              <m:rPr>
+                <m:sty m:val="bi"/>
+              </m:rPr>
+              <w:rPr>
+                <w:rFonts w:ascii="Cambria Math" w:hAnsi="Cambria Math"/>
+              </w:rPr>
+              <m:t>+</m:t>
+            </m:r>
+            <m:r>
+              <m:rPr>
+                <m:sty m:val="bi"/>
+              </m:rPr>
+              <w:rPr>
+                <w:rFonts w:ascii="Cambria Math" w:hAnsi="Cambria Math"/>
+                <w:lang w:val="en-US"/>
+              </w:rPr>
+              <m:t>4</m:t>
+            </m:r>
+            <m:r>
+              <m:rPr>
+                <m:sty m:val="bi"/>
+              </m:rPr>
+              <w:rPr>
+                <w:rFonts w:ascii="Cambria Math" w:hAnsi="Cambria Math"/>
+              </w:rPr>
+              <m:t>*9,9632</m:t>
+            </m:r>
+            <m:ctrlPr>
+              <w:rPr>
+                <w:rFonts w:ascii="Cambria Math" w:hAnsi="Cambria Math"/>
+                <w:b/>
+                <w:bCs/>
+                <w:i/>
+              </w:rPr>
+            </m:ctrlPr>
+          </m:num>
+          <m:den>
+            <m:r>
+              <m:rPr>
+                <m:sty m:val="bi"/>
+              </m:rPr>
+              <w:rPr>
+                <w:rFonts w:ascii="Cambria Math" w:hAnsi="Cambria Math"/>
+                <w:lang w:val="en-US"/>
+              </w:rPr>
+              <m:t>60</m:t>
+            </m:r>
+            <m:ctrlPr>
+              <w:rPr>
+                <w:rFonts w:ascii="Cambria Math" w:hAnsi="Cambria Math"/>
+                <w:b/>
+                <w:bCs/>
+                <w:i/>
+              </w:rPr>
+            </m:ctrlPr>
+          </m:den>
+        </m:f>
+        <m:r>
+          <m:rPr>
+            <m:sty m:val="bi"/>
+          </m:rPr>
+          <w:rPr>
+            <w:rFonts w:ascii="Cambria Math" w:hAnsi="Cambria Math"/>
+          </w:rPr>
+          <m:t>=</m:t>
+        </m:r>
+        <m:f>
+          <m:fPr>
+            <m:ctrlPr>
+              <w:rPr>
+                <w:rFonts w:ascii="Cambria Math" w:hAnsi="Cambria Math"/>
+                <w:b/>
+                <w:bCs/>
+              </w:rPr>
+            </m:ctrlPr>
+          </m:fPr>
+          <m:num>
+            <m:r>
+              <m:rPr>
+                <m:sty m:val="bi"/>
+              </m:rPr>
+              <w:rPr>
+                <w:rFonts w:ascii="Cambria Math" w:hAnsi="Cambria Math"/>
+                <w:lang w:val="en-US"/>
+              </w:rPr>
+              <m:t>473</m:t>
+            </m:r>
+            <m:r>
+              <m:rPr>
+                <m:sty m:val="bi"/>
+              </m:rPr>
+              <w:rPr>
+                <w:rFonts w:ascii="Cambria Math" w:hAnsi="Cambria Math"/>
+              </w:rPr>
+              <m:t>,4</m:t>
+            </m:r>
+            <m:ctrlPr>
+              <w:rPr>
+                <w:rFonts w:ascii="Cambria Math" w:hAnsi="Cambria Math"/>
+                <w:b/>
+                <w:bCs/>
+                <w:i/>
+              </w:rPr>
+            </m:ctrlPr>
+          </m:num>
+          <m:den>
+            <m:r>
+              <m:rPr>
+                <m:sty m:val="bi"/>
+              </m:rPr>
+              <w:rPr>
+                <w:rFonts w:ascii="Cambria Math" w:hAnsi="Cambria Math"/>
+                <w:lang w:val="en-US"/>
+              </w:rPr>
+              <m:t>60</m:t>
+            </m:r>
+            <m:ctrlPr>
+              <w:rPr>
+                <w:rFonts w:ascii="Cambria Math" w:hAnsi="Cambria Math"/>
+                <w:b/>
+                <w:bCs/>
+                <w:i/>
+              </w:rPr>
+            </m:ctrlPr>
+          </m:den>
+        </m:f>
+        <m:r>
+          <m:rPr>
+            <m:sty m:val="bi"/>
+          </m:rPr>
+          <w:rPr>
+            <w:rFonts w:ascii="Cambria Math" w:hAnsi="Cambria Math"/>
+          </w:rPr>
+          <m:t>=</m:t>
+        </m:r>
+        <m:r>
+          <m:rPr>
+            <m:sty m:val="bi"/>
+          </m:rPr>
+          <w:rPr>
+            <w:rFonts w:ascii="Cambria Math" w:hAnsi="Cambria Math"/>
+            <w:lang w:val="en-US"/>
+          </w:rPr>
+          <m:t>7</m:t>
+        </m:r>
+        <m:r>
+          <m:rPr>
+            <m:sty m:val="bi"/>
+          </m:rPr>
+          <w:rPr>
+            <w:rFonts w:ascii="Cambria Math" w:hAnsi="Cambria Math"/>
+          </w:rPr>
+          <m:t>,</m:t>
+        </m:r>
+        <m:r>
+          <m:rPr>
+            <m:sty m:val="bi"/>
+          </m:rPr>
+          <w:rPr>
+            <w:rFonts w:ascii="Cambria Math" w:hAnsi="Cambria Math"/>
+            <w:lang w:val="en-US"/>
+          </w:rPr>
+          <m:t>8</m:t>
+        </m:r>
+        <m:r>
+          <m:rPr>
+            <m:sty m:val="bi"/>
+          </m:rPr>
+          <w:rPr>
+            <w:rFonts w:ascii="Cambria Math" w:hAnsi="Cambria Math"/>
+          </w:rPr>
+          <m:t>9</m:t>
+        </m:r>
+      </m:oMath>
+      <w:r>
+        <w:rPr>
+          <w:b/>
+        </w:rPr>
+        <w:t>;</w:t>
+      </w:r>
+    </w:p>
+    <w:p>
+      <w:pPr>
+        <w:pStyle w:val="a4"/>
+        <w:spacing w:before="60" w:after="200"/>
+        <w:ind w:left="720"/>
+        <w:rPr>
+          <w:b/>
+        </w:rPr>
+      </w:pPr>
+      <w:r>
+        <w:rPr>
+          <w:b/>
+          <w:bCs/>
+        </w:rPr>
+        <w:t xml:space="preserve">Выборочное среднее </w:t>
+      </w:r>
+      <m:oMath>
+        <m:acc>
+          <m:accPr>
+            <m:chr m:val="̅"/>
+            <m:ctrlPr>
+              <w:rPr>
+                <w:rFonts w:ascii="Cambria Math" w:hAnsi="Cambria Math"/>
+                <w:b/>
+                <w:bCs/>
+              </w:rPr>
+            </m:ctrlPr>
+          </m:accPr>
+          <m:e>
+            <m:r>
+              <m:rPr>
+                <m:sty m:val="bi"/>
+              </m:rPr>
+              <w:rPr>
+                <w:rFonts w:ascii="Cambria Math" w:hAnsi="Cambria Math"/>
+                <w:lang w:val="en-US"/>
+              </w:rPr>
+              <m:t>y</m:t>
+            </m:r>
+          </m:e>
+        </m:acc>
+        <m:r>
+          <m:rPr>
+            <m:sty m:val="bi"/>
+          </m:rPr>
+          <w:rPr>
+            <w:rFonts w:ascii="Cambria Math" w:hAnsi="Cambria Math"/>
+          </w:rPr>
+          <m:t>=</m:t>
+        </m:r>
+        <m:f>
+          <m:fPr>
+            <m:ctrlPr>
+              <w:rPr>
+                <w:rFonts w:ascii="Cambria Math" w:hAnsi="Cambria Math"/>
+                <w:b/>
+                <w:bCs/>
+              </w:rPr>
+            </m:ctrlPr>
+          </m:fPr>
+          <m:num>
+            <m:r>
+              <m:rPr>
+                <m:sty m:val="bi"/>
+              </m:rPr>
+              <w:rPr>
+                <w:rFonts w:ascii="Cambria Math" w:hAnsi="Cambria Math"/>
+              </w:rPr>
+              <m:t>5*16,066</m:t>
+            </m:r>
+            <m:r>
+              <m:rPr>
+                <m:sty m:val="b"/>
+              </m:rPr>
+              <w:rPr>
+                <w:rFonts w:ascii="Cambria Math" w:hAnsi="Cambria Math"/>
+              </w:rPr>
+              <m:t>…</m:t>
+            </m:r>
+            <m:r>
+              <m:rPr>
+                <m:sty m:val="bi"/>
+              </m:rPr>
+              <w:rPr>
+                <w:rFonts w:ascii="Cambria Math" w:hAnsi="Cambria Math"/>
+              </w:rPr>
+              <m:t>+1*82,986</m:t>
+            </m:r>
+            <m:ctrlPr>
+              <w:rPr>
+                <w:rFonts w:ascii="Cambria Math" w:hAnsi="Cambria Math"/>
+                <w:b/>
+                <w:bCs/>
+                <w:i/>
+              </w:rPr>
+            </m:ctrlPr>
+          </m:num>
+          <m:den>
+            <m:r>
+              <m:rPr>
+                <m:sty m:val="bi"/>
+              </m:rPr>
+              <w:rPr>
+                <w:rFonts w:ascii="Cambria Math" w:hAnsi="Cambria Math"/>
+                <w:lang w:val="en-US"/>
+              </w:rPr>
+              <m:t>60</m:t>
+            </m:r>
+            <m:ctrlPr>
+              <w:rPr>
+                <w:rFonts w:ascii="Cambria Math" w:hAnsi="Cambria Math"/>
+                <w:b/>
+                <w:bCs/>
+                <w:i/>
+              </w:rPr>
+            </m:ctrlPr>
+          </m:den>
+        </m:f>
+        <m:r>
+          <m:rPr>
+            <m:sty m:val="bi"/>
+          </m:rPr>
+          <w:rPr>
+            <w:rFonts w:ascii="Cambria Math" w:hAnsi="Cambria Math"/>
+          </w:rPr>
+          <m:t>=</m:t>
+        </m:r>
+        <m:f>
+          <m:fPr>
+            <m:ctrlPr>
+              <w:rPr>
+                <w:rFonts w:ascii="Cambria Math" w:hAnsi="Cambria Math"/>
+                <w:b/>
+                <w:bCs/>
+              </w:rPr>
+            </m:ctrlPr>
+          </m:fPr>
+          <m:num>
+            <m:r>
+              <m:rPr>
+                <m:sty m:val="bi"/>
+              </m:rPr>
+              <w:rPr>
+                <w:rFonts w:ascii="Cambria Math" w:hAnsi="Cambria Math"/>
+              </w:rPr>
+              <m:t>2</m:t>
+            </m:r>
+            <m:r>
+              <m:rPr>
+                <m:sty m:val="bi"/>
+              </m:rPr>
+              <w:rPr>
+                <w:rFonts w:ascii="Cambria Math" w:hAnsi="Cambria Math"/>
+              </w:rPr>
+              <m:t>560</m:t>
+            </m:r>
+            <m:r>
+              <m:rPr>
+                <m:sty m:val="bi"/>
+              </m:rPr>
+              <w:rPr>
+                <w:rFonts w:ascii="Cambria Math" w:hAnsi="Cambria Math"/>
+              </w:rPr>
+              <m:t>,</m:t>
+            </m:r>
+            <m:r>
+              <m:rPr>
+                <m:sty m:val="bi"/>
+              </m:rPr>
+              <w:rPr>
+                <w:rFonts w:ascii="Cambria Math" w:hAnsi="Cambria Math"/>
+              </w:rPr>
+              <m:t>8</m:t>
+            </m:r>
+            <m:ctrlPr>
+              <w:rPr>
+                <w:rFonts w:ascii="Cambria Math" w:hAnsi="Cambria Math"/>
+                <w:b/>
+                <w:bCs/>
+                <w:i/>
+              </w:rPr>
+            </m:ctrlPr>
+          </m:num>
+          <m:den>
+            <m:r>
+              <m:rPr>
+                <m:sty m:val="bi"/>
+              </m:rPr>
+              <w:rPr>
+                <w:rFonts w:ascii="Cambria Math" w:hAnsi="Cambria Math"/>
+                <w:lang w:val="en-US"/>
+              </w:rPr>
+              <m:t>60</m:t>
+            </m:r>
+            <m:ctrlPr>
+              <w:rPr>
+                <w:rFonts w:ascii="Cambria Math" w:hAnsi="Cambria Math"/>
+                <w:b/>
+                <w:bCs/>
+                <w:i/>
+              </w:rPr>
+            </m:ctrlPr>
+          </m:den>
+        </m:f>
+        <m:r>
+          <m:rPr>
+            <m:sty m:val="b"/>
+          </m:rPr>
+          <w:rPr>
+            <w:rFonts w:ascii="Cambria Math" w:hAnsi="Cambria Math"/>
+          </w:rPr>
+          <m:t>=4</m:t>
+        </m:r>
+        <m:r>
+          <m:rPr>
+            <m:sty m:val="b"/>
+          </m:rPr>
+          <w:rPr>
+            <w:rFonts w:ascii="Cambria Math" w:hAnsi="Cambria Math"/>
+          </w:rPr>
+          <m:t>2,68</m:t>
+        </m:r>
+      </m:oMath>
+      <w:r>
+        <w:rPr>
+          <w:b/>
+        </w:rPr>
+        <w:t>;</w:t>
+      </w:r>
+    </w:p>
+    <w:p>
+      <w:pPr>
+        <w:pStyle w:val="a4"/>
+        <w:spacing w:before="60" w:after="200"/>
+        <w:ind w:left="720"/>
+        <w:rPr>
+          <w:b/>
+          <w:bCs/>
+        </w:rPr>
+      </w:pPr>
+      <w:r>
+        <w:rPr>
+          <w:b/>
+          <w:bCs/>
+        </w:rPr>
+        <w:t xml:space="preserve">Выборочная дисперсия </w:t>
+      </w:r>
+      <m:oMath>
+        <m:sSubSup>
+          <m:sSubSupPr>
+            <m:ctrlPr>
+              <w:rPr>
+                <w:rFonts w:ascii="Cambria Math" w:hAnsi="Cambria Math"/>
+                <w:b/>
+                <w:bCs/>
+                <w:i/>
+              </w:rPr>
+            </m:ctrlPr>
+          </m:sSubSupPr>
+          <m:e>
+            <m:r>
+              <m:rPr>
+                <m:sty m:val="bi"/>
+              </m:rPr>
+              <w:rPr>
+                <w:rFonts w:ascii="Cambria Math" w:hAnsi="Cambria Math"/>
+              </w:rPr>
+              <m:t>S</m:t>
+            </m:r>
+          </m:e>
+          <m:sub>
+            <m:r>
+              <m:rPr>
+                <m:sty m:val="bi"/>
+              </m:rPr>
+              <w:rPr>
+                <w:rFonts w:ascii="Cambria Math" w:hAnsi="Cambria Math"/>
+              </w:rPr>
+              <m:t>x</m:t>
+            </m:r>
+          </m:sub>
+          <m:sup>
+            <m:r>
+              <m:rPr>
+                <m:sty m:val="bi"/>
+              </m:rPr>
+              <w:rPr>
+                <w:rFonts w:ascii="Cambria Math" w:hAnsi="Cambria Math"/>
+              </w:rPr>
+              <m:t>2</m:t>
+            </m:r>
+          </m:sup>
+        </m:sSubSup>
+        <m:r>
+          <m:rPr>
+            <m:sty m:val="bi"/>
+          </m:rPr>
+          <w:rPr>
+            <w:rFonts w:ascii="Cambria Math" w:hAnsi="Cambria Math"/>
+          </w:rPr>
+          <m:t>=</m:t>
+        </m:r>
+        <m:f>
+          <m:fPr>
+            <m:ctrlPr>
+              <w:rPr>
+                <w:rFonts w:ascii="Cambria Math" w:hAnsi="Cambria Math"/>
+                <w:b/>
+                <w:bCs/>
+              </w:rPr>
+            </m:ctrlPr>
+          </m:fPr>
+          <m:num>
+            <m:sSup>
+              <m:sSupPr>
+                <m:ctrlPr>
+                  <w:rPr>
+                    <w:rFonts w:ascii="Cambria Math" w:hAnsi="Cambria Math"/>
+                    <w:b/>
+                    <w:bCs/>
+                    <w:i/>
+                  </w:rPr>
+                </m:ctrlPr>
+              </m:sSupPr>
+              <m:e>
+                <m:r>
+                  <m:rPr>
+                    <m:sty m:val="bi"/>
+                  </m:rPr>
+                  <w:rPr>
+                    <w:rFonts w:ascii="Cambria Math" w:hAnsi="Cambria Math"/>
+                  </w:rPr>
+                  <m:t>6*</m:t>
+                </m:r>
+                <m:d>
+                  <m:dPr>
+                    <m:ctrlPr>
+                      <w:rPr>
+                        <w:rFonts w:ascii="Cambria Math" w:hAnsi="Cambria Math"/>
+                        <w:b/>
+                        <w:bCs/>
+                        <w:i/>
+                      </w:rPr>
+                    </m:ctrlPr>
+                  </m:dPr>
+                  <m:e>
+                    <m:r>
+                      <m:rPr>
+                        <m:sty m:val="bi"/>
+                      </m:rPr>
+                      <w:rPr>
+                        <w:rFonts w:ascii="Cambria Math" w:hAnsi="Cambria Math"/>
+                      </w:rPr>
+                      <m:t>5,5042-7,92</m:t>
+                    </m:r>
+                  </m:e>
+                </m:d>
+              </m:e>
+              <m:sup>
+                <m:r>
+                  <m:rPr>
+                    <m:sty m:val="bi"/>
+                  </m:rPr>
+                  <w:rPr>
+                    <w:rFonts w:ascii="Cambria Math" w:hAnsi="Cambria Math"/>
+                  </w:rPr>
+                  <m:t>2</m:t>
+                </m:r>
+              </m:sup>
+            </m:sSup>
+            <m:r>
+              <m:rPr>
+                <m:sty m:val="bi"/>
+              </m:rPr>
+              <w:rPr>
+                <w:rFonts w:ascii="Cambria Math" w:hAnsi="Cambria Math"/>
+              </w:rPr>
+              <m:t>+</m:t>
+            </m:r>
+            <m:r>
+              <m:rPr>
+                <m:sty m:val="b"/>
+              </m:rPr>
+              <w:rPr>
+                <w:rFonts w:ascii="Cambria Math" w:hAnsi="Cambria Math"/>
+              </w:rPr>
+              <m:t>…</m:t>
+            </m:r>
+            <m:r>
+              <m:rPr>
+                <m:sty m:val="bi"/>
+              </m:rPr>
+              <w:rPr>
+                <w:rFonts w:ascii="Cambria Math" w:hAnsi="Cambria Math"/>
+              </w:rPr>
+              <m:t>+</m:t>
+            </m:r>
+            <m:sSup>
+              <m:sSupPr>
+                <m:ctrlPr>
+                  <w:rPr>
+                    <w:rFonts w:ascii="Cambria Math" w:hAnsi="Cambria Math"/>
+                    <w:b/>
+                    <w:bCs/>
+                    <w:i/>
+                  </w:rPr>
+                </m:ctrlPr>
+              </m:sSupPr>
+              <m:e>
+                <m:r>
+                  <m:rPr>
+                    <m:sty m:val="bi"/>
+                  </m:rPr>
+                  <w:rPr>
+                    <w:rFonts w:ascii="Cambria Math" w:hAnsi="Cambria Math"/>
+                  </w:rPr>
+                  <m:t>4*</m:t>
+                </m:r>
+                <m:d>
+                  <m:dPr>
+                    <m:ctrlPr>
+                      <w:rPr>
+                        <w:rFonts w:ascii="Cambria Math" w:hAnsi="Cambria Math"/>
+                        <w:b/>
+                        <w:bCs/>
+                        <w:i/>
+                      </w:rPr>
+                    </m:ctrlPr>
+                  </m:dPr>
+                  <m:e>
+                    <m:r>
+                      <m:rPr>
+                        <m:sty m:val="bi"/>
+                      </m:rPr>
+                      <w:rPr>
+                        <w:rFonts w:ascii="Cambria Math" w:hAnsi="Cambria Math"/>
+                      </w:rPr>
+                      <m:t>9,9632-7,92</m:t>
+                    </m:r>
+                  </m:e>
+                </m:d>
+              </m:e>
+              <m:sup>
+                <m:r>
+                  <m:rPr>
+                    <m:sty m:val="bi"/>
+                  </m:rPr>
+                  <w:rPr>
+                    <w:rFonts w:ascii="Cambria Math" w:hAnsi="Cambria Math"/>
+                  </w:rPr>
+                  <m:t>2</m:t>
+                </m:r>
+              </m:sup>
+            </m:sSup>
+            <m:ctrlPr>
+              <w:rPr>
+                <w:rFonts w:ascii="Cambria Math" w:hAnsi="Cambria Math"/>
+                <w:b/>
+                <w:bCs/>
+                <w:i/>
+              </w:rPr>
+            </m:ctrlPr>
+          </m:num>
+          <m:den>
+            <m:r>
+              <m:rPr>
+                <m:sty m:val="bi"/>
+              </m:rPr>
+              <w:rPr>
+                <w:rFonts w:ascii="Cambria Math" w:hAnsi="Cambria Math"/>
+              </w:rPr>
+              <m:t>59</m:t>
+            </m:r>
+            <m:ctrlPr>
+              <w:rPr>
+                <w:rFonts w:ascii="Cambria Math" w:hAnsi="Cambria Math"/>
+                <w:b/>
+                <w:bCs/>
+                <w:i/>
+              </w:rPr>
+            </m:ctrlPr>
+          </m:den>
+        </m:f>
+        <m:r>
+          <m:rPr>
+            <m:sty m:val="bi"/>
+          </m:rPr>
+          <w:rPr>
+            <w:rFonts w:ascii="Cambria Math" w:hAnsi="Cambria Math"/>
+          </w:rPr>
+          <m:t>=</m:t>
+        </m:r>
+        <m:f>
+          <m:fPr>
+            <m:ctrlPr>
+              <w:rPr>
+                <w:rFonts w:ascii="Cambria Math" w:hAnsi="Cambria Math"/>
+                <w:b/>
+                <w:bCs/>
+              </w:rPr>
+            </m:ctrlPr>
+          </m:fPr>
+          <m:num>
+            <m:r>
+              <m:rPr>
+                <m:sty m:val="bi"/>
+              </m:rPr>
+              <w:rPr>
+                <w:rFonts w:ascii="Cambria Math" w:hAnsi="Cambria Math"/>
+              </w:rPr>
+              <m:t>100,89</m:t>
+            </m:r>
+            <m:ctrlPr>
+              <w:rPr>
+                <w:rFonts w:ascii="Cambria Math" w:hAnsi="Cambria Math"/>
+                <w:b/>
+                <w:bCs/>
+                <w:i/>
+              </w:rPr>
+            </m:ctrlPr>
+          </m:num>
+          <m:den>
+            <m:r>
+              <m:rPr>
+                <m:sty m:val="bi"/>
+              </m:rPr>
+              <w:rPr>
+                <w:rFonts w:ascii="Cambria Math" w:hAnsi="Cambria Math"/>
+              </w:rPr>
+              <m:t>59</m:t>
+            </m:r>
+            <m:ctrlPr>
+              <w:rPr>
+                <w:rFonts w:ascii="Cambria Math" w:hAnsi="Cambria Math"/>
+                <w:b/>
+                <w:bCs/>
+                <w:i/>
+              </w:rPr>
+            </m:ctrlPr>
+          </m:den>
+        </m:f>
+        <m:r>
+          <m:rPr>
+            <m:sty m:val="b"/>
+          </m:rPr>
+          <w:rPr>
+            <w:rFonts w:ascii="Cambria Math" w:hAnsi="Cambria Math"/>
+          </w:rPr>
+          <m:t>≈</m:t>
+        </m:r>
+        <m:r>
+          <m:rPr>
+            <m:sty m:val="bi"/>
+          </m:rPr>
+          <w:rPr>
+            <w:rFonts w:ascii="Cambria Math" w:hAnsi="Cambria Math"/>
+          </w:rPr>
+          <m:t>1,71</m:t>
+        </m:r>
+      </m:oMath>
+      <w:r>
+        <w:rPr>
+          <w:b/>
+        </w:rPr>
+        <w:t>;</w:t>
+      </w:r>
+    </w:p>
+    <w:p>
+      <w:pPr>
+        <w:pStyle w:val="a4"/>
+        <w:spacing w:before="60" w:after="200"/>
+        <w:ind w:left="720"/>
+        <w:rPr>
+          <w:b/>
+        </w:rPr>
+      </w:pPr>
+      <w:r>
+        <w:rPr>
+          <w:b/>
+          <w:bCs/>
+        </w:rPr>
+        <w:t xml:space="preserve">Выборочная дисперсия </w:t>
+      </w:r>
+      <m:oMath>
+        <m:sSubSup>
+          <m:sSubSupPr>
+            <m:ctrlPr>
+              <w:rPr>
+                <w:rFonts w:ascii="Cambria Math" w:hAnsi="Cambria Math"/>
+                <w:b/>
+                <w:bCs/>
+                <w:i/>
+              </w:rPr>
+            </m:ctrlPr>
+          </m:sSubSupPr>
+          <m:e>
+            <m:r>
+              <m:rPr>
+                <m:sty m:val="bi"/>
+              </m:rPr>
+              <w:rPr>
+                <w:rFonts w:ascii="Cambria Math" w:hAnsi="Cambria Math"/>
+              </w:rPr>
+              <m:t>S</m:t>
+            </m:r>
+          </m:e>
+          <m:sub>
+            <m:r>
+              <m:rPr>
+                <m:sty m:val="bi"/>
+              </m:rPr>
+              <w:rPr>
+                <w:rFonts w:ascii="Cambria Math" w:hAnsi="Cambria Math"/>
+              </w:rPr>
+              <m:t>y</m:t>
+            </m:r>
+          </m:sub>
+          <m:sup>
+            <m:r>
+              <m:rPr>
+                <m:sty m:val="bi"/>
+              </m:rPr>
+              <w:rPr>
+                <w:rFonts w:ascii="Cambria Math" w:hAnsi="Cambria Math"/>
+              </w:rPr>
+              <m:t>2</m:t>
+            </m:r>
+          </m:sup>
+        </m:sSubSup>
+        <m:r>
+          <m:rPr>
+            <m:sty m:val="bi"/>
+          </m:rPr>
+          <w:rPr>
+            <w:rFonts w:ascii="Cambria Math" w:hAnsi="Cambria Math"/>
+          </w:rPr>
+          <m:t>=</m:t>
+        </m:r>
+        <m:f>
+          <m:fPr>
+            <m:ctrlPr>
+              <w:rPr>
+                <w:rFonts w:ascii="Cambria Math" w:hAnsi="Cambria Math"/>
+                <w:b/>
+                <w:bCs/>
+              </w:rPr>
+            </m:ctrlPr>
+          </m:fPr>
+          <m:num>
+            <m:sSup>
+              <m:sSupPr>
+                <m:ctrlPr>
+                  <w:rPr>
+                    <w:rFonts w:ascii="Cambria Math" w:hAnsi="Cambria Math"/>
+                    <w:b/>
+                    <w:bCs/>
+                    <w:i/>
+                  </w:rPr>
+                </m:ctrlPr>
+              </m:sSupPr>
+              <m:e>
+                <m:r>
+                  <m:rPr>
+                    <m:sty m:val="bi"/>
+                  </m:rPr>
+                  <w:rPr>
+                    <w:rFonts w:ascii="Cambria Math" w:hAnsi="Cambria Math"/>
+                  </w:rPr>
+                  <m:t>5*</m:t>
+                </m:r>
+                <m:d>
+                  <m:dPr>
+                    <m:ctrlPr>
+                      <w:rPr>
+                        <w:rFonts w:ascii="Cambria Math" w:hAnsi="Cambria Math"/>
+                        <w:b/>
+                        <w:bCs/>
+                        <w:i/>
+                      </w:rPr>
+                    </m:ctrlPr>
+                  </m:dPr>
+                  <m:e>
+                    <m:r>
+                      <m:rPr>
+                        <m:sty m:val="bi"/>
+                      </m:rPr>
+                      <w:rPr>
+                        <w:rFonts w:ascii="Cambria Math" w:hAnsi="Cambria Math"/>
+                      </w:rPr>
+                      <m:t>16,066-</m:t>
+                    </m:r>
+                    <m:r>
+                      <m:rPr>
+                        <m:sty m:val="b"/>
+                      </m:rPr>
+                      <w:rPr>
+                        <w:rFonts w:ascii="Cambria Math" w:hAnsi="Cambria Math"/>
+                      </w:rPr>
+                      <m:t>42,68</m:t>
+                    </m:r>
+                  </m:e>
+                </m:d>
+              </m:e>
+              <m:sup>
+                <m:r>
+                  <m:rPr>
+                    <m:sty m:val="bi"/>
+                  </m:rPr>
+                  <w:rPr>
+                    <w:rFonts w:ascii="Cambria Math" w:hAnsi="Cambria Math"/>
+                  </w:rPr>
+                  <m:t>2</m:t>
+                </m:r>
+              </m:sup>
+            </m:sSup>
+            <m:r>
+              <m:rPr>
+                <m:sty m:val="bi"/>
+              </m:rPr>
+              <w:rPr>
+                <w:rFonts w:ascii="Cambria Math" w:hAnsi="Cambria Math"/>
+              </w:rPr>
+              <m:t>+</m:t>
+            </m:r>
+            <m:r>
+              <m:rPr>
+                <m:sty m:val="b"/>
+              </m:rPr>
+              <w:rPr>
+                <w:rFonts w:ascii="Cambria Math" w:hAnsi="Cambria Math"/>
+              </w:rPr>
+              <m:t>…</m:t>
+            </m:r>
+            <m:r>
+              <m:rPr>
+                <m:sty m:val="bi"/>
+              </m:rPr>
+              <w:rPr>
+                <w:rFonts w:ascii="Cambria Math" w:hAnsi="Cambria Math"/>
+              </w:rPr>
+              <m:t>+</m:t>
+            </m:r>
+            <m:sSup>
+              <m:sSupPr>
+                <m:ctrlPr>
+                  <w:rPr>
+                    <w:rFonts w:ascii="Cambria Math" w:hAnsi="Cambria Math"/>
+                    <w:b/>
+                    <w:bCs/>
+                    <w:i/>
+                  </w:rPr>
+                </m:ctrlPr>
+              </m:sSupPr>
+              <m:e>
+                <m:r>
+                  <m:rPr>
+                    <m:sty m:val="bi"/>
+                  </m:rPr>
+                  <w:rPr>
+                    <w:rFonts w:ascii="Cambria Math" w:hAnsi="Cambria Math"/>
+                  </w:rPr>
+                  <m:t>4*</m:t>
+                </m:r>
+                <m:d>
+                  <m:dPr>
+                    <m:ctrlPr>
+                      <w:rPr>
+                        <w:rFonts w:ascii="Cambria Math" w:hAnsi="Cambria Math"/>
+                        <w:b/>
+                        <w:bCs/>
+                        <w:i/>
+                      </w:rPr>
+                    </m:ctrlPr>
+                  </m:dPr>
+                  <m:e>
+                    <m:r>
+                      <m:rPr>
+                        <m:sty m:val="bi"/>
+                      </m:rPr>
+                      <w:rPr>
+                        <w:rFonts w:ascii="Cambria Math" w:hAnsi="Cambria Math"/>
+                      </w:rPr>
+                      <m:t>82,986</m:t>
+                    </m:r>
+                    <m:r>
+                      <m:rPr>
+                        <m:sty m:val="bi"/>
+                      </m:rPr>
+                      <w:rPr>
+                        <w:rFonts w:ascii="Cambria Math" w:hAnsi="Cambria Math"/>
+                      </w:rPr>
+                      <m:t>-</m:t>
+                    </m:r>
+                    <m:r>
+                      <m:rPr>
+                        <m:sty m:val="b"/>
+                      </m:rPr>
+                      <w:rPr>
+                        <w:rFonts w:ascii="Cambria Math" w:hAnsi="Cambria Math"/>
+                      </w:rPr>
+                      <m:t>42,68</m:t>
+                    </m:r>
+                  </m:e>
+                </m:d>
+              </m:e>
+              <m:sup>
+                <m:r>
+                  <m:rPr>
+                    <m:sty m:val="bi"/>
+                  </m:rPr>
+                  <w:rPr>
+                    <w:rFonts w:ascii="Cambria Math" w:hAnsi="Cambria Math"/>
+                  </w:rPr>
+                  <m:t>2</m:t>
+                </m:r>
+              </m:sup>
+            </m:sSup>
+            <m:ctrlPr>
+              <w:rPr>
+                <w:rFonts w:ascii="Cambria Math" w:hAnsi="Cambria Math"/>
+                <w:b/>
+                <w:bCs/>
+                <w:i/>
+              </w:rPr>
+            </m:ctrlPr>
+          </m:num>
+          <m:den>
+            <m:r>
+              <m:rPr>
+                <m:sty m:val="bi"/>
+              </m:rPr>
+              <w:rPr>
+                <w:rFonts w:ascii="Cambria Math" w:hAnsi="Cambria Math"/>
+              </w:rPr>
+              <m:t>59</m:t>
+            </m:r>
+            <m:ctrlPr>
+              <w:rPr>
+                <w:rFonts w:ascii="Cambria Math" w:hAnsi="Cambria Math"/>
+                <w:b/>
+                <w:bCs/>
+                <w:i/>
+              </w:rPr>
+            </m:ctrlPr>
+          </m:den>
+        </m:f>
+        <m:r>
+          <m:rPr>
+            <m:sty m:val="bi"/>
+          </m:rPr>
+          <w:rPr>
+            <w:rFonts w:ascii="Cambria Math" w:hAnsi="Cambria Math"/>
+          </w:rPr>
+          <m:t>=</m:t>
+        </m:r>
+        <m:f>
+          <m:fPr>
+            <m:ctrlPr>
+              <w:rPr>
+                <w:rFonts w:ascii="Cambria Math" w:hAnsi="Cambria Math"/>
+                <w:b/>
+                <w:bCs/>
+              </w:rPr>
+            </m:ctrlPr>
+          </m:fPr>
+          <m:num>
+            <m:r>
+              <m:rPr>
+                <m:sty m:val="bi"/>
+              </m:rPr>
+              <w:rPr>
+                <w:rFonts w:ascii="Cambria Math" w:hAnsi="Cambria Math"/>
+              </w:rPr>
+              <m:t>13157,53</m:t>
+            </m:r>
+            <m:ctrlPr>
+              <w:rPr>
+                <w:rFonts w:ascii="Cambria Math" w:hAnsi="Cambria Math"/>
+                <w:b/>
+                <w:bCs/>
+                <w:i/>
+              </w:rPr>
+            </m:ctrlPr>
+          </m:num>
+          <m:den>
+            <m:r>
+              <m:rPr>
+                <m:sty m:val="bi"/>
+              </m:rPr>
+              <w:rPr>
+                <w:rFonts w:ascii="Cambria Math" w:hAnsi="Cambria Math"/>
+              </w:rPr>
+              <m:t>59</m:t>
+            </m:r>
+            <m:ctrlPr>
+              <w:rPr>
+                <w:rFonts w:ascii="Cambria Math" w:hAnsi="Cambria Math"/>
+                <w:b/>
+                <w:bCs/>
+                <w:i/>
+              </w:rPr>
+            </m:ctrlPr>
+          </m:den>
+        </m:f>
+        <m:r>
+          <m:rPr>
+            <m:sty m:val="b"/>
+          </m:rPr>
+          <w:rPr>
+            <w:rFonts w:ascii="Cambria Math" w:hAnsi="Cambria Math"/>
+          </w:rPr>
+          <m:t>≈</m:t>
+        </m:r>
+        <m:r>
+          <m:rPr>
+            <m:sty m:val="bi"/>
+          </m:rPr>
+          <w:rPr>
+            <w:rFonts w:ascii="Cambria Math" w:hAnsi="Cambria Math"/>
+          </w:rPr>
+          <m:t>222,67</m:t>
+        </m:r>
+      </m:oMath>
+      <w:r>
+        <w:rPr>
+          <w:b/>
+        </w:rPr>
+        <w:t>;</w:t>
+      </w:r>
+    </w:p>
+    <w:p>
+      <w:pPr>
+        <w:pStyle w:val="a4"/>
+        <w:spacing w:before="60" w:after="200"/>
+        <w:ind w:left="720"/>
+        <w:rPr>
+          <w:b/>
+          <w:bCs/>
+        </w:rPr>
+      </w:pPr>
+      <w:r>
+        <w:rPr>
+          <w:b/>
+          <w:bCs/>
+        </w:rPr>
+        <w:t xml:space="preserve">Выборочное стандартное отклонение </w:t>
+      </w:r>
+      <m:oMath>
+        <m:sSub>
+          <m:sSubPr>
+            <m:ctrlPr>
+              <w:rPr>
+                <w:rFonts w:ascii="Cambria Math" w:hAnsi="Cambria Math"/>
+                <w:b/>
+                <w:bCs/>
+                <w:i/>
+              </w:rPr>
+            </m:ctrlPr>
+          </m:sSubPr>
+          <m:e>
+            <m:r>
+              <m:rPr>
+                <m:sty m:val="bi"/>
+              </m:rPr>
+              <w:rPr>
+                <w:rFonts w:ascii="Cambria Math" w:hAnsi="Cambria Math"/>
+              </w:rPr>
+              <m:t>S</m:t>
+            </m:r>
+          </m:e>
+          <m:sub>
+            <m:r>
+              <m:rPr>
+                <m:sty m:val="bi"/>
+              </m:rPr>
+              <w:rPr>
+                <w:rFonts w:ascii="Cambria Math" w:hAnsi="Cambria Math"/>
+              </w:rPr>
+              <m:t>x</m:t>
+            </m:r>
+          </m:sub>
+        </m:sSub>
+        <m:r>
+          <m:rPr>
+            <m:sty m:val="bi"/>
+          </m:rPr>
+          <w:rPr>
+            <w:rFonts w:ascii="Cambria Math" w:hAnsi="Cambria Math"/>
+          </w:rPr>
+          <m:t>=</m:t>
+        </m:r>
+        <m:rad>
+          <m:radPr>
+            <m:degHide m:val="1"/>
+            <m:ctrlPr>
+              <w:rPr>
+                <w:rFonts w:ascii="Cambria Math" w:hAnsi="Cambria Math"/>
+                <w:b/>
+                <w:bCs/>
+              </w:rPr>
+            </m:ctrlPr>
+          </m:radPr>
+          <m:deg>
+            <m:ctrlPr>
+              <w:rPr>
+                <w:rFonts w:ascii="Cambria Math" w:hAnsi="Cambria Math"/>
+                <w:b/>
+                <w:bCs/>
+                <w:i/>
+              </w:rPr>
+            </m:ctrlPr>
+          </m:deg>
+          <m:e>
+            <m:sSubSup>
+              <m:sSubSupPr>
+                <m:ctrlPr>
+                  <w:rPr>
+                    <w:rFonts w:ascii="Cambria Math" w:hAnsi="Cambria Math"/>
+                    <w:b/>
+                    <w:bCs/>
+                    <w:i/>
+                  </w:rPr>
+                </m:ctrlPr>
+              </m:sSubSupPr>
+              <m:e>
+                <m:r>
+                  <m:rPr>
+                    <m:sty m:val="bi"/>
+                  </m:rPr>
+                  <w:rPr>
+                    <w:rFonts w:ascii="Cambria Math" w:hAnsi="Cambria Math"/>
+                  </w:rPr>
+                  <m:t>S</m:t>
+                </m:r>
+              </m:e>
+              <m:sub>
+                <m:r>
+                  <m:rPr>
+                    <m:sty m:val="bi"/>
+                  </m:rPr>
+                  <w:rPr>
+                    <w:rFonts w:ascii="Cambria Math" w:hAnsi="Cambria Math"/>
+                  </w:rPr>
+                  <m:t>x</m:t>
+                </m:r>
+              </m:sub>
+              <m:sup>
+                <m:r>
+                  <m:rPr>
+                    <m:sty m:val="bi"/>
+                  </m:rPr>
+                  <w:rPr>
+                    <w:rFonts w:ascii="Cambria Math" w:hAnsi="Cambria Math"/>
+                  </w:rPr>
+                  <m:t>2</m:t>
+                </m:r>
+              </m:sup>
+            </m:sSubSup>
+          </m:e>
+        </m:rad>
+        <m:r>
+          <m:rPr>
+            <m:sty m:val="bi"/>
+          </m:rPr>
+          <w:rPr>
+            <w:rFonts w:ascii="Cambria Math" w:hAnsi="Cambria Math"/>
+          </w:rPr>
+          <m:t>=</m:t>
+        </m:r>
+        <m:rad>
+          <m:radPr>
+            <m:degHide m:val="1"/>
+            <m:ctrlPr>
+              <w:rPr>
+                <w:rFonts w:ascii="Cambria Math" w:hAnsi="Cambria Math"/>
+                <w:b/>
+                <w:bCs/>
+              </w:rPr>
+            </m:ctrlPr>
+          </m:radPr>
+          <m:deg>
+            <m:ctrlPr>
+              <w:rPr>
+                <w:rFonts w:ascii="Cambria Math" w:hAnsi="Cambria Math"/>
+                <w:b/>
+                <w:bCs/>
+                <w:i/>
+              </w:rPr>
+            </m:ctrlPr>
+          </m:deg>
+          <m:e>
+            <m:r>
+              <m:rPr>
+                <m:sty m:val="bi"/>
+              </m:rPr>
+              <w:rPr>
+                <w:rFonts w:ascii="Cambria Math" w:hAnsi="Cambria Math"/>
+              </w:rPr>
+              <m:t>1,</m:t>
+            </m:r>
+            <m:r>
+              <m:rPr>
+                <m:sty m:val="bi"/>
+              </m:rPr>
+              <w:rPr>
+                <w:rFonts w:ascii="Cambria Math" w:hAnsi="Cambria Math"/>
+              </w:rPr>
+              <m:t>71</m:t>
+            </m:r>
+          </m:e>
+        </m:rad>
+        <m:r>
+          <m:rPr>
+            <m:sty m:val="b"/>
+          </m:rPr>
+          <w:rPr>
+            <w:rFonts w:ascii="Cambria Math" w:hAnsi="Cambria Math"/>
+          </w:rPr>
+          <m:t>≈</m:t>
+        </m:r>
+        <m:r>
+          <m:rPr>
+            <m:sty m:val="bi"/>
+          </m:rPr>
+          <w:rPr>
+            <w:rFonts w:ascii="Cambria Math" w:hAnsi="Cambria Math"/>
+          </w:rPr>
+          <m:t>1,31</m:t>
+        </m:r>
+      </m:oMath>
+      <w:r>
+        <w:rPr>
+          <w:b/>
+        </w:rPr>
+        <w:t>;</w:t>
+      </w:r>
+    </w:p>
+    <w:p>
+      <w:pPr>
+        <w:pStyle w:val="a4"/>
+        <w:spacing w:before="60" w:after="200"/>
+        <w:ind w:left="720"/>
+        <w:rPr>
+          <w:b/>
+          <w:bCs/>
+        </w:rPr>
+      </w:pPr>
+      <w:r>
+        <w:rPr>
+          <w:b/>
+          <w:bCs/>
+        </w:rPr>
+        <w:lastRenderedPageBreak/>
+        <w:t xml:space="preserve">Выборочное стандартное отклонение </w:t>
+      </w:r>
+      <m:oMath>
+        <m:sSub>
+          <m:sSubPr>
+            <m:ctrlPr>
+              <w:rPr>
+                <w:rFonts w:ascii="Cambria Math" w:hAnsi="Cambria Math"/>
+                <w:b/>
+                <w:bCs/>
+                <w:i/>
+              </w:rPr>
+            </m:ctrlPr>
+          </m:sSubPr>
+          <m:e>
+            <m:r>
+              <m:rPr>
+                <m:sty m:val="bi"/>
+              </m:rPr>
+              <w:rPr>
+                <w:rFonts w:ascii="Cambria Math" w:hAnsi="Cambria Math"/>
+              </w:rPr>
+              <m:t>S</m:t>
+            </m:r>
+          </m:e>
+          <m:sub>
+            <m:r>
+              <m:rPr>
+                <m:sty m:val="bi"/>
+              </m:rPr>
+              <w:rPr>
+                <w:rFonts w:ascii="Cambria Math" w:hAnsi="Cambria Math"/>
+              </w:rPr>
+              <m:t>y</m:t>
+            </m:r>
+          </m:sub>
+        </m:sSub>
+        <m:r>
+          <m:rPr>
+            <m:sty m:val="bi"/>
+          </m:rPr>
+          <w:rPr>
+            <w:rFonts w:ascii="Cambria Math" w:hAnsi="Cambria Math"/>
+          </w:rPr>
+          <m:t>=</m:t>
+        </m:r>
+        <m:rad>
+          <m:radPr>
+            <m:degHide m:val="1"/>
+            <m:ctrlPr>
+              <w:rPr>
+                <w:rFonts w:ascii="Cambria Math" w:hAnsi="Cambria Math"/>
+                <w:b/>
+                <w:bCs/>
+              </w:rPr>
+            </m:ctrlPr>
+          </m:radPr>
+          <m:deg>
+            <m:ctrlPr>
+              <w:rPr>
+                <w:rFonts w:ascii="Cambria Math" w:hAnsi="Cambria Math"/>
+                <w:b/>
+                <w:bCs/>
+                <w:i/>
+              </w:rPr>
+            </m:ctrlPr>
+          </m:deg>
+          <m:e>
+            <m:sSubSup>
+              <m:sSubSupPr>
+                <m:ctrlPr>
+                  <w:rPr>
+                    <w:rFonts w:ascii="Cambria Math" w:hAnsi="Cambria Math"/>
+                    <w:b/>
+                    <w:bCs/>
+                    <w:i/>
+                  </w:rPr>
+                </m:ctrlPr>
+              </m:sSubSupPr>
+              <m:e>
+                <m:r>
+                  <m:rPr>
+                    <m:sty m:val="bi"/>
+                  </m:rPr>
+                  <w:rPr>
+                    <w:rFonts w:ascii="Cambria Math" w:hAnsi="Cambria Math"/>
+                  </w:rPr>
+                  <m:t>S</m:t>
+                </m:r>
+              </m:e>
+              <m:sub>
+                <m:r>
+                  <m:rPr>
+                    <m:sty m:val="bi"/>
+                  </m:rPr>
+                  <w:rPr>
+                    <w:rFonts w:ascii="Cambria Math" w:hAnsi="Cambria Math"/>
+                  </w:rPr>
+                  <m:t>y</m:t>
+                </m:r>
+              </m:sub>
+              <m:sup>
+                <m:r>
+                  <m:rPr>
+                    <m:sty m:val="bi"/>
+                  </m:rPr>
+                  <w:rPr>
+                    <w:rFonts w:ascii="Cambria Math" w:hAnsi="Cambria Math"/>
+                  </w:rPr>
+                  <m:t>2</m:t>
+                </m:r>
+              </m:sup>
+            </m:sSubSup>
+          </m:e>
+        </m:rad>
+        <m:r>
+          <m:rPr>
+            <m:sty m:val="bi"/>
+          </m:rPr>
+          <w:rPr>
+            <w:rFonts w:ascii="Cambria Math" w:hAnsi="Cambria Math"/>
+          </w:rPr>
+          <m:t>=</m:t>
+        </m:r>
+        <m:rad>
+          <m:radPr>
+            <m:degHide m:val="1"/>
+            <m:ctrlPr>
+              <w:rPr>
+                <w:rFonts w:ascii="Cambria Math" w:hAnsi="Cambria Math"/>
+                <w:b/>
+                <w:bCs/>
+              </w:rPr>
+            </m:ctrlPr>
+          </m:radPr>
+          <m:deg>
+            <m:ctrlPr>
+              <w:rPr>
+                <w:rFonts w:ascii="Cambria Math" w:hAnsi="Cambria Math"/>
+                <w:b/>
+                <w:bCs/>
+                <w:i/>
+              </w:rPr>
+            </m:ctrlPr>
+          </m:deg>
+          <m:e>
+            <m:r>
+              <m:rPr>
+                <m:sty m:val="bi"/>
+              </m:rPr>
+              <w:rPr>
+                <w:rFonts w:ascii="Cambria Math" w:hAnsi="Cambria Math"/>
+              </w:rPr>
+              <m:t>222,67</m:t>
+            </m:r>
+          </m:e>
+        </m:rad>
+        <m:r>
+          <m:rPr>
+            <m:sty m:val="b"/>
+          </m:rPr>
+          <w:rPr>
+            <w:rFonts w:ascii="Cambria Math" w:hAnsi="Cambria Math"/>
+          </w:rPr>
+          <m:t>≈</m:t>
+        </m:r>
+        <m:r>
+          <m:rPr>
+            <m:sty m:val="bi"/>
+          </m:rPr>
+          <w:rPr>
+            <w:rFonts w:ascii="Cambria Math" w:hAnsi="Cambria Math"/>
+          </w:rPr>
+          <m:t>14,92</m:t>
+        </m:r>
+      </m:oMath>
+      <w:r>
+        <w:rPr>
+          <w:b/>
+        </w:rPr>
+        <w:t>.</w:t>
+      </w:r>
+    </w:p>
+    <w:p/>
     <w:tbl>
       <w:tblPr>
         <w:tblW w:w="9140" w:type="dxa"/>
@@ -9973,7 +13815,7 @@
               <w:left w:val="single" w:sz="4" w:space="0" w:color="999999"/>
               <w:right w:val="single" w:sz="4" w:space="0" w:color="999999"/>
             </w:tcBorders>
-            <w:shd w:val="clear" w:color="auto" w:fill="D0E4F7"/>
+            <w:shd w:val="clear" w:color="auto" w:fill="BDD6EE" w:themeFill="accent5" w:themeFillTint="66"/>
             <w:tcMar>
               <w:top w:w="60" w:type="dxa"/>
               <w:left w:w="80" w:type="dxa"/>
@@ -10014,7 +13856,7 @@
               <w:bottom w:val="single" w:sz="4" w:space="0" w:color="999999"/>
               <w:right w:val="single" w:sz="4" w:space="0" w:color="999999"/>
             </w:tcBorders>
-            <w:shd w:val="clear" w:color="auto" w:fill="D0E4F7"/>
+            <w:shd w:val="clear" w:color="auto" w:fill="BDD6EE" w:themeFill="accent5" w:themeFillTint="66"/>
             <w:tcMar>
               <w:top w:w="60" w:type="dxa"/>
               <w:left w:w="80" w:type="dxa"/>
@@ -10055,7 +13897,7 @@
               <w:bottom w:val="single" w:sz="4" w:space="0" w:color="999999"/>
               <w:right w:val="single" w:sz="4" w:space="0" w:color="999999"/>
             </w:tcBorders>
-            <w:shd w:val="clear" w:color="auto" w:fill="D0E4F7"/>
+            <w:shd w:val="clear" w:color="auto" w:fill="BDD6EE" w:themeFill="accent5" w:themeFillTint="66"/>
             <w:vAlign w:val="center"/>
           </w:tcPr>
           <w:p>
@@ -10098,7 +13940,7 @@
               <w:bottom w:val="single" w:sz="4" w:space="0" w:color="999999"/>
               <w:right w:val="single" w:sz="4" w:space="0" w:color="999999"/>
             </w:tcBorders>
-            <w:shd w:val="clear" w:color="auto" w:fill="D0E4F7"/>
+            <w:shd w:val="clear" w:color="auto" w:fill="BDD6EE" w:themeFill="accent5" w:themeFillTint="66"/>
             <w:tcMar>
               <w:top w:w="60" w:type="dxa"/>
               <w:left w:w="80" w:type="dxa"/>
@@ -10130,7 +13972,7 @@
               <w:bottom w:val="single" w:sz="4" w:space="0" w:color="999999"/>
               <w:right w:val="single" w:sz="4" w:space="0" w:color="999999"/>
             </w:tcBorders>
-            <w:shd w:val="clear" w:color="auto" w:fill="D0E4F7"/>
+            <w:shd w:val="clear" w:color="auto" w:fill="BDD6EE" w:themeFill="accent5" w:themeFillTint="66"/>
             <w:tcMar>
               <w:top w:w="60" w:type="dxa"/>
               <w:left w:w="80" w:type="dxa"/>
@@ -10182,7 +14024,7 @@
               <w:bottom w:val="single" w:sz="4" w:space="0" w:color="999999"/>
               <w:right w:val="single" w:sz="4" w:space="0" w:color="999999"/>
             </w:tcBorders>
-            <w:shd w:val="clear" w:color="auto" w:fill="D0E4F7"/>
+            <w:shd w:val="clear" w:color="auto" w:fill="BDD6EE" w:themeFill="accent5" w:themeFillTint="66"/>
             <w:vAlign w:val="center"/>
           </w:tcPr>
           <w:p>
@@ -10226,7 +14068,7 @@
               <w:bottom w:val="single" w:sz="4" w:space="0" w:color="999999"/>
               <w:right w:val="single" w:sz="4" w:space="0" w:color="999999"/>
             </w:tcBorders>
-            <w:shd w:val="clear" w:color="auto" w:fill="D0E4F7"/>
+            <w:shd w:val="clear" w:color="auto" w:fill="BDD6EE" w:themeFill="accent5" w:themeFillTint="66"/>
             <w:vAlign w:val="center"/>
           </w:tcPr>
           <w:p>
@@ -10272,7 +14114,7 @@
               <w:bottom w:val="single" w:sz="4" w:space="0" w:color="999999"/>
               <w:right w:val="single" w:sz="4" w:space="0" w:color="999999"/>
             </w:tcBorders>
-            <w:shd w:val="clear" w:color="auto" w:fill="D0E4F7"/>
+            <w:shd w:val="clear" w:color="auto" w:fill="BDD6EE" w:themeFill="accent5" w:themeFillTint="66"/>
             <w:tcMar>
               <w:top w:w="60" w:type="dxa"/>
               <w:left w:w="80" w:type="dxa"/>
@@ -10354,25 +14196,7 @@
                 <w:sz w:val="22"/>
                 <w:szCs w:val="22"/>
               </w:rPr>
-              <w:t xml:space="preserve">Ср. </w:t>
-            </w:r>
-            <w:proofErr w:type="spellStart"/>
-            <w:r>
-              <w:rPr>
-                <w:rFonts w:asciiTheme="minorHAnsi" w:hAnsiTheme="minorHAnsi" w:cstheme="minorHAnsi"/>
-                <w:sz w:val="22"/>
-                <w:szCs w:val="22"/>
-              </w:rPr>
-              <w:t>зн</w:t>
-            </w:r>
-            <w:proofErr w:type="spellEnd"/>
-            <w:r>
-              <w:rPr>
-                <w:rFonts w:asciiTheme="minorHAnsi" w:hAnsiTheme="minorHAnsi" w:cstheme="minorHAnsi"/>
-                <w:sz w:val="22"/>
-                <w:szCs w:val="22"/>
-              </w:rPr>
-              <w:t>. (x̄, ȳ)</w:t>
+              <w:t>Ср. зн. (x̄, ȳ)</w:t>
             </w:r>
           </w:p>
         </w:tc>
@@ -10412,16 +14236,7 @@
                 <w:sz w:val="22"/>
                 <w:szCs w:val="22"/>
               </w:rPr>
-              <w:t>7,9</w:t>
-            </w:r>
-            <w:r>
-              <w:rPr>
-                <w:rFonts w:ascii="Calibri" w:hAnsi="Calibri" w:cs="Calibri"/>
-                <w:color w:val="000000"/>
-                <w:sz w:val="22"/>
-                <w:szCs w:val="22"/>
-              </w:rPr>
-              <w:t>2</w:t>
+              <w:t>7,92</w:t>
             </w:r>
           </w:p>
         </w:tc>
@@ -10529,16 +14344,7 @@
                 <w:sz w:val="22"/>
                 <w:szCs w:val="22"/>
               </w:rPr>
-              <w:t>42,6</w:t>
-            </w:r>
-            <w:r>
-              <w:rPr>
-                <w:rFonts w:ascii="Calibri" w:hAnsi="Calibri" w:cs="Calibri"/>
-                <w:color w:val="000000"/>
-                <w:sz w:val="22"/>
-                <w:szCs w:val="22"/>
-              </w:rPr>
-              <w:t>8</w:t>
+              <w:t>42,68</w:t>
             </w:r>
           </w:p>
         </w:tc>
@@ -10770,25 +14576,7 @@
                 <w:sz w:val="22"/>
                 <w:szCs w:val="22"/>
               </w:rPr>
-              <w:t xml:space="preserve">Ср. кв. </w:t>
-            </w:r>
-            <w:proofErr w:type="spellStart"/>
-            <w:r>
-              <w:rPr>
-                <w:rFonts w:asciiTheme="minorHAnsi" w:hAnsiTheme="minorHAnsi" w:cstheme="minorHAnsi"/>
-                <w:sz w:val="22"/>
-                <w:szCs w:val="22"/>
-              </w:rPr>
-              <w:t>откл</w:t>
-            </w:r>
-            <w:proofErr w:type="spellEnd"/>
-            <w:r>
-              <w:rPr>
-                <w:rFonts w:asciiTheme="minorHAnsi" w:hAnsiTheme="minorHAnsi" w:cstheme="minorHAnsi"/>
-                <w:sz w:val="22"/>
-                <w:szCs w:val="22"/>
-              </w:rPr>
-              <w:t>. (S)</w:t>
+              <w:t>Ср. кв. откл. (S)</w:t>
             </w:r>
           </w:p>
         </w:tc>
@@ -10830,6 +14618,15 @@
               </w:rPr>
               <w:t>1,28</w:t>
             </w:r>
+            <w:r>
+              <w:rPr>
+                <w:rFonts w:ascii="Calibri" w:hAnsi="Calibri" w:cs="Calibri"/>
+                <w:color w:val="000000"/>
+                <w:sz w:val="22"/>
+                <w:szCs w:val="22"/>
+              </w:rPr>
+              <w:t>06</w:t>
+            </w:r>
           </w:p>
         </w:tc>
         <w:tc>
@@ -10862,7 +14659,16 @@
                 <w:sz w:val="22"/>
                 <w:szCs w:val="22"/>
               </w:rPr>
-              <w:t>13</w:t>
+              <w:t>1</w:t>
+            </w:r>
+            <w:r>
+              <w:rPr>
+                <w:rFonts w:ascii="Calibri" w:hAnsi="Calibri" w:cs="Calibri"/>
+                <w:color w:val="000000"/>
+                <w:sz w:val="22"/>
+                <w:szCs w:val="22"/>
+              </w:rPr>
+              <w:t>2,9985</w:t>
             </w:r>
           </w:p>
         </w:tc>
@@ -10896,16 +14702,7 @@
                 <w:sz w:val="22"/>
                 <w:szCs w:val="22"/>
               </w:rPr>
-              <w:t>1,3</w:t>
-            </w:r>
-            <w:r>
-              <w:rPr>
-                <w:rFonts w:ascii="Calibri" w:hAnsi="Calibri" w:cs="Calibri"/>
-                <w:color w:val="000000"/>
-                <w:sz w:val="22"/>
-                <w:szCs w:val="22"/>
-              </w:rPr>
-              <w:t>1</w:t>
+              <w:t>1,31</w:t>
             </w:r>
           </w:p>
         </w:tc>
@@ -10958,8 +14755,6 @@
         <w:rPr>
           <w:b/>
           <w:bCs/>
-          <w:sz w:val="26"/>
-          <w:szCs w:val="26"/>
         </w:rPr>
       </w:pPr>
       <w:r>
@@ -10971,14 +14766,6 @@
         </w:rPr>
         <w:br w:type="page"/>
       </w:r>
-    </w:p>
-    <w:p>
-      <w:pPr>
-        <w:rPr>
-          <w:b/>
-          <w:bCs/>
-        </w:rPr>
-      </w:pPr>
       <w:r>
         <w:rPr>
           <w:b/>
@@ -11010,7 +14797,7 @@
     </w:p>
     <w:p>
       <w:pPr>
-        <w:pStyle w:val="ListParagraph"/>
+        <w:pStyle w:val="a4"/>
         <w:numPr>
           <w:ilvl w:val="0"/>
           <w:numId w:val="3"/>
@@ -11036,7 +14823,7 @@
     </w:p>
     <w:p>
       <w:pPr>
-        <w:pStyle w:val="ListParagraph"/>
+        <w:pStyle w:val="a4"/>
         <w:numPr>
           <w:ilvl w:val="0"/>
           <w:numId w:val="3"/>
@@ -11056,7 +14843,7 @@
     </w:p>
     <w:p>
       <w:pPr>
-        <w:pStyle w:val="ListParagraph"/>
+        <w:pStyle w:val="a4"/>
         <w:numPr>
           <w:ilvl w:val="0"/>
           <w:numId w:val="3"/>
@@ -11065,21 +14852,18 @@
         <w:jc w:val="both"/>
       </w:pPr>
       <w:r>
-        <w:t>Были вычислены основные выборочные числовые характеристики.</w:t>
+        <w:t>Были вычислены основные числовые характеристики.</w:t>
       </w:r>
     </w:p>
     <w:p>
       <w:pPr>
         <w:spacing w:after="120"/>
         <w:jc w:val="both"/>
-        <w:rPr>
-          <w:lang w:val="en-US"/>
-        </w:rPr>
       </w:pPr>
     </w:p>
     <w:sectPr>
-      <w:footerReference w:type="even" r:id="rId17"/>
-      <w:footerReference w:type="default" r:id="rId18"/>
+      <w:footerReference w:type="even" r:id="rId14"/>
+      <w:footerReference w:type="default" r:id="rId15"/>
       <w:pgSz w:w="11906" w:h="16838"/>
       <w:pgMar w:top="1440" w:right="1080" w:bottom="1440" w:left="1800" w:header="708" w:footer="708" w:gutter="0"/>
       <w:cols w:space="720"/>
@@ -11112,47 +14896,47 @@
 <w:ftr xmlns:wpc="http://schemas.microsoft.com/office/word/2010/wordprocessingCanvas" xmlns:cx="http://schemas.microsoft.com/office/drawing/2014/chartex" xmlns:cx1="http://schemas.microsoft.com/office/drawing/2015/9/8/chartex" xmlns:cx2="http://schemas.microsoft.com/office/drawing/2015/10/21/chartex" xmlns:cx3="http://schemas.microsoft.com/office/drawing/2016/5/9/chartex" xmlns:cx4="http://schemas.microsoft.com/office/drawing/2016/5/10/chartex" xmlns:cx5="http://schemas.microsoft.com/office/drawing/2016/5/11/chartex" xmlns:cx6="http://schemas.microsoft.com/office/drawing/2016/5/12/chartex" xmlns:cx7="http://schemas.microsoft.com/office/drawing/2016/5/13/chartex" xmlns:cx8="http://schemas.microsoft.com/office/drawing/2016/5/14/chartex" xmlns:mc="http://schemas.openxmlformats.org/markup-compatibility/2006" xmlns:aink="http://schemas.microsoft.com/office/drawing/2016/ink" xmlns:am3d="http://schemas.microsoft.com/office/drawing/2017/model3d" xmlns:o="urn:schemas-microsoft-com:office:office" xmlns:oel="http://schemas.microsoft.com/office/2019/extlst" xmlns:r="http://schemas.openxmlformats.org/officeDocument/2006/relationships" xmlns:m="http://schemas.openxmlformats.org/officeDocument/2006/math" xmlns:v="urn:schemas-microsoft-com:vml" xmlns:wp14="http://schemas.microsoft.com/office/word/2010/wordprocessingDrawing" xmlns:wp="http://schemas.openxmlformats.org/drawingml/2006/wordprocessingDrawing" xmlns:w10="urn:schemas-microsoft-com:office:word" xmlns:w="http://schemas.openxmlformats.org/wordprocessingml/2006/main" xmlns:w14="http://schemas.microsoft.com/office/word/2010/wordml" xmlns:w15="http://schemas.microsoft.com/office/word/2012/wordml" xmlns:w16cex="http://schemas.microsoft.com/office/word/2018/wordml/cex" xmlns:w16cid="http://schemas.microsoft.com/office/word/2016/wordml/cid" xmlns:w16="http://schemas.microsoft.com/office/word/2018/wordml" xmlns:w16du="http://schemas.microsoft.com/office/word/2023/wordml/word16du" xmlns:w16sdtdh="http://schemas.microsoft.com/office/word/2020/wordml/sdtdatahash" xmlns:w16sdtfl="http://schemas.microsoft.com/office/word/2024/wordml/sdtformatlock" xmlns:w16se="http://schemas.microsoft.com/office/word/2015/wordml/symex" xmlns:wpg="http://schemas.microsoft.com/office/word/2010/wordprocessingGroup" xmlns:wpi="http://schemas.microsoft.com/office/word/2010/wordprocessingInk" xmlns:wne="http://schemas.microsoft.com/office/word/2006/wordml" xmlns:wps="http://schemas.microsoft.com/office/word/2010/wordprocessingShape" mc:Ignorable="w14 w15 w16se w16cid w16 w16cex w16sdtdh w16sdtfl w16du wp14">
   <w:p>
     <w:pPr>
-      <w:pStyle w:val="Footer"/>
+      <w:pStyle w:val="ac"/>
       <w:framePr w:wrap="around" w:vAnchor="text" w:hAnchor="margin" w:xAlign="right" w:y="1"/>
       <w:rPr>
-        <w:rStyle w:val="PageNumber"/>
+        <w:rStyle w:val="ae"/>
       </w:rPr>
     </w:pPr>
     <w:r>
       <w:rPr>
-        <w:rStyle w:val="PageNumber"/>
+        <w:rStyle w:val="ae"/>
       </w:rPr>
       <w:fldChar w:fldCharType="begin"/>
     </w:r>
     <w:r>
       <w:rPr>
-        <w:rStyle w:val="PageNumber"/>
+        <w:rStyle w:val="ae"/>
       </w:rPr>
       <w:instrText xml:space="preserve">PAGE  </w:instrText>
     </w:r>
     <w:r>
       <w:rPr>
-        <w:rStyle w:val="PageNumber"/>
+        <w:rStyle w:val="ae"/>
       </w:rPr>
       <w:fldChar w:fldCharType="separate"/>
     </w:r>
     <w:r>
       <w:rPr>
-        <w:rStyle w:val="PageNumber"/>
+        <w:rStyle w:val="ae"/>
         <w:noProof/>
       </w:rPr>
       <w:t>1</w:t>
     </w:r>
     <w:r>
       <w:rPr>
-        <w:rStyle w:val="PageNumber"/>
+        <w:rStyle w:val="ae"/>
       </w:rPr>
       <w:fldChar w:fldCharType="end"/>
     </w:r>
   </w:p>
   <w:p>
     <w:pPr>
-      <w:pStyle w:val="Footer"/>
+      <w:pStyle w:val="ac"/>
       <w:ind w:right="360"/>
     </w:pPr>
   </w:p>
@@ -11163,7 +14947,7 @@
 <w:ftr xmlns:wpc="http://schemas.microsoft.com/office/word/2010/wordprocessingCanvas" xmlns:cx="http://schemas.microsoft.com/office/drawing/2014/chartex" xmlns:cx1="http://schemas.microsoft.com/office/drawing/2015/9/8/chartex" xmlns:cx2="http://schemas.microsoft.com/office/drawing/2015/10/21/chartex" xmlns:cx3="http://schemas.microsoft.com/office/drawing/2016/5/9/chartex" xmlns:cx4="http://schemas.microsoft.com/office/drawing/2016/5/10/chartex" xmlns:cx5="http://schemas.microsoft.com/office/drawing/2016/5/11/chartex" xmlns:cx6="http://schemas.microsoft.com/office/drawing/2016/5/12/chartex" xmlns:cx7="http://schemas.microsoft.com/office/drawing/2016/5/13/chartex" xmlns:cx8="http://schemas.microsoft.com/office/drawing/2016/5/14/chartex" xmlns:mc="http://schemas.openxmlformats.org/markup-compatibility/2006" xmlns:aink="http://schemas.microsoft.com/office/drawing/2016/ink" xmlns:am3d="http://schemas.microsoft.com/office/drawing/2017/model3d" xmlns:o="urn:schemas-microsoft-com:office:office" xmlns:oel="http://schemas.microsoft.com/office/2019/extlst" xmlns:r="http://schemas.openxmlformats.org/officeDocument/2006/relationships" xmlns:m="http://schemas.openxmlformats.org/officeDocument/2006/math" xmlns:v="urn:schemas-microsoft-com:vml" xmlns:wp14="http://schemas.microsoft.com/office/word/2010/wordprocessingDrawing" xmlns:wp="http://schemas.openxmlformats.org/drawingml/2006/wordprocessingDrawing" xmlns:w10="urn:schemas-microsoft-com:office:word" xmlns:w="http://schemas.openxmlformats.org/wordprocessingml/2006/main" xmlns:w14="http://schemas.microsoft.com/office/word/2010/wordml" xmlns:w15="http://schemas.microsoft.com/office/word/2012/wordml" xmlns:w16cex="http://schemas.microsoft.com/office/word/2018/wordml/cex" xmlns:w16cid="http://schemas.microsoft.com/office/word/2016/wordml/cid" xmlns:w16="http://schemas.microsoft.com/office/word/2018/wordml" xmlns:w16du="http://schemas.microsoft.com/office/word/2023/wordml/word16du" xmlns:w16sdtdh="http://schemas.microsoft.com/office/word/2020/wordml/sdtdatahash" xmlns:w16sdtfl="http://schemas.microsoft.com/office/word/2024/wordml/sdtformatlock" xmlns:w16se="http://schemas.microsoft.com/office/word/2015/wordml/symex" xmlns:wpg="http://schemas.microsoft.com/office/word/2010/wordprocessingGroup" xmlns:wpi="http://schemas.microsoft.com/office/word/2010/wordprocessingInk" xmlns:wne="http://schemas.microsoft.com/office/word/2006/wordml" xmlns:wps="http://schemas.microsoft.com/office/word/2010/wordprocessingShape" mc:Ignorable="w14 w15 w16se w16cid w16 w16cex w16sdtdh w16sdtfl w16du wp14">
   <w:p>
     <w:pPr>
-      <w:pStyle w:val="Footer"/>
+      <w:pStyle w:val="ac"/>
       <w:jc w:val="center"/>
     </w:pPr>
     <w:r>
@@ -11192,47 +14976,47 @@
 <w:ftr xmlns:wpc="http://schemas.microsoft.com/office/word/2010/wordprocessingCanvas" xmlns:cx="http://schemas.microsoft.com/office/drawing/2014/chartex" xmlns:cx1="http://schemas.microsoft.com/office/drawing/2015/9/8/chartex" xmlns:cx2="http://schemas.microsoft.com/office/drawing/2015/10/21/chartex" xmlns:cx3="http://schemas.microsoft.com/office/drawing/2016/5/9/chartex" xmlns:cx4="http://schemas.microsoft.com/office/drawing/2016/5/10/chartex" xmlns:cx5="http://schemas.microsoft.com/office/drawing/2016/5/11/chartex" xmlns:cx6="http://schemas.microsoft.com/office/drawing/2016/5/12/chartex" xmlns:cx7="http://schemas.microsoft.com/office/drawing/2016/5/13/chartex" xmlns:cx8="http://schemas.microsoft.com/office/drawing/2016/5/14/chartex" xmlns:mc="http://schemas.openxmlformats.org/markup-compatibility/2006" xmlns:aink="http://schemas.microsoft.com/office/drawing/2016/ink" xmlns:am3d="http://schemas.microsoft.com/office/drawing/2017/model3d" xmlns:o="urn:schemas-microsoft-com:office:office" xmlns:oel="http://schemas.microsoft.com/office/2019/extlst" xmlns:r="http://schemas.openxmlformats.org/officeDocument/2006/relationships" xmlns:m="http://schemas.openxmlformats.org/officeDocument/2006/math" xmlns:v="urn:schemas-microsoft-com:vml" xmlns:wp14="http://schemas.microsoft.com/office/word/2010/wordprocessingDrawing" xmlns:wp="http://schemas.openxmlformats.org/drawingml/2006/wordprocessingDrawing" xmlns:w10="urn:schemas-microsoft-com:office:word" xmlns:w="http://schemas.openxmlformats.org/wordprocessingml/2006/main" xmlns:w14="http://schemas.microsoft.com/office/word/2010/wordml" xmlns:w15="http://schemas.microsoft.com/office/word/2012/wordml" xmlns:w16cex="http://schemas.microsoft.com/office/word/2018/wordml/cex" xmlns:w16cid="http://schemas.microsoft.com/office/word/2016/wordml/cid" xmlns:w16="http://schemas.microsoft.com/office/word/2018/wordml" xmlns:w16du="http://schemas.microsoft.com/office/word/2023/wordml/word16du" xmlns:w16sdtdh="http://schemas.microsoft.com/office/word/2020/wordml/sdtdatahash" xmlns:w16sdtfl="http://schemas.microsoft.com/office/word/2024/wordml/sdtformatlock" xmlns:w16se="http://schemas.microsoft.com/office/word/2015/wordml/symex" xmlns:wpg="http://schemas.microsoft.com/office/word/2010/wordprocessingGroup" xmlns:wpi="http://schemas.microsoft.com/office/word/2010/wordprocessingInk" xmlns:wne="http://schemas.microsoft.com/office/word/2006/wordml" xmlns:wps="http://schemas.microsoft.com/office/word/2010/wordprocessingShape" mc:Ignorable="w14 w15 w16se w16cid w16 w16cex w16sdtdh w16sdtfl w16du wp14">
   <w:p>
     <w:pPr>
-      <w:pStyle w:val="Footer"/>
+      <w:pStyle w:val="ac"/>
       <w:framePr w:wrap="around" w:vAnchor="text" w:hAnchor="margin" w:xAlign="right" w:y="1"/>
       <w:rPr>
-        <w:rStyle w:val="PageNumber"/>
+        <w:rStyle w:val="ae"/>
       </w:rPr>
     </w:pPr>
     <w:r>
       <w:rPr>
-        <w:rStyle w:val="PageNumber"/>
+        <w:rStyle w:val="ae"/>
       </w:rPr>
       <w:fldChar w:fldCharType="begin"/>
     </w:r>
     <w:r>
       <w:rPr>
-        <w:rStyle w:val="PageNumber"/>
+        <w:rStyle w:val="ae"/>
       </w:rPr>
       <w:instrText xml:space="preserve">PAGE  </w:instrText>
     </w:r>
     <w:r>
       <w:rPr>
-        <w:rStyle w:val="PageNumber"/>
+        <w:rStyle w:val="ae"/>
       </w:rPr>
       <w:fldChar w:fldCharType="separate"/>
     </w:r>
     <w:r>
       <w:rPr>
-        <w:rStyle w:val="PageNumber"/>
+        <w:rStyle w:val="ae"/>
         <w:noProof/>
       </w:rPr>
       <w:t>1</w:t>
     </w:r>
     <w:r>
       <w:rPr>
-        <w:rStyle w:val="PageNumber"/>
+        <w:rStyle w:val="ae"/>
       </w:rPr>
       <w:fldChar w:fldCharType="end"/>
     </w:r>
   </w:p>
   <w:p>
     <w:pPr>
-      <w:pStyle w:val="Footer"/>
+      <w:pStyle w:val="ac"/>
       <w:ind w:right="360"/>
     </w:pPr>
   </w:p>
@@ -11243,7 +15027,7 @@
 <w:ftr xmlns:wpc="http://schemas.microsoft.com/office/word/2010/wordprocessingCanvas" xmlns:cx="http://schemas.microsoft.com/office/drawing/2014/chartex" xmlns:cx1="http://schemas.microsoft.com/office/drawing/2015/9/8/chartex" xmlns:cx2="http://schemas.microsoft.com/office/drawing/2015/10/21/chartex" xmlns:cx3="http://schemas.microsoft.com/office/drawing/2016/5/9/chartex" xmlns:cx4="http://schemas.microsoft.com/office/drawing/2016/5/10/chartex" xmlns:cx5="http://schemas.microsoft.com/office/drawing/2016/5/11/chartex" xmlns:cx6="http://schemas.microsoft.com/office/drawing/2016/5/12/chartex" xmlns:cx7="http://schemas.microsoft.com/office/drawing/2016/5/13/chartex" xmlns:cx8="http://schemas.microsoft.com/office/drawing/2016/5/14/chartex" xmlns:mc="http://schemas.openxmlformats.org/markup-compatibility/2006" xmlns:aink="http://schemas.microsoft.com/office/drawing/2016/ink" xmlns:am3d="http://schemas.microsoft.com/office/drawing/2017/model3d" xmlns:o="urn:schemas-microsoft-com:office:office" xmlns:oel="http://schemas.microsoft.com/office/2019/extlst" xmlns:r="http://schemas.openxmlformats.org/officeDocument/2006/relationships" xmlns:m="http://schemas.openxmlformats.org/officeDocument/2006/math" xmlns:v="urn:schemas-microsoft-com:vml" xmlns:wp14="http://schemas.microsoft.com/office/word/2010/wordprocessingDrawing" xmlns:wp="http://schemas.openxmlformats.org/drawingml/2006/wordprocessingDrawing" xmlns:w10="urn:schemas-microsoft-com:office:word" xmlns:w="http://schemas.openxmlformats.org/wordprocessingml/2006/main" xmlns:w14="http://schemas.microsoft.com/office/word/2010/wordml" xmlns:w15="http://schemas.microsoft.com/office/word/2012/wordml" xmlns:w16cex="http://schemas.microsoft.com/office/word/2018/wordml/cex" xmlns:w16cid="http://schemas.microsoft.com/office/word/2016/wordml/cid" xmlns:w16="http://schemas.microsoft.com/office/word/2018/wordml" xmlns:w16du="http://schemas.microsoft.com/office/word/2023/wordml/word16du" xmlns:w16sdtdh="http://schemas.microsoft.com/office/word/2020/wordml/sdtdatahash" xmlns:w16sdtfl="http://schemas.microsoft.com/office/word/2024/wordml/sdtformatlock" xmlns:w16se="http://schemas.microsoft.com/office/word/2015/wordml/symex" xmlns:wpg="http://schemas.microsoft.com/office/word/2010/wordprocessingGroup" xmlns:wpi="http://schemas.microsoft.com/office/word/2010/wordprocessingInk" xmlns:wne="http://schemas.microsoft.com/office/word/2006/wordml" xmlns:wps="http://schemas.microsoft.com/office/word/2010/wordprocessingShape" mc:Ignorable="w14 w15 w16se w16cid w16 w16cex w16sdtdh w16sdtfl w16du wp14">
   <w:p>
     <w:pPr>
-      <w:pStyle w:val="Footer"/>
+      <w:pStyle w:val="ac"/>
       <w:jc w:val="center"/>
     </w:pPr>
     <w:r>
@@ -12374,10 +16158,10 @@
     <w:lsdException w:name="Unresolved Mention" w:semiHidden="1" w:unhideWhenUsed="1"/>
     <w:lsdException w:name="Smart Link" w:semiHidden="1" w:unhideWhenUsed="1"/>
   </w:latentStyles>
-  <w:style w:type="paragraph" w:default="1" w:styleId="Normal">
+  <w:style w:type="paragraph" w:default="1" w:styleId="a">
     <w:name w:val="Normal"/>
     <w:qFormat/>
-    <w:rsid w:val="00D33C42"/>
+    <w:rsid w:val="00B92A5D"/>
     <w:pPr>
       <w:ind w:firstLine="709"/>
       <w:contextualSpacing/>
@@ -12386,7 +16170,7 @@
       <w:sz w:val="28"/>
     </w:rPr>
   </w:style>
-  <w:style w:type="paragraph" w:styleId="Heading1">
+  <w:style w:type="paragraph" w:styleId="1">
     <w:name w:val="heading 1"/>
     <w:uiPriority w:val="9"/>
     <w:qFormat/>
@@ -12399,7 +16183,7 @@
       <w:szCs w:val="32"/>
     </w:rPr>
   </w:style>
-  <w:style w:type="paragraph" w:styleId="Heading2">
+  <w:style w:type="paragraph" w:styleId="2">
     <w:name w:val="heading 2"/>
     <w:uiPriority w:val="9"/>
     <w:semiHidden/>
@@ -12414,7 +16198,7 @@
       <w:szCs w:val="26"/>
     </w:rPr>
   </w:style>
-  <w:style w:type="paragraph" w:styleId="Heading3">
+  <w:style w:type="paragraph" w:styleId="3">
     <w:name w:val="heading 3"/>
     <w:uiPriority w:val="9"/>
     <w:semiHidden/>
@@ -12427,7 +16211,7 @@
       <w:color w:val="1F4D78"/>
     </w:rPr>
   </w:style>
-  <w:style w:type="paragraph" w:styleId="Heading4">
+  <w:style w:type="paragraph" w:styleId="4">
     <w:name w:val="heading 4"/>
     <w:uiPriority w:val="9"/>
     <w:semiHidden/>
@@ -12442,7 +16226,7 @@
       <w:color w:val="2E74B5"/>
     </w:rPr>
   </w:style>
-  <w:style w:type="paragraph" w:styleId="Heading5">
+  <w:style w:type="paragraph" w:styleId="5">
     <w:name w:val="heading 5"/>
     <w:uiPriority w:val="9"/>
     <w:semiHidden/>
@@ -12455,7 +16239,7 @@
       <w:color w:val="2E74B5"/>
     </w:rPr>
   </w:style>
-  <w:style w:type="paragraph" w:styleId="Heading6">
+  <w:style w:type="paragraph" w:styleId="6">
     <w:name w:val="heading 6"/>
     <w:uiPriority w:val="9"/>
     <w:semiHidden/>
@@ -12468,12 +16252,13 @@
       <w:color w:val="1F4D78"/>
     </w:rPr>
   </w:style>
-  <w:style w:type="character" w:default="1" w:styleId="DefaultParagraphFont">
+  <w:style w:type="character" w:default="1" w:styleId="a0">
     <w:name w:val="Default Paragraph Font"/>
     <w:uiPriority w:val="1"/>
+    <w:semiHidden/>
     <w:unhideWhenUsed/>
   </w:style>
-  <w:style w:type="table" w:default="1" w:styleId="TableNormal">
+  <w:style w:type="table" w:default="1" w:styleId="a1">
     <w:name w:val="Normal Table"/>
     <w:uiPriority w:val="99"/>
     <w:semiHidden/>
@@ -12488,13 +16273,13 @@
       </w:tblCellMar>
     </w:tblPr>
   </w:style>
-  <w:style w:type="numbering" w:default="1" w:styleId="NoList">
+  <w:style w:type="numbering" w:default="1" w:styleId="a2">
     <w:name w:val="No List"/>
     <w:uiPriority w:val="99"/>
     <w:semiHidden/>
     <w:unhideWhenUsed/>
   </w:style>
-  <w:style w:type="paragraph" w:styleId="Title">
+  <w:style w:type="paragraph" w:styleId="a3">
     <w:name w:val="Title"/>
     <w:uiPriority w:val="10"/>
     <w:qFormat/>
@@ -12503,7 +16288,7 @@
       <w:szCs w:val="56"/>
     </w:rPr>
   </w:style>
-  <w:style w:type="paragraph" w:customStyle="1" w:styleId="1">
+  <w:style w:type="paragraph" w:customStyle="1" w:styleId="10">
     <w:name w:val="Строгий1"/>
     <w:qFormat/>
     <w:rPr>
@@ -12511,15 +16296,18 @@
       <w:bCs/>
     </w:rPr>
   </w:style>
-  <w:style w:type="paragraph" w:styleId="ListParagraph">
+  <w:style w:type="paragraph" w:styleId="a4">
     <w:name w:val="List Paragraph"/>
     <w:qFormat/>
-    <w:rsid w:val="00B103C4"/>
+    <w:rsid w:val="00A72734"/>
+    <w:pPr>
+      <w:contextualSpacing/>
+    </w:pPr>
     <w:rPr>
       <w:sz w:val="28"/>
     </w:rPr>
   </w:style>
-  <w:style w:type="character" w:styleId="Hyperlink">
+  <w:style w:type="character" w:styleId="a5">
     <w:name w:val="Hyperlink"/>
     <w:uiPriority w:val="99"/>
     <w:unhideWhenUsed/>
@@ -12528,7 +16316,7 @@
       <w:u w:val="single"/>
     </w:rPr>
   </w:style>
-  <w:style w:type="character" w:styleId="FootnoteReference">
+  <w:style w:type="character" w:styleId="a6">
     <w:name w:val="footnote reference"/>
     <w:uiPriority w:val="99"/>
     <w:semiHidden/>
@@ -12537,9 +16325,9 @@
       <w:vertAlign w:val="superscript"/>
     </w:rPr>
   </w:style>
-  <w:style w:type="paragraph" w:styleId="FootnoteText">
+  <w:style w:type="paragraph" w:styleId="a7">
     <w:name w:val="footnote text"/>
-    <w:link w:val="FootnoteTextChar"/>
+    <w:link w:val="a8"/>
     <w:uiPriority w:val="99"/>
     <w:semiHidden/>
     <w:unhideWhenUsed/>
@@ -12548,9 +16336,9 @@
       <w:szCs w:val="20"/>
     </w:rPr>
   </w:style>
-  <w:style w:type="character" w:customStyle="1" w:styleId="FootnoteTextChar">
-    <w:name w:val="Footnote Text Char"/>
-    <w:link w:val="FootnoteText"/>
+  <w:style w:type="character" w:customStyle="1" w:styleId="a8">
+    <w:name w:val="Текст сноски Знак"/>
+    <w:link w:val="a7"/>
     <w:uiPriority w:val="99"/>
     <w:semiHidden/>
     <w:unhideWhenUsed/>
@@ -12559,7 +16347,7 @@
       <w:szCs w:val="20"/>
     </w:rPr>
   </w:style>
-  <w:style w:type="character" w:styleId="EndnoteReference">
+  <w:style w:type="character" w:styleId="a9">
     <w:name w:val="endnote reference"/>
     <w:uiPriority w:val="99"/>
     <w:semiHidden/>
@@ -12568,9 +16356,9 @@
       <w:vertAlign w:val="superscript"/>
     </w:rPr>
   </w:style>
-  <w:style w:type="paragraph" w:styleId="EndnoteText">
+  <w:style w:type="paragraph" w:styleId="aa">
     <w:name w:val="endnote text"/>
-    <w:link w:val="EndnoteTextChar"/>
+    <w:link w:val="ab"/>
     <w:uiPriority w:val="99"/>
     <w:semiHidden/>
     <w:unhideWhenUsed/>
@@ -12579,9 +16367,9 @@
       <w:szCs w:val="20"/>
     </w:rPr>
   </w:style>
-  <w:style w:type="character" w:customStyle="1" w:styleId="EndnoteTextChar">
-    <w:name w:val="Endnote Text Char"/>
-    <w:link w:val="EndnoteText"/>
+  <w:style w:type="character" w:customStyle="1" w:styleId="ab">
+    <w:name w:val="Текст концевой сноски Знак"/>
+    <w:link w:val="aa"/>
     <w:uiPriority w:val="99"/>
     <w:semiHidden/>
     <w:unhideWhenUsed/>
@@ -12590,10 +16378,10 @@
       <w:szCs w:val="20"/>
     </w:rPr>
   </w:style>
-  <w:style w:type="paragraph" w:styleId="Footer">
+  <w:style w:type="paragraph" w:styleId="ac">
     <w:name w:val="footer"/>
-    <w:basedOn w:val="Normal"/>
-    <w:link w:val="FooterChar"/>
+    <w:basedOn w:val="a"/>
+    <w:link w:val="ad"/>
     <w:uiPriority w:val="99"/>
     <w:semiHidden/>
     <w:unhideWhenUsed/>
@@ -12605,22 +16393,22 @@
       </w:tabs>
     </w:pPr>
   </w:style>
-  <w:style w:type="character" w:customStyle="1" w:styleId="FooterChar">
-    <w:name w:val="Footer Char"/>
-    <w:basedOn w:val="DefaultParagraphFont"/>
-    <w:link w:val="Footer"/>
+  <w:style w:type="character" w:customStyle="1" w:styleId="ad">
+    <w:name w:val="Нижний колонтитул Знак"/>
+    <w:basedOn w:val="a0"/>
+    <w:link w:val="ac"/>
     <w:uiPriority w:val="99"/>
     <w:semiHidden/>
     <w:rsid w:val="00B75245"/>
   </w:style>
-  <w:style w:type="character" w:styleId="PageNumber">
+  <w:style w:type="character" w:styleId="ae">
     <w:name w:val="page number"/>
     <w:semiHidden/>
     <w:rsid w:val="00B75245"/>
   </w:style>
-  <w:style w:type="table" w:styleId="TableGrid">
+  <w:style w:type="table" w:styleId="af">
     <w:name w:val="Table Grid"/>
-    <w:basedOn w:val="TableNormal"/>
+    <w:basedOn w:val="a1"/>
     <w:uiPriority w:val="59"/>
     <w:rsid w:val="00B75245"/>
     <w:rPr>
@@ -12639,10 +16427,10 @@
       </w:tblBorders>
     </w:tblPr>
   </w:style>
-  <w:style w:type="paragraph" w:customStyle="1" w:styleId="a">
+  <w:style w:type="paragraph" w:customStyle="1" w:styleId="af0">
     <w:name w:val="Заголовок пупупу"/>
-    <w:basedOn w:val="Normal"/>
-    <w:link w:val="a0"/>
+    <w:basedOn w:val="a"/>
+    <w:link w:val="af1"/>
     <w:qFormat/>
     <w:rsid w:val="00E35A9C"/>
     <w:rPr>
@@ -12650,10 +16438,10 @@
       <w:bCs/>
     </w:rPr>
   </w:style>
-  <w:style w:type="character" w:customStyle="1" w:styleId="a0">
+  <w:style w:type="character" w:customStyle="1" w:styleId="af1">
     <w:name w:val="Заголовок пупупу Знак"/>
-    <w:basedOn w:val="DefaultParagraphFont"/>
-    <w:link w:val="a"/>
+    <w:basedOn w:val="a0"/>
+    <w:link w:val="af0"/>
     <w:rsid w:val="00E35A9C"/>
     <w:rPr>
       <w:b/>
@@ -12661,10 +16449,10 @@
       <w:sz w:val="28"/>
     </w:rPr>
   </w:style>
-  <w:style w:type="paragraph" w:styleId="Caption">
+  <w:style w:type="paragraph" w:styleId="af2">
     <w:name w:val="caption"/>
-    <w:basedOn w:val="Normal"/>
-    <w:next w:val="Normal"/>
+    <w:basedOn w:val="a"/>
+    <w:next w:val="a"/>
     <w:uiPriority w:val="35"/>
     <w:unhideWhenUsed/>
     <w:qFormat/>
@@ -12675,9 +16463,9 @@
       <w:szCs w:val="18"/>
     </w:rPr>
   </w:style>
-  <w:style w:type="paragraph" w:customStyle="1" w:styleId="a1">
+  <w:style w:type="paragraph" w:customStyle="1" w:styleId="af3">
     <w:name w:val="пупупу"/>
-    <w:basedOn w:val="Normal"/>
+    <w:basedOn w:val="a"/>
     <w:link w:val="Char"/>
     <w:qFormat/>
     <w:rsid w:val="009C0AC1"/>
@@ -12691,8 +16479,8 @@
   </w:style>
   <w:style w:type="character" w:customStyle="1" w:styleId="Char">
     <w:name w:val="пупупу Char"/>
-    <w:basedOn w:val="DefaultParagraphFont"/>
-    <w:link w:val="a1"/>
+    <w:basedOn w:val="a0"/>
+    <w:link w:val="af3"/>
     <w:rsid w:val="009C0AC1"/>
     <w:rPr>
       <w:noProof/>
@@ -12705,7 +16493,7 @@
 <file path=word/charts/chart1.xml><?xml version="1.0" encoding="utf-8"?>
 <c:chartSpace xmlns:c="http://schemas.openxmlformats.org/drawingml/2006/chart" xmlns:a="http://schemas.openxmlformats.org/drawingml/2006/main" xmlns:r="http://schemas.openxmlformats.org/officeDocument/2006/relationships" xmlns:c16r2="http://schemas.microsoft.com/office/drawing/2015/06/chart">
   <c:date1904 val="0"/>
-  <c:lang val="en-US"/>
+  <c:lang val="ru-RU"/>
   <c:roundedCorners val="0"/>
   <mc:AlternateContent xmlns:mc="http://schemas.openxmlformats.org/markup-compatibility/2006">
     <mc:Choice xmlns:c14="http://schemas.microsoft.com/office/drawing/2007/8/2/chart" Requires="c14">
@@ -13083,7 +16871,7 @@
 <file path=word/charts/chart2.xml><?xml version="1.0" encoding="utf-8"?>
 <c:chartSpace xmlns:c="http://schemas.openxmlformats.org/drawingml/2006/chart" xmlns:a="http://schemas.openxmlformats.org/drawingml/2006/main" xmlns:r="http://schemas.openxmlformats.org/officeDocument/2006/relationships" xmlns:c16r2="http://schemas.microsoft.com/office/drawing/2015/06/chart">
   <c:date1904 val="0"/>
-  <c:lang val="en-US"/>
+  <c:lang val="ru-RU"/>
   <c:roundedCorners val="0"/>
   <mc:AlternateContent xmlns:mc="http://schemas.openxmlformats.org/markup-compatibility/2006">
     <mc:Choice xmlns:c14="http://schemas.microsoft.com/office/drawing/2007/8/2/chart" Requires="c14">
@@ -13462,7 +17250,7 @@
 <file path=word/charts/chart3.xml><?xml version="1.0" encoding="utf-8"?>
 <c:chartSpace xmlns:c="http://schemas.openxmlformats.org/drawingml/2006/chart" xmlns:a="http://schemas.openxmlformats.org/drawingml/2006/main" xmlns:r="http://schemas.openxmlformats.org/officeDocument/2006/relationships" xmlns:c16r2="http://schemas.microsoft.com/office/drawing/2015/06/chart">
   <c:date1904 val="0"/>
-  <c:lang val="en-US"/>
+  <c:lang val="ru-RU"/>
   <c:roundedCorners val="0"/>
   <mc:AlternateContent xmlns:mc="http://schemas.openxmlformats.org/markup-compatibility/2006">
     <mc:Choice xmlns:c14="http://schemas.microsoft.com/office/drawing/2007/8/2/chart" Requires="c14">
@@ -13867,7 +17655,7 @@
 <file path=word/charts/chart4.xml><?xml version="1.0" encoding="utf-8"?>
 <c:chartSpace xmlns:c="http://schemas.openxmlformats.org/drawingml/2006/chart" xmlns:a="http://schemas.openxmlformats.org/drawingml/2006/main" xmlns:r="http://schemas.openxmlformats.org/officeDocument/2006/relationships" xmlns:c16r2="http://schemas.microsoft.com/office/drawing/2015/06/chart">
   <c:date1904 val="0"/>
-  <c:lang val="en-US"/>
+  <c:lang val="ru-RU"/>
   <c:roundedCorners val="0"/>
   <mc:AlternateContent xmlns:mc="http://schemas.openxmlformats.org/markup-compatibility/2006">
     <mc:Choice xmlns:c14="http://schemas.microsoft.com/office/drawing/2007/8/2/chart" Requires="c14">
